--- a/02-放大电路/02-功率放大电路/OTL功率放大电路/OTL功率放大电路.docx
+++ b/02-放大电路/02-功率放大电路/OTL功率放大电路/OTL功率放大电路.docx
@@ -2548,6 +2548,20 @@
     </w:p>
     <w:bookmarkEnd w:id="26"/>
     <w:bookmarkEnd w:id="27"/>
+    <w:p>
+      <w:pPr>
+        <w:spacing w:before="360"/>
+        <w:jc w:val="center"/>
+      </w:pPr>
+      <w:r>
+        <w:rPr>
+          <w:rFonts w:ascii="Times New Roman" w:hAnsi="Times New Roman"/>
+          <w:color w:val="555555"/>
+          <w:sz w:val="21"/>
+        </w:rPr>
+        <w:t>材料收集者：杜文杰</w:t>
+      </w:r>
+    </w:p>
     <w:sectPr>
       <w:headerReference r:id="rId9" w:type="default"/>
       <w:footerReference r:id="rId10" w:type="default"/>

--- a/02-放大电路/02-功率放大电路/OTL功率放大电路/OTL功率放大电路.docx
+++ b/02-放大电路/02-功率放大电路/OTL功率放大电路/OTL功率放大电路.docx
@@ -1,6 +1,6 @@
 
 <file path=word/document.xml><?xml version="1.0" encoding="utf-8"?>
-<w:document xmlns:w="http://schemas.openxmlformats.org/wordprocessingml/2006/main" xmlns:m="http://schemas.openxmlformats.org/officeDocument/2006/math" xmlns:r="http://schemas.openxmlformats.org/officeDocument/2006/relationships" xmlns:o="urn:schemas-microsoft-com:office:office" xmlns:v="urn:schemas-microsoft-com:vml" xmlns:w10="urn:schemas-microsoft-com:office:word" xmlns:a="http://schemas.openxmlformats.org/drawingml/2006/main" xmlns:pic="http://schemas.openxmlformats.org/drawingml/2006/picture" xmlns:wp="http://schemas.openxmlformats.org/drawingml/2006/wordprocessingDrawing">
+<w:document xmlns:m="http://schemas.openxmlformats.org/officeDocument/2006/math" xmlns:r="http://schemas.openxmlformats.org/officeDocument/2006/relationships" xmlns:w="http://schemas.openxmlformats.org/wordprocessingml/2006/main" xmlns:o="urn:schemas-microsoft-com:office:office" xmlns:v="urn:schemas-microsoft-com:vml" xmlns:w10="urn:schemas-microsoft-com:office:word" xmlns:a="http://schemas.openxmlformats.org/drawingml/2006/main" xmlns:pic="http://schemas.openxmlformats.org/drawingml/2006/picture" xmlns:wp="http://schemas.openxmlformats.org/drawingml/2006/wordprocessingDrawing">
   <w:body>
     <w:bookmarkStart w:id="27" w:name="otl-功率放大电路"/>
     <w:p>
@@ -8,11 +8,14 @@
         <w:pStyle w:val="Heading1"/>
       </w:pPr>
       <w:r>
+        <w:rPr>
+          <w:rFonts w:eastAsia="黑体"/>
+        </w:rPr>
         <w:t xml:space="preserve">OTL </w:t>
       </w:r>
       <w:r>
         <w:rPr>
-          <w:rFonts w:hint="eastAsia"/>
+          <w:rFonts w:hint="eastAsia" w:eastAsia="黑体"/>
         </w:rPr>
         <w:t xml:space="preserve">功率放大电路</w:t>
       </w:r>
@@ -24,7 +27,7 @@
       </w:pPr>
       <w:r>
         <w:rPr>
-          <w:rFonts w:hint="eastAsia"/>
+          <w:rFonts w:hint="eastAsia" w:eastAsia="黑体"/>
         </w:rPr>
         <w:t xml:space="preserve">拓扑描述</w:t>
       </w:r>
@@ -35,16 +38,19 @@
       </w:pPr>
       <w:r>
         <w:rPr>
-          <w:rFonts w:hint="eastAsia"/>
+          <w:rFonts w:hint="eastAsia" w:eastAsia="黑体"/>
         </w:rPr>
         <w:t xml:space="preserve">由</w:t>
       </w:r>
       <w:r>
+        <w:rPr>
+          <w:rFonts w:eastAsia="黑体"/>
+        </w:rPr>
         <w:t xml:space="preserve"> </w:t>
       </w:r>
       <w:r>
         <w:rPr>
-          <w:rFonts w:hint="eastAsia"/>
+          <w:rFonts w:hint="eastAsia" w:eastAsia="黑体"/>
           <w:b/>
           <w:bCs/>
         </w:rPr>
@@ -52,11 +58,14 @@
       </w:r>
       <w:r>
         <w:rPr>
-          <w:rFonts w:hint="eastAsia"/>
+          <w:rFonts w:hint="eastAsia" w:eastAsia="黑体"/>
         </w:rPr>
         <w:t xml:space="preserve">（上管</w:t>
       </w:r>
       <w:r>
+        <w:rPr>
+          <w:rFonts w:eastAsia="黑体"/>
+        </w:rPr>
         <w:t xml:space="preserve"> </w:t>
       </w:r>
       <m:oMath>
@@ -74,24 +83,33 @@
         </m:sSub>
       </m:oMath>
       <w:r>
+        <w:rPr>
+          <w:rFonts w:eastAsia="黑体"/>
+        </w:rPr>
         <w:t xml:space="preserve"> </w:t>
       </w:r>
       <w:r>
         <w:rPr>
-          <w:rFonts w:hint="eastAsia"/>
+          <w:rFonts w:hint="eastAsia" w:eastAsia="黑体"/>
         </w:rPr>
         <w:t xml:space="preserve">为</w:t>
       </w:r>
       <w:r>
+        <w:rPr>
+          <w:rFonts w:eastAsia="黑体"/>
+        </w:rPr>
         <w:t xml:space="preserve"> </w:t>
       </w:r>
       <w:r>
         <w:rPr>
-          <w:rFonts w:hint="eastAsia"/>
+          <w:rFonts w:hint="eastAsia" w:eastAsia="黑体"/>
         </w:rPr>
         <w:t xml:space="preserve">NPN、下管</w:t>
       </w:r>
       <w:r>
+        <w:rPr>
+          <w:rFonts w:eastAsia="黑体"/>
+        </w:rPr>
         <w:t xml:space="preserve"> </w:t>
       </w:r>
       <m:oMath>
@@ -109,26 +127,32 @@
         </m:sSub>
       </m:oMath>
       <w:r>
+        <w:rPr>
+          <w:rFonts w:eastAsia="黑体"/>
+        </w:rPr>
         <w:t xml:space="preserve"> </w:t>
       </w:r>
       <w:r>
         <w:rPr>
-          <w:rFonts w:hint="eastAsia"/>
+          <w:rFonts w:hint="eastAsia" w:eastAsia="黑体"/>
         </w:rPr>
         <w:t xml:space="preserve">为</w:t>
       </w:r>
       <w:r>
+        <w:rPr>
+          <w:rFonts w:eastAsia="黑体"/>
+        </w:rPr>
         <w:t xml:space="preserve"> </w:t>
       </w:r>
       <w:r>
         <w:rPr>
-          <w:rFonts w:hint="eastAsia"/>
+          <w:rFonts w:hint="eastAsia" w:eastAsia="黑体"/>
         </w:rPr>
         <w:t xml:space="preserve">PNP）、</w:t>
       </w:r>
       <w:r>
         <w:rPr>
-          <w:rFonts w:hint="eastAsia"/>
+          <w:rFonts w:hint="eastAsia" w:eastAsia="黑体"/>
           <w:b/>
           <w:bCs/>
         </w:rPr>
@@ -136,6 +160,7 @@
       </w:r>
       <w:r>
         <w:rPr>
+          <w:rFonts w:eastAsia="黑体"/>
           <w:b/>
           <w:bCs/>
         </w:rPr>
@@ -148,25 +173,31 @@
       </m:oMath>
       <w:r>
         <w:rPr>
-          <w:rFonts w:hint="eastAsia"/>
+          <w:rFonts w:hint="eastAsia" w:eastAsia="黑体"/>
         </w:rPr>
         <w:t xml:space="preserve">（数百至数千</w:t>
       </w:r>
       <w:r>
+        <w:rPr>
+          <w:rFonts w:eastAsia="黑体"/>
+        </w:rPr>
         <w:t xml:space="preserve"> </w:t>
       </w:r>
       <w:r>
         <w:rPr>
-          <w:rFonts w:hint="eastAsia"/>
+          <w:rFonts w:hint="eastAsia" w:eastAsia="黑体"/>
         </w:rPr>
         <w:t xml:space="preserve">μF）与</w:t>
       </w:r>
       <w:r>
+        <w:rPr>
+          <w:rFonts w:eastAsia="黑体"/>
+        </w:rPr>
         <w:t xml:space="preserve"> </w:t>
       </w:r>
       <w:r>
         <w:rPr>
-          <w:rFonts w:hint="eastAsia"/>
+          <w:rFonts w:hint="eastAsia" w:eastAsia="黑体"/>
           <w:b/>
           <w:bCs/>
         </w:rPr>
@@ -174,6 +205,7 @@
       </w:r>
       <w:r>
         <w:rPr>
+          <w:rFonts w:eastAsia="黑体"/>
           <w:b/>
           <w:bCs/>
         </w:rPr>
@@ -194,20 +226,26 @@
         </m:sSub>
       </m:oMath>
       <w:r>
+        <w:rPr>
+          <w:rFonts w:eastAsia="黑体"/>
+        </w:rPr>
         <w:t xml:space="preserve"> </w:t>
       </w:r>
       <w:r>
         <w:rPr>
-          <w:rFonts w:hint="eastAsia"/>
+          <w:rFonts w:hint="eastAsia" w:eastAsia="黑体"/>
         </w:rPr>
         <w:t xml:space="preserve">组成，采用</w:t>
       </w:r>
       <w:r>
+        <w:rPr>
+          <w:rFonts w:eastAsia="黑体"/>
+        </w:rPr>
         <w:t xml:space="preserve"> </w:t>
       </w:r>
       <w:r>
         <w:rPr>
-          <w:rFonts w:hint="eastAsia"/>
+          <w:rFonts w:hint="eastAsia" w:eastAsia="黑体"/>
           <w:b/>
           <w:bCs/>
         </w:rPr>
@@ -215,32 +253,39 @@
       </w:r>
       <w:r>
         <w:rPr>
+          <w:rFonts w:eastAsia="黑体"/>
           <w:b/>
           <w:bCs/>
         </w:rPr>
         <w:t xml:space="preserve"> +VCC</w:t>
       </w:r>
       <w:r>
+        <w:rPr>
+          <w:rFonts w:eastAsia="黑体"/>
+        </w:rPr>
         <w:t xml:space="preserve"> </w:t>
       </w:r>
       <w:r>
         <w:rPr>
-          <w:rFonts w:hint="eastAsia"/>
+          <w:rFonts w:hint="eastAsia" w:eastAsia="黑体"/>
         </w:rPr>
         <w:t xml:space="preserve">供电。电路共有</w:t>
       </w:r>
       <w:r>
+        <w:rPr>
+          <w:rFonts w:eastAsia="黑体"/>
+        </w:rPr>
         <w:t xml:space="preserve"> 5 </w:t>
       </w:r>
       <w:r>
         <w:rPr>
-          <w:rFonts w:hint="eastAsia"/>
+          <w:rFonts w:hint="eastAsia" w:eastAsia="黑体"/>
         </w:rPr>
         <w:t xml:space="preserve">个关键节点：</w:t>
       </w:r>
       <w:r>
         <w:rPr>
-          <w:rFonts w:hint="eastAsia"/>
+          <w:rFonts w:hint="eastAsia" w:eastAsia="黑体"/>
           <w:b/>
           <w:bCs/>
         </w:rPr>
@@ -248,6 +293,7 @@
       </w:r>
       <w:r>
         <w:rPr>
+          <w:rFonts w:eastAsia="黑体"/>
           <w:b/>
           <w:bCs/>
         </w:rPr>
@@ -255,7 +301,7 @@
       </w:r>
       <w:r>
         <w:rPr>
-          <w:rFonts w:hint="eastAsia"/>
+          <w:rFonts w:hint="eastAsia" w:eastAsia="黑体"/>
           <w:b/>
           <w:bCs/>
         </w:rPr>
@@ -263,7 +309,7 @@
       </w:r>
       <w:r>
         <w:rPr>
-          <w:rFonts w:hint="eastAsia"/>
+          <w:rFonts w:hint="eastAsia" w:eastAsia="黑体"/>
         </w:rPr>
         <w:t xml:space="preserve">（</w:t>
       </w:r>
@@ -282,15 +328,21 @@
         </m:sSub>
       </m:oMath>
       <w:r>
+        <w:rPr>
+          <w:rFonts w:eastAsia="黑体"/>
+        </w:rPr>
         <w:t xml:space="preserve"> </w:t>
       </w:r>
       <w:r>
         <w:rPr>
-          <w:rFonts w:hint="eastAsia"/>
+          <w:rFonts w:hint="eastAsia" w:eastAsia="黑体"/>
         </w:rPr>
         <w:t xml:space="preserve">的发射极</w:t>
       </w:r>
       <w:r>
+        <w:rPr>
+          <w:rFonts w:eastAsia="黑体"/>
+        </w:rPr>
         <w:t xml:space="preserve"> E、</w:t>
       </w:r>
       <m:oMath>
@@ -308,24 +360,33 @@
         </m:sSub>
       </m:oMath>
       <w:r>
+        <w:rPr>
+          <w:rFonts w:eastAsia="黑体"/>
+        </w:rPr>
         <w:t xml:space="preserve"> </w:t>
       </w:r>
       <w:r>
         <w:rPr>
-          <w:rFonts w:hint="eastAsia"/>
+          <w:rFonts w:hint="eastAsia" w:eastAsia="黑体"/>
         </w:rPr>
         <w:t xml:space="preserve">的发射极</w:t>
       </w:r>
       <w:r>
+        <w:rPr>
+          <w:rFonts w:eastAsia="黑体"/>
+        </w:rPr>
         <w:t xml:space="preserve"> E </w:t>
       </w:r>
       <w:r>
         <w:rPr>
-          <w:rFonts w:hint="eastAsia"/>
+          <w:rFonts w:hint="eastAsia" w:eastAsia="黑体"/>
         </w:rPr>
         <w:t xml:space="preserve">与</w:t>
       </w:r>
       <w:r>
+        <w:rPr>
+          <w:rFonts w:eastAsia="黑体"/>
+        </w:rPr>
         <w:t xml:space="preserve"> </w:t>
       </w:r>
       <m:oMath>
@@ -334,15 +395,21 @@
         </m:r>
       </m:oMath>
       <w:r>
+        <w:rPr>
+          <w:rFonts w:eastAsia="黑体"/>
+        </w:rPr>
         <w:t xml:space="preserve"> </w:t>
       </w:r>
       <w:r>
         <w:rPr>
-          <w:rFonts w:hint="eastAsia"/>
+          <w:rFonts w:hint="eastAsia" w:eastAsia="黑体"/>
         </w:rPr>
         <w:t xml:space="preserve">的一端相连，静态偏置到约</w:t>
       </w:r>
       <w:r>
+        <w:rPr>
+          <w:rFonts w:eastAsia="黑体"/>
+        </w:rPr>
         <w:t xml:space="preserve"> </w:t>
       </w:r>
       <m:oMath>
@@ -373,13 +440,13 @@
       </m:oMath>
       <w:r>
         <w:rPr>
-          <w:rFonts w:hint="eastAsia"/>
+          <w:rFonts w:hint="eastAsia" w:eastAsia="黑体"/>
         </w:rPr>
         <w:t xml:space="preserve">）；</w:t>
       </w:r>
       <w:r>
         <w:rPr>
-          <w:rFonts w:hint="eastAsia"/>
+          <w:rFonts w:hint="eastAsia" w:eastAsia="黑体"/>
           <w:b/>
           <w:bCs/>
         </w:rPr>
@@ -387,6 +454,7 @@
       </w:r>
       <w:r>
         <w:rPr>
+          <w:rFonts w:eastAsia="黑体"/>
           <w:b/>
           <w:bCs/>
         </w:rPr>
@@ -394,7 +462,7 @@
       </w:r>
       <w:r>
         <w:rPr>
-          <w:rFonts w:hint="eastAsia"/>
+          <w:rFonts w:hint="eastAsia" w:eastAsia="黑体"/>
           <w:b/>
           <w:bCs/>
         </w:rPr>
@@ -402,7 +470,7 @@
       </w:r>
       <w:r>
         <w:rPr>
-          <w:rFonts w:hint="eastAsia"/>
+          <w:rFonts w:hint="eastAsia" w:eastAsia="黑体"/>
         </w:rPr>
         <w:t xml:space="preserve">（</w:t>
       </w:r>
@@ -412,15 +480,21 @@
         </m:r>
       </m:oMath>
       <w:r>
+        <w:rPr>
+          <w:rFonts w:eastAsia="黑体"/>
+        </w:rPr>
         <w:t xml:space="preserve"> </w:t>
       </w:r>
       <w:r>
         <w:rPr>
-          <w:rFonts w:hint="eastAsia"/>
+          <w:rFonts w:hint="eastAsia" w:eastAsia="黑体"/>
         </w:rPr>
         <w:t xml:space="preserve">的另一端与</w:t>
       </w:r>
       <w:r>
+        <w:rPr>
+          <w:rFonts w:eastAsia="黑体"/>
+        </w:rPr>
         <w:t xml:space="preserve"> </w:t>
       </w:r>
       <m:oMath>
@@ -438,15 +512,21 @@
         </m:sSub>
       </m:oMath>
       <w:r>
+        <w:rPr>
+          <w:rFonts w:eastAsia="黑体"/>
+        </w:rPr>
         <w:t xml:space="preserve"> </w:t>
       </w:r>
       <w:r>
         <w:rPr>
-          <w:rFonts w:hint="eastAsia"/>
+          <w:rFonts w:hint="eastAsia" w:eastAsia="黑体"/>
         </w:rPr>
         <w:t xml:space="preserve">的上端相连，作为输出</w:t>
       </w:r>
       <w:r>
+        <w:rPr>
+          <w:rFonts w:eastAsia="黑体"/>
+        </w:rPr>
         <w:t xml:space="preserve"> </w:t>
       </w:r>
       <m:oMath>
@@ -471,13 +551,13 @@
       </m:oMath>
       <w:r>
         <w:rPr>
-          <w:rFonts w:hint="eastAsia"/>
+          <w:rFonts w:hint="eastAsia" w:eastAsia="黑体"/>
         </w:rPr>
         <w:t xml:space="preserve">）；</w:t>
       </w:r>
       <w:r>
         <w:rPr>
-          <w:rFonts w:hint="eastAsia"/>
+          <w:rFonts w:hint="eastAsia" w:eastAsia="黑体"/>
           <w:b/>
           <w:bCs/>
         </w:rPr>
@@ -485,6 +565,7 @@
       </w:r>
       <w:r>
         <w:rPr>
+          <w:rFonts w:eastAsia="黑体"/>
           <w:b/>
           <w:bCs/>
         </w:rPr>
@@ -492,7 +573,7 @@
       </w:r>
       <w:r>
         <w:rPr>
-          <w:rFonts w:hint="eastAsia"/>
+          <w:rFonts w:hint="eastAsia" w:eastAsia="黑体"/>
           <w:b/>
           <w:bCs/>
         </w:rPr>
@@ -500,7 +581,7 @@
       </w:r>
       <w:r>
         <w:rPr>
-          <w:rFonts w:hint="eastAsia"/>
+          <w:rFonts w:hint="eastAsia" w:eastAsia="黑体"/>
         </w:rPr>
         <w:t xml:space="preserve">（</w:t>
       </w:r>
@@ -519,15 +600,21 @@
         </m:sSub>
       </m:oMath>
       <w:r>
+        <w:rPr>
+          <w:rFonts w:eastAsia="黑体"/>
+        </w:rPr>
         <w:t xml:space="preserve"> </w:t>
       </w:r>
       <w:r>
         <w:rPr>
-          <w:rFonts w:hint="eastAsia"/>
+          <w:rFonts w:hint="eastAsia" w:eastAsia="黑体"/>
         </w:rPr>
         <w:t xml:space="preserve">的下端与</w:t>
       </w:r>
       <w:r>
+        <w:rPr>
+          <w:rFonts w:eastAsia="黑体"/>
+        </w:rPr>
         <w:t xml:space="preserve"> </w:t>
       </w:r>
       <m:oMath>
@@ -545,35 +632,44 @@
         </m:sSub>
       </m:oMath>
       <w:r>
+        <w:rPr>
+          <w:rFonts w:eastAsia="黑体"/>
+        </w:rPr>
         <w:t xml:space="preserve"> </w:t>
       </w:r>
       <w:r>
         <w:rPr>
-          <w:rFonts w:hint="eastAsia"/>
+          <w:rFonts w:hint="eastAsia" w:eastAsia="黑体"/>
         </w:rPr>
         <w:t xml:space="preserve">的集电极</w:t>
       </w:r>
       <w:r>
+        <w:rPr>
+          <w:rFonts w:eastAsia="黑体"/>
+        </w:rPr>
         <w:t xml:space="preserve"> C </w:t>
       </w:r>
       <w:r>
         <w:rPr>
-          <w:rFonts w:hint="eastAsia"/>
+          <w:rFonts w:hint="eastAsia" w:eastAsia="黑体"/>
         </w:rPr>
         <w:t xml:space="preserve">均接</w:t>
       </w:r>
       <w:r>
+        <w:rPr>
+          <w:rFonts w:eastAsia="黑体"/>
+        </w:rPr>
         <w:t xml:space="preserve"> </w:t>
       </w:r>
       <w:r>
         <w:rPr>
-          <w:rFonts w:hint="eastAsia"/>
+          <w:rFonts w:hint="eastAsia" w:eastAsia="黑体"/>
         </w:rPr>
         <w:t xml:space="preserve">GND）；</w:t>
       </w:r>
       <w:r>
         <w:rPr>
-          <w:rFonts w:hint="eastAsia"/>
+          <w:rFonts w:hint="eastAsia" w:eastAsia="黑体"/>
           <w:b/>
           <w:bCs/>
         </w:rPr>
@@ -581,6 +677,7 @@
       </w:r>
       <w:r>
         <w:rPr>
+          <w:rFonts w:eastAsia="黑体"/>
           <w:b/>
           <w:bCs/>
         </w:rPr>
@@ -588,7 +685,7 @@
       </w:r>
       <w:r>
         <w:rPr>
-          <w:rFonts w:hint="eastAsia"/>
+          <w:rFonts w:hint="eastAsia" w:eastAsia="黑体"/>
           <w:b/>
           <w:bCs/>
         </w:rPr>
@@ -596,7 +693,7 @@
       </w:r>
       <w:r>
         <w:rPr>
-          <w:rFonts w:hint="eastAsia"/>
+          <w:rFonts w:hint="eastAsia" w:eastAsia="黑体"/>
         </w:rPr>
         <w:t xml:space="preserve">（</w:t>
       </w:r>
@@ -615,35 +712,44 @@
         </m:sSub>
       </m:oMath>
       <w:r>
+        <w:rPr>
+          <w:rFonts w:eastAsia="黑体"/>
+        </w:rPr>
         <w:t xml:space="preserve"> </w:t>
       </w:r>
       <w:r>
         <w:rPr>
-          <w:rFonts w:hint="eastAsia"/>
+          <w:rFonts w:hint="eastAsia" w:eastAsia="黑体"/>
         </w:rPr>
         <w:t xml:space="preserve">的集电极</w:t>
       </w:r>
       <w:r>
+        <w:rPr>
+          <w:rFonts w:eastAsia="黑体"/>
+        </w:rPr>
         <w:t xml:space="preserve"> C </w:t>
       </w:r>
       <w:r>
         <w:rPr>
-          <w:rFonts w:hint="eastAsia"/>
+          <w:rFonts w:hint="eastAsia" w:eastAsia="黑体"/>
         </w:rPr>
         <w:t xml:space="preserve">接</w:t>
       </w:r>
       <w:r>
+        <w:rPr>
+          <w:rFonts w:eastAsia="黑体"/>
+        </w:rPr>
         <w:t xml:space="preserve"> </w:t>
       </w:r>
       <w:r>
         <w:rPr>
-          <w:rFonts w:hint="eastAsia"/>
+          <w:rFonts w:hint="eastAsia" w:eastAsia="黑体"/>
         </w:rPr>
         <w:t xml:space="preserve">+VCC）；</w:t>
       </w:r>
       <w:r>
         <w:rPr>
-          <w:rFonts w:hint="eastAsia"/>
+          <w:rFonts w:hint="eastAsia" w:eastAsia="黑体"/>
           <w:b/>
           <w:bCs/>
         </w:rPr>
@@ -651,6 +757,7 @@
       </w:r>
       <w:r>
         <w:rPr>
+          <w:rFonts w:eastAsia="黑体"/>
           <w:b/>
           <w:bCs/>
         </w:rPr>
@@ -658,7 +765,7 @@
       </w:r>
       <w:r>
         <w:rPr>
-          <w:rFonts w:hint="eastAsia"/>
+          <w:rFonts w:hint="eastAsia" w:eastAsia="黑体"/>
           <w:b/>
           <w:bCs/>
         </w:rPr>
@@ -666,7 +773,7 @@
       </w:r>
       <w:r>
         <w:rPr>
-          <w:rFonts w:hint="eastAsia"/>
+          <w:rFonts w:hint="eastAsia" w:eastAsia="黑体"/>
         </w:rPr>
         <w:t xml:space="preserve">（</w:t>
       </w:r>
@@ -685,15 +792,21 @@
         </m:sSub>
       </m:oMath>
       <w:r>
+        <w:rPr>
+          <w:rFonts w:eastAsia="黑体"/>
+        </w:rPr>
         <w:t xml:space="preserve"> </w:t>
       </w:r>
       <w:r>
         <w:rPr>
-          <w:rFonts w:hint="eastAsia"/>
+          <w:rFonts w:hint="eastAsia" w:eastAsia="黑体"/>
         </w:rPr>
         <w:t xml:space="preserve">与</w:t>
       </w:r>
       <w:r>
+        <w:rPr>
+          <w:rFonts w:eastAsia="黑体"/>
+        </w:rPr>
         <w:t xml:space="preserve"> </w:t>
       </w:r>
       <m:oMath>
@@ -711,24 +824,33 @@
         </m:sSub>
       </m:oMath>
       <w:r>
+        <w:rPr>
+          <w:rFonts w:eastAsia="黑体"/>
+        </w:rPr>
         <w:t xml:space="preserve"> </w:t>
       </w:r>
       <w:r>
         <w:rPr>
-          <w:rFonts w:hint="eastAsia"/>
+          <w:rFonts w:hint="eastAsia" w:eastAsia="黑体"/>
         </w:rPr>
         <w:t xml:space="preserve">的基极</w:t>
       </w:r>
       <w:r>
+        <w:rPr>
+          <w:rFonts w:eastAsia="黑体"/>
+        </w:rPr>
         <w:t xml:space="preserve"> B </w:t>
       </w:r>
       <w:r>
         <w:rPr>
-          <w:rFonts w:hint="eastAsia"/>
+          <w:rFonts w:hint="eastAsia" w:eastAsia="黑体"/>
         </w:rPr>
         <w:t xml:space="preserve">相连并接输入信号</w:t>
       </w:r>
       <w:r>
+        <w:rPr>
+          <w:rFonts w:eastAsia="黑体"/>
+        </w:rPr>
         <w:t xml:space="preserve"> </w:t>
       </w:r>
       <m:oMath>
@@ -750,7 +872,7 @@
       </m:oMath>
       <w:r>
         <w:rPr>
-          <w:rFonts w:hint="eastAsia"/>
+          <w:rFonts w:hint="eastAsia" w:eastAsia="黑体"/>
         </w:rPr>
         <w:t xml:space="preserve">）。</w:t>
       </w:r>
@@ -759,7 +881,7 @@
       <w:pPr/>
       <w:r>
         <w:rPr>
-          <w:rFonts w:hint="eastAsia"/>
+          <w:rFonts w:hint="eastAsia" w:eastAsia="黑体"/>
         </w:rPr>
         <w:t xml:space="preserve">各元件管脚连接：</w:t>
       </w:r>
@@ -779,45 +901,57 @@
       </m:oMath>
       <w:r>
         <w:rPr>
-          <w:rFonts w:hint="eastAsia"/>
+          <w:rFonts w:hint="eastAsia" w:eastAsia="黑体"/>
           <w:b/>
           <w:bCs/>
         </w:rPr>
         <w:t xml:space="preserve">（NPN）</w:t>
       </w:r>
       <w:r>
+        <w:rPr>
+          <w:rFonts w:eastAsia="黑体"/>
+        </w:rPr>
         <w:t xml:space="preserve"> </w:t>
       </w:r>
       <w:r>
         <w:rPr>
-          <w:rFonts w:hint="eastAsia"/>
+          <w:rFonts w:hint="eastAsia" w:eastAsia="黑体"/>
         </w:rPr>
         <w:t xml:space="preserve">的</w:t>
       </w:r>
       <w:r>
+        <w:rPr>
+          <w:rFonts w:eastAsia="黑体"/>
+        </w:rPr>
         <w:t xml:space="preserve"> B </w:t>
       </w:r>
       <w:r>
         <w:rPr>
-          <w:rFonts w:hint="eastAsia"/>
+          <w:rFonts w:hint="eastAsia" w:eastAsia="黑体"/>
         </w:rPr>
         <w:t xml:space="preserve">接输入驱动节点、C</w:t>
       </w:r>
       <w:r>
+        <w:rPr>
+          <w:rFonts w:eastAsia="黑体"/>
+        </w:rPr>
         <w:t xml:space="preserve"> </w:t>
       </w:r>
       <w:r>
         <w:rPr>
-          <w:rFonts w:hint="eastAsia"/>
+          <w:rFonts w:hint="eastAsia" w:eastAsia="黑体"/>
         </w:rPr>
         <w:t xml:space="preserve">接正电源节点、E</w:t>
       </w:r>
       <w:r>
+        <w:rPr>
+          <w:rFonts w:eastAsia="黑体"/>
+        </w:rPr>
         <w:t xml:space="preserve"> </w:t>
       </w:r>
       <w:r>
         <w:rPr>
-          <w:rFonts w:hint="eastAsia"/>
+          <w:rFonts w:hint="eastAsia" w:eastAsia="黑体"/>
         </w:rPr>
         <w:t xml:space="preserve">接输出中点；</w:t>
       </w:r>
@@ -837,45 +971,57 @@
       </m:oMath>
       <w:r>
         <w:rPr>
-          <w:rFonts w:hint="eastAsia"/>
+          <w:rFonts w:hint="eastAsia" w:eastAsia="黑体"/>
           <w:b/>
           <w:bCs/>
         </w:rPr>
         <w:t xml:space="preserve">（PNP）</w:t>
       </w:r>
       <w:r>
+        <w:rPr>
+          <w:rFonts w:eastAsia="黑体"/>
+        </w:rPr>
         <w:t xml:space="preserve"> </w:t>
       </w:r>
       <w:r>
         <w:rPr>
-          <w:rFonts w:hint="eastAsia"/>
+          <w:rFonts w:hint="eastAsia" w:eastAsia="黑体"/>
         </w:rPr>
         <w:t xml:space="preserve">的</w:t>
       </w:r>
       <w:r>
+        <w:rPr>
+          <w:rFonts w:eastAsia="黑体"/>
+        </w:rPr>
         <w:t xml:space="preserve"> B </w:t>
       </w:r>
       <w:r>
         <w:rPr>
-          <w:rFonts w:hint="eastAsia"/>
+          <w:rFonts w:hint="eastAsia" w:eastAsia="黑体"/>
         </w:rPr>
         <w:t xml:space="preserve">接输入驱动节点、C</w:t>
       </w:r>
       <w:r>
+        <w:rPr>
+          <w:rFonts w:eastAsia="黑体"/>
+        </w:rPr>
         <w:t xml:space="preserve"> </w:t>
       </w:r>
       <w:r>
         <w:rPr>
-          <w:rFonts w:hint="eastAsia"/>
+          <w:rFonts w:hint="eastAsia" w:eastAsia="黑体"/>
         </w:rPr>
         <w:t xml:space="preserve">接地节点、E</w:t>
       </w:r>
       <w:r>
+        <w:rPr>
+          <w:rFonts w:eastAsia="黑体"/>
+        </w:rPr>
         <w:t xml:space="preserve"> </w:t>
       </w:r>
       <w:r>
         <w:rPr>
-          <w:rFonts w:hint="eastAsia"/>
+          <w:rFonts w:hint="eastAsia" w:eastAsia="黑体"/>
         </w:rPr>
         <w:t xml:space="preserve">接输出中点；</w:t>
       </w:r>
@@ -885,11 +1031,14 @@
         </m:r>
       </m:oMath>
       <w:r>
+        <w:rPr>
+          <w:rFonts w:eastAsia="黑体"/>
+        </w:rPr>
         <w:t xml:space="preserve"> </w:t>
       </w:r>
       <w:r>
         <w:rPr>
-          <w:rFonts w:hint="eastAsia"/>
+          <w:rFonts w:hint="eastAsia" w:eastAsia="黑体"/>
         </w:rPr>
         <w:t xml:space="preserve">一端（电解电容正端）接输出中点、另一端接输出节点；</w:t>
       </w:r>
@@ -908,11 +1057,14 @@
         </m:sSub>
       </m:oMath>
       <w:r>
+        <w:rPr>
+          <w:rFonts w:eastAsia="黑体"/>
+        </w:rPr>
         <w:t xml:space="preserve"> </w:t>
       </w:r>
       <w:r>
         <w:rPr>
-          <w:rFonts w:hint="eastAsia"/>
+          <w:rFonts w:hint="eastAsia" w:eastAsia="黑体"/>
         </w:rPr>
         <w:t xml:space="preserve">一端接输出节点、另一端接地节点。</w:t>
       </w:r>
@@ -921,11 +1073,14 @@
       <w:pPr/>
       <w:r>
         <w:rPr>
-          <w:rFonts w:hint="eastAsia"/>
+          <w:rFonts w:hint="eastAsia" w:eastAsia="黑体"/>
         </w:rPr>
         <w:t xml:space="preserve">由此构成”单电源供电、输出中点经大电容</w:t>
       </w:r>
       <w:r>
+        <w:rPr>
+          <w:rFonts w:eastAsia="黑体"/>
+        </w:rPr>
         <w:t xml:space="preserve"> </w:t>
       </w:r>
       <m:oMath>
@@ -934,15 +1089,21 @@
         </m:r>
       </m:oMath>
       <w:r>
+        <w:rPr>
+          <w:rFonts w:eastAsia="黑体"/>
+        </w:rPr>
         <w:t xml:space="preserve"> </w:t>
       </w:r>
       <w:r>
         <w:rPr>
-          <w:rFonts w:hint="eastAsia"/>
+          <w:rFonts w:hint="eastAsia" w:eastAsia="黑体"/>
         </w:rPr>
         <w:t xml:space="preserve">耦合到负载、两管发射极并接输出中点”的互补对称推挽功放组态，省去输出变压器，正半周由</w:t>
       </w:r>
       <w:r>
+        <w:rPr>
+          <w:rFonts w:eastAsia="黑体"/>
+        </w:rPr>
         <w:t xml:space="preserve"> </w:t>
       </w:r>
       <m:oMath>
@@ -960,15 +1121,21 @@
         </m:sSub>
       </m:oMath>
       <w:r>
+        <w:rPr>
+          <w:rFonts w:eastAsia="黑体"/>
+        </w:rPr>
         <w:t xml:space="preserve"> </w:t>
       </w:r>
       <w:r>
         <w:rPr>
-          <w:rFonts w:hint="eastAsia"/>
+          <w:rFonts w:hint="eastAsia" w:eastAsia="黑体"/>
         </w:rPr>
         <w:t xml:space="preserve">导通、负半周由电容</w:t>
       </w:r>
       <w:r>
+        <w:rPr>
+          <w:rFonts w:eastAsia="黑体"/>
+        </w:rPr>
         <w:t xml:space="preserve"> </w:t>
       </w:r>
       <m:oMath>
@@ -977,15 +1144,21 @@
         </m:r>
       </m:oMath>
       <w:r>
+        <w:rPr>
+          <w:rFonts w:eastAsia="黑体"/>
+        </w:rPr>
         <w:t xml:space="preserve"> </w:t>
       </w:r>
       <w:r>
         <w:rPr>
-          <w:rFonts w:hint="eastAsia"/>
+          <w:rFonts w:hint="eastAsia" w:eastAsia="黑体"/>
         </w:rPr>
         <w:t xml:space="preserve">放电并经</w:t>
       </w:r>
       <w:r>
+        <w:rPr>
+          <w:rFonts w:eastAsia="黑体"/>
+        </w:rPr>
         <w:t xml:space="preserve"> </w:t>
       </w:r>
       <m:oMath>
@@ -1003,11 +1176,14 @@
         </m:sSub>
       </m:oMath>
       <w:r>
+        <w:rPr>
+          <w:rFonts w:eastAsia="黑体"/>
+        </w:rPr>
         <w:t xml:space="preserve"> </w:t>
       </w:r>
       <w:r>
         <w:rPr>
-          <w:rFonts w:hint="eastAsia"/>
+          <w:rFonts w:hint="eastAsia" w:eastAsia="黑体"/>
         </w:rPr>
         <w:t xml:space="preserve">反向供电，使负载获得完整交流信号。</w:t>
       </w:r>
@@ -1020,7 +1196,7 @@
       </w:pPr>
       <w:r>
         <w:rPr>
-          <w:rFonts w:hint="eastAsia"/>
+          <w:rFonts w:hint="eastAsia" w:eastAsia="黑体"/>
         </w:rPr>
         <w:t xml:space="preserve">工作原理</w:t>
       </w:r>
@@ -1031,11 +1207,14 @@
       </w:pPr>
       <w:r>
         <w:rPr>
-          <w:rFonts w:hint="eastAsia"/>
+          <w:rFonts w:hint="eastAsia" w:eastAsia="黑体"/>
         </w:rPr>
         <w:t xml:space="preserve">静态时输出电容被充电至</w:t>
       </w:r>
       <w:r>
+        <w:rPr>
+          <w:rFonts w:eastAsia="黑体"/>
+        </w:rPr>
         <w:t xml:space="preserve"> </w:t>
       </w:r>
       <m:oMath>
@@ -1066,61 +1245,79 @@
       </m:oMath>
       <w:r>
         <w:rPr>
-          <w:rFonts w:hint="eastAsia"/>
+          <w:rFonts w:hint="eastAsia" w:eastAsia="黑体"/>
         </w:rPr>
         <w:t xml:space="preserve">。正半周时</w:t>
       </w:r>
       <w:r>
+        <w:rPr>
+          <w:rFonts w:eastAsia="黑体"/>
+        </w:rPr>
         <w:t xml:space="preserve"> NPN </w:t>
       </w:r>
       <w:r>
         <w:rPr>
-          <w:rFonts w:hint="eastAsia"/>
+          <w:rFonts w:hint="eastAsia" w:eastAsia="黑体"/>
         </w:rPr>
         <w:t xml:space="preserve">管导通，电流从</w:t>
       </w:r>
       <w:r>
+        <w:rPr>
+          <w:rFonts w:eastAsia="黑体"/>
+        </w:rPr>
         <w:t xml:space="preserve"> +VCC </w:t>
       </w:r>
       <w:r>
         <w:rPr>
-          <w:rFonts w:hint="eastAsia"/>
+          <w:rFonts w:hint="eastAsia" w:eastAsia="黑体"/>
         </w:rPr>
         <w:t xml:space="preserve">经</w:t>
       </w:r>
       <w:r>
+        <w:rPr>
+          <w:rFonts w:eastAsia="黑体"/>
+        </w:rPr>
         <w:t xml:space="preserve"> NPN </w:t>
       </w:r>
       <w:r>
         <w:rPr>
-          <w:rFonts w:hint="eastAsia"/>
+          <w:rFonts w:hint="eastAsia" w:eastAsia="黑体"/>
         </w:rPr>
         <w:t xml:space="preserve">管对负载供电并为电容充电；负半周时</w:t>
       </w:r>
       <w:r>
+        <w:rPr>
+          <w:rFonts w:eastAsia="黑体"/>
+        </w:rPr>
         <w:t xml:space="preserve"> NPN </w:t>
       </w:r>
       <w:r>
         <w:rPr>
-          <w:rFonts w:hint="eastAsia"/>
+          <w:rFonts w:hint="eastAsia" w:eastAsia="黑体"/>
         </w:rPr>
         <w:t xml:space="preserve">管截止、PNP</w:t>
       </w:r>
       <w:r>
+        <w:rPr>
+          <w:rFonts w:eastAsia="黑体"/>
+        </w:rPr>
         <w:t xml:space="preserve"> </w:t>
       </w:r>
       <w:r>
         <w:rPr>
-          <w:rFonts w:hint="eastAsia"/>
+          <w:rFonts w:hint="eastAsia" w:eastAsia="黑体"/>
         </w:rPr>
         <w:t xml:space="preserve">管导通，此时电容作为电源放电，电流经</w:t>
       </w:r>
       <w:r>
+        <w:rPr>
+          <w:rFonts w:eastAsia="黑体"/>
+        </w:rPr>
         <w:t xml:space="preserve"> PNP </w:t>
       </w:r>
       <w:r>
         <w:rPr>
-          <w:rFonts w:hint="eastAsia"/>
+          <w:rFonts w:hint="eastAsia" w:eastAsia="黑体"/>
         </w:rPr>
         <w:t xml:space="preserve">管反向流过负载。电容在半个周期内储能、另半周期释放，使负载得到完整交流信号。</w:t>
       </w:r>
@@ -1133,7 +1330,7 @@
       </w:pPr>
       <w:r>
         <w:rPr>
-          <w:rFonts w:hint="eastAsia"/>
+          <w:rFonts w:hint="eastAsia" w:eastAsia="黑体"/>
         </w:rPr>
         <w:t xml:space="preserve">关键计算公式</w:t>
       </w:r>
@@ -1147,7 +1344,7 @@
       </w:pPr>
       <w:r>
         <w:rPr>
-          <w:rFonts w:hint="eastAsia"/>
+          <w:rFonts w:hint="eastAsia" w:eastAsia="黑体"/>
         </w:rPr>
         <w:t xml:space="preserve">最大不失真输出功率：</w:t>
       </w:r>
@@ -1242,7 +1439,7 @@
       </w:pPr>
       <w:r>
         <w:rPr>
-          <w:rFonts w:hint="eastAsia"/>
+          <w:rFonts w:hint="eastAsia" w:eastAsia="黑体"/>
         </w:rPr>
         <w:t xml:space="preserve">等效交流工作电压（有效值）：</w:t>
       </w:r>
@@ -1344,7 +1541,7 @@
       </w:pPr>
       <w:r>
         <w:rPr>
-          <w:rFonts w:hint="eastAsia"/>
+          <w:rFonts w:hint="eastAsia" w:eastAsia="黑体"/>
         </w:rPr>
         <w:t xml:space="preserve">输出峰值电流：</w:t>
       </w:r>
@@ -1434,7 +1631,7 @@
       </w:pPr>
       <w:r>
         <w:rPr>
-          <w:rFonts w:hint="eastAsia"/>
+          <w:rFonts w:hint="eastAsia" w:eastAsia="黑体"/>
         </w:rPr>
         <w:t xml:space="preserve">输出耦合电容（下限频率近似）：</w:t>
       </w:r>
@@ -1534,7 +1731,7 @@
             </w:pPr>
             <w:r>
               <w:rPr>
-                <w:rFonts w:hint="eastAsia"/>
+                <w:rFonts w:hint="eastAsia" w:eastAsia="黑体"/>
               </w:rPr>
               <w:t xml:space="preserve">符号</w:t>
             </w:r>
@@ -1548,7 +1745,7 @@
             </w:pPr>
             <w:r>
               <w:rPr>
-                <w:rFonts w:hint="eastAsia"/>
+                <w:rFonts w:hint="eastAsia" w:eastAsia="黑体"/>
               </w:rPr>
               <w:t xml:space="preserve">含义</w:t>
             </w:r>
@@ -1562,7 +1759,7 @@
             </w:pPr>
             <w:r>
               <w:rPr>
-                <w:rFonts w:hint="eastAsia"/>
+                <w:rFonts w:hint="eastAsia" w:eastAsia="黑体"/>
               </w:rPr>
               <w:t xml:space="preserve">单位</w:t>
             </w:r>
@@ -1594,6 +1791,9 @@
               </m:sSub>
             </m:oMath>
             <w:r>
+              <w:rPr>
+                <w:rFonts w:eastAsia="黑体"/>
+              </w:rPr>
               <w:t xml:space="preserve">​</w:t>
             </w:r>
           </w:p>
@@ -1606,7 +1806,7 @@
             </w:pPr>
             <w:r>
               <w:rPr>
-                <w:rFonts w:hint="eastAsia"/>
+                <w:rFonts w:hint="eastAsia" w:eastAsia="黑体"/>
               </w:rPr>
               <w:t xml:space="preserve">单电源电压</w:t>
             </w:r>
@@ -1619,6 +1819,9 @@
               <w:pStyle w:val="Compact"/>
             </w:pPr>
             <w:r>
+              <w:rPr>
+                <w:rFonts w:eastAsia="黑体"/>
+              </w:rPr>
               <w:t xml:space="preserve">V</w:t>
             </w:r>
           </w:p>
@@ -1646,6 +1849,9 @@
               </m:sSub>
             </m:oMath>
             <w:r>
+              <w:rPr>
+                <w:rFonts w:eastAsia="黑体"/>
+              </w:rPr>
               <w:t xml:space="preserve">​</w:t>
             </w:r>
           </w:p>
@@ -1658,7 +1864,7 @@
             </w:pPr>
             <w:r>
               <w:rPr>
-                <w:rFonts w:hint="eastAsia"/>
+                <w:rFonts w:hint="eastAsia" w:eastAsia="黑体"/>
               </w:rPr>
               <w:t xml:space="preserve">负载电阻</w:t>
             </w:r>
@@ -1671,6 +1877,9 @@
               <w:pStyle w:val="Compact"/>
             </w:pPr>
             <w:r>
+              <w:rPr>
+                <w:rFonts w:eastAsia="黑体"/>
+              </w:rPr>
               <w:t xml:space="preserve">Ω</w:t>
             </w:r>
           </w:p>
@@ -1704,6 +1913,9 @@
               </m:sSub>
             </m:oMath>
             <w:r>
+              <w:rPr>
+                <w:rFonts w:eastAsia="黑体"/>
+              </w:rPr>
               <w:t xml:space="preserve">​</w:t>
             </w:r>
           </w:p>
@@ -1716,7 +1928,7 @@
             </w:pPr>
             <w:r>
               <w:rPr>
-                <w:rFonts w:hint="eastAsia"/>
+                <w:rFonts w:hint="eastAsia" w:eastAsia="黑体"/>
               </w:rPr>
               <w:t xml:space="preserve">最大不失真输出功率</w:t>
             </w:r>
@@ -1729,6 +1941,9 @@
               <w:pStyle w:val="Compact"/>
             </w:pPr>
             <w:r>
+              <w:rPr>
+                <w:rFonts w:eastAsia="黑体"/>
+              </w:rPr>
               <w:t xml:space="preserve">W</w:t>
             </w:r>
           </w:p>
@@ -1756,6 +1971,9 @@
               </m:sSub>
             </m:oMath>
             <w:r>
+              <w:rPr>
+                <w:rFonts w:eastAsia="黑体"/>
+              </w:rPr>
               <w:t xml:space="preserve">​</w:t>
             </w:r>
           </w:p>
@@ -1768,7 +1986,7 @@
             </w:pPr>
             <w:r>
               <w:rPr>
-                <w:rFonts w:hint="eastAsia"/>
+                <w:rFonts w:hint="eastAsia" w:eastAsia="黑体"/>
               </w:rPr>
               <w:t xml:space="preserve">下限截止频率</w:t>
             </w:r>
@@ -1781,6 +1999,9 @@
               <w:pStyle w:val="Compact"/>
             </w:pPr>
             <w:r>
+              <w:rPr>
+                <w:rFonts w:eastAsia="黑体"/>
+              </w:rPr>
               <w:t xml:space="preserve">Hz</w:t>
             </w:r>
           </w:p>
@@ -1799,6 +2020,9 @@
               </m:r>
             </m:oMath>
             <w:r>
+              <w:rPr>
+                <w:rFonts w:eastAsia="黑体"/>
+              </w:rPr>
               <w:t xml:space="preserve">​</w:t>
             </w:r>
           </w:p>
@@ -1811,7 +2035,7 @@
             </w:pPr>
             <w:r>
               <w:rPr>
-                <w:rFonts w:hint="eastAsia"/>
+                <w:rFonts w:hint="eastAsia" w:eastAsia="黑体"/>
               </w:rPr>
               <w:t xml:space="preserve">输出耦合电容</w:t>
             </w:r>
@@ -1824,6 +2048,9 @@
               <w:pStyle w:val="Compact"/>
             </w:pPr>
             <w:r>
+              <w:rPr>
+                <w:rFonts w:eastAsia="黑体"/>
+              </w:rPr>
               <w:t xml:space="preserve">F</w:t>
             </w:r>
           </w:p>
@@ -1838,7 +2065,7 @@
       </w:pPr>
       <w:r>
         <w:rPr>
-          <w:rFonts w:hint="eastAsia"/>
+          <w:rFonts w:hint="eastAsia" w:eastAsia="黑体"/>
         </w:rPr>
         <w:t xml:space="preserve">元件调整影响</w:t>
       </w:r>
@@ -1853,20 +2080,27 @@
       </w:pPr>
       <w:r>
         <w:rPr>
+          <w:rFonts w:eastAsia="黑体"/>
           <w:b/>
           <w:bCs/>
         </w:rPr>
         <w:t xml:space="preserve">VCC ↑</w:t>
       </w:r>
       <w:r>
+        <w:rPr>
+          <w:rFonts w:eastAsia="黑体"/>
+        </w:rPr>
         <w:t xml:space="preserve"> </w:t>
       </w:r>
       <w:r>
+        <w:rPr>
+          <w:rFonts w:eastAsia="黑体"/>
+        </w:rPr>
         <w:t xml:space="preserve">→ </w:t>
       </w:r>
       <w:r>
         <w:rPr>
-          <w:rFonts w:hint="eastAsia"/>
+          <w:rFonts w:hint="eastAsia" w:eastAsia="黑体"/>
         </w:rPr>
         <w:t xml:space="preserve">输出功率按平方增大，但管耐压与散热要求提高。</w:t>
       </w:r>
@@ -1881,20 +2115,27 @@
       </w:pPr>
       <w:r>
         <w:rPr>
+          <w:rFonts w:eastAsia="黑体"/>
           <w:b/>
           <w:bCs/>
         </w:rPr>
         <w:t xml:space="preserve">C ↑</w:t>
       </w:r>
       <w:r>
+        <w:rPr>
+          <w:rFonts w:eastAsia="黑体"/>
+        </w:rPr>
         <w:t xml:space="preserve"> </w:t>
       </w:r>
       <w:r>
+        <w:rPr>
+          <w:rFonts w:eastAsia="黑体"/>
+        </w:rPr>
         <w:t xml:space="preserve">→ </w:t>
       </w:r>
       <w:r>
         <w:rPr>
-          <w:rFonts w:hint="eastAsia"/>
+          <w:rFonts w:hint="eastAsia" w:eastAsia="黑体"/>
         </w:rPr>
         <w:t xml:space="preserve">低频响应下限更低，但体积和成本增大，启动建立时间变长。</w:t>
       </w:r>
@@ -1909,20 +2150,27 @@
       </w:pPr>
       <w:r>
         <w:rPr>
+          <w:rFonts w:eastAsia="黑体"/>
           <w:b/>
           <w:bCs/>
         </w:rPr>
         <w:t xml:space="preserve">RL ↓</w:t>
       </w:r>
       <w:r>
+        <w:rPr>
+          <w:rFonts w:eastAsia="黑体"/>
+        </w:rPr>
         <w:t xml:space="preserve"> </w:t>
       </w:r>
       <w:r>
+        <w:rPr>
+          <w:rFonts w:eastAsia="黑体"/>
+        </w:rPr>
         <w:t xml:space="preserve">→ </w:t>
       </w:r>
       <w:r>
         <w:rPr>
-          <w:rFonts w:hint="eastAsia"/>
+          <w:rFonts w:hint="eastAsia" w:eastAsia="黑体"/>
         </w:rPr>
         <w:t xml:space="preserve">输出电流与功率增大，对电容容量及功放管电流能力要求更高。</w:t>
       </w:r>
@@ -1937,11 +2185,14 @@
       </w:pPr>
       <w:r>
         <w:rPr>
-          <w:rFonts w:hint="eastAsia"/>
+          <w:rFonts w:hint="eastAsia" w:eastAsia="黑体"/>
         </w:rPr>
         <w:t xml:space="preserve">中点偏置偏离</w:t>
       </w:r>
       <w:r>
+        <w:rPr>
+          <w:rFonts w:eastAsia="黑体"/>
+        </w:rPr>
         <w:t xml:space="preserve"> </w:t>
       </w:r>
       <m:oMath>
@@ -1971,11 +2222,14 @@
         </m:r>
       </m:oMath>
       <w:r>
+        <w:rPr>
+          <w:rFonts w:eastAsia="黑体"/>
+        </w:rPr>
         <w:t xml:space="preserve"> </w:t>
       </w:r>
       <w:r>
         <w:rPr>
-          <w:rFonts w:hint="eastAsia"/>
+          <w:rFonts w:hint="eastAsia" w:eastAsia="黑体"/>
         </w:rPr>
         <w:t xml:space="preserve">会限制大信号摆幅，需稳定偏置。</w:t>
       </w:r>
@@ -1988,7 +2242,7 @@
       </w:pPr>
       <w:r>
         <w:rPr>
-          <w:rFonts w:hint="eastAsia"/>
+          <w:rFonts w:hint="eastAsia" w:eastAsia="黑体"/>
         </w:rPr>
         <w:t xml:space="preserve">典型参数示例</w:t>
       </w:r>
@@ -2003,11 +2257,14 @@
       </w:pPr>
       <w:r>
         <w:rPr>
-          <w:rFonts w:hint="eastAsia"/>
+          <w:rFonts w:hint="eastAsia" w:eastAsia="黑体"/>
         </w:rPr>
         <w:t xml:space="preserve">设</w:t>
       </w:r>
       <w:r>
+        <w:rPr>
+          <w:rFonts w:eastAsia="黑体"/>
+        </w:rPr>
         <w:t xml:space="preserve"> </w:t>
       </w:r>
       <m:oMath>
@@ -2047,6 +2304,9 @@
         </m:r>
       </m:oMath>
       <w:r>
+        <w:rPr>
+          <w:rFonts w:eastAsia="黑体"/>
+        </w:rPr>
         <w:t xml:space="preserve">、</w:t>
       </w:r>
       <m:oMath>
@@ -2083,7 +2343,7 @@
       </m:oMath>
       <w:r>
         <w:rPr>
-          <w:rFonts w:hint="eastAsia"/>
+          <w:rFonts w:hint="eastAsia" w:eastAsia="黑体"/>
         </w:rPr>
         <w:t xml:space="preserve">：</w:t>
       </w:r>
@@ -2166,6 +2426,9 @@
         </m:r>
       </m:oMath>
       <w:r>
+        <w:rPr>
+          <w:rFonts w:eastAsia="黑体"/>
+        </w:rPr>
         <w:t xml:space="preserve">。</w:t>
       </w:r>
     </w:p>
@@ -2179,11 +2442,14 @@
       </w:pPr>
       <w:r>
         <w:rPr>
-          <w:rFonts w:hint="eastAsia"/>
+          <w:rFonts w:hint="eastAsia" w:eastAsia="黑体"/>
         </w:rPr>
         <w:t xml:space="preserve">设</w:t>
       </w:r>
       <w:r>
+        <w:rPr>
+          <w:rFonts w:eastAsia="黑体"/>
+        </w:rPr>
         <w:t xml:space="preserve"> </w:t>
       </w:r>
       <m:oMath>
@@ -2220,6 +2486,9 @@
         </m:r>
       </m:oMath>
       <w:r>
+        <w:rPr>
+          <w:rFonts w:eastAsia="黑体"/>
+        </w:rPr>
         <w:t xml:space="preserve">、</w:t>
       </w:r>
       <m:oMath>
@@ -2256,7 +2525,7 @@
       </m:oMath>
       <w:r>
         <w:rPr>
-          <w:rFonts w:hint="eastAsia"/>
+          <w:rFonts w:hint="eastAsia" w:eastAsia="黑体"/>
         </w:rPr>
         <w:t xml:space="preserve">：</w:t>
       </w:r>
@@ -2331,11 +2600,14 @@
       </m:oMath>
       <w:r>
         <w:rPr>
-          <w:rFonts w:hint="eastAsia"/>
+          <w:rFonts w:hint="eastAsia" w:eastAsia="黑体"/>
         </w:rPr>
         <w:t xml:space="preserve">（取</w:t>
       </w:r>
       <w:r>
+        <w:rPr>
+          <w:rFonts w:eastAsia="黑体"/>
+        </w:rPr>
         <w:t xml:space="preserve"> </w:t>
       </w:r>
       <m:oMath>
@@ -2358,7 +2630,7 @@
       </m:oMath>
       <w:r>
         <w:rPr>
-          <w:rFonts w:hint="eastAsia"/>
+          <w:rFonts w:hint="eastAsia" w:eastAsia="黑体"/>
         </w:rPr>
         <w:t xml:space="preserve">）。</w:t>
       </w:r>
@@ -2371,7 +2643,7 @@
       </w:pPr>
       <w:r>
         <w:rPr>
-          <w:rFonts w:hint="eastAsia"/>
+          <w:rFonts w:hint="eastAsia" w:eastAsia="黑体"/>
         </w:rPr>
         <w:t xml:space="preserve">常见器件型号</w:t>
       </w:r>
@@ -2386,7 +2658,7 @@
       </w:pPr>
       <w:r>
         <w:rPr>
-          <w:rFonts w:hint="eastAsia"/>
+          <w:rFonts w:hint="eastAsia" w:eastAsia="黑体"/>
         </w:rPr>
         <w:t xml:space="preserve">互补对管：TIP31/TIP32、2SC2073/2SA940、BD139/BD140。</w:t>
       </w:r>
@@ -2401,16 +2673,19 @@
       </w:pPr>
       <w:r>
         <w:rPr>
-          <w:rFonts w:hint="eastAsia"/>
+          <w:rFonts w:hint="eastAsia" w:eastAsia="黑体"/>
         </w:rPr>
         <w:t xml:space="preserve">集成功率</w:t>
       </w:r>
       <w:r>
+        <w:rPr>
+          <w:rFonts w:eastAsia="黑体"/>
+        </w:rPr>
         <w:t xml:space="preserve"> </w:t>
       </w:r>
       <w:r>
         <w:rPr>
-          <w:rFonts w:hint="eastAsia"/>
+          <w:rFonts w:hint="eastAsia" w:eastAsia="黑体"/>
         </w:rPr>
         <w:t xml:space="preserve">OTL：TBA810、LM386（单电源音频功放）。</w:t>
       </w:r>
@@ -2423,7 +2698,7 @@
       </w:pPr>
       <w:r>
         <w:rPr>
-          <w:rFonts w:hint="eastAsia"/>
+          <w:rFonts w:hint="eastAsia" w:eastAsia="黑体"/>
         </w:rPr>
         <w:t xml:space="preserve">注意事项</w:t>
       </w:r>
@@ -2438,7 +2713,7 @@
       </w:pPr>
       <w:r>
         <w:rPr>
-          <w:rFonts w:hint="eastAsia"/>
+          <w:rFonts w:hint="eastAsia" w:eastAsia="黑体"/>
         </w:rPr>
         <w:t xml:space="preserve">输出耦合电容极性需接对（电解电容正端接中点），并满足耐压与纹波电流要求。</w:t>
       </w:r>
@@ -2453,7 +2728,7 @@
       </w:pPr>
       <w:r>
         <w:rPr>
-          <w:rFonts w:hint="eastAsia"/>
+          <w:rFonts w:hint="eastAsia" w:eastAsia="黑体"/>
         </w:rPr>
         <w:t xml:space="preserve">电容容抗随频率下降而升高，低频（尤其大信号）时产生相移与压降，限制低频下限。</w:t>
       </w:r>
@@ -2468,7 +2743,7 @@
       </w:pPr>
       <w:r>
         <w:rPr>
-          <w:rFonts w:hint="eastAsia"/>
+          <w:rFonts w:hint="eastAsia" w:eastAsia="黑体"/>
         </w:rPr>
         <w:t xml:space="preserve">单电源电路常需自举电路或恒流源提高电压利用率。</w:t>
       </w:r>
@@ -2481,7 +2756,7 @@
       </w:pPr>
       <w:r>
         <w:rPr>
-          <w:rFonts w:hint="eastAsia"/>
+          <w:rFonts w:hint="eastAsia" w:eastAsia="黑体"/>
         </w:rPr>
         <w:t xml:space="preserve">参考资料</w:t>
       </w:r>
@@ -2496,16 +2771,19 @@
       </w:pPr>
       <w:r>
         <w:rPr>
-          <w:rFonts w:hint="eastAsia"/>
+          <w:rFonts w:hint="eastAsia" w:eastAsia="黑体"/>
         </w:rPr>
         <w:t xml:space="preserve">《模拟电子技术基础》（童诗白、华成英）OTL</w:t>
       </w:r>
       <w:r>
+        <w:rPr>
+          <w:rFonts w:eastAsia="黑体"/>
+        </w:rPr>
         <w:t xml:space="preserve"> </w:t>
       </w:r>
       <w:r>
         <w:rPr>
-          <w:rFonts w:hint="eastAsia"/>
+          <w:rFonts w:hint="eastAsia" w:eastAsia="黑体"/>
         </w:rPr>
         <w:t xml:space="preserve">电路。</w:t>
       </w:r>
@@ -2519,11 +2797,14 @@
         </w:numPr>
       </w:pPr>
       <w:r>
+        <w:rPr>
+          <w:rFonts w:eastAsia="黑体"/>
+        </w:rPr>
         <w:t xml:space="preserve">Wikipedia: </w:t>
       </w:r>
       <w:r>
         <w:rPr>
-          <w:rFonts w:hint="eastAsia"/>
+          <w:rFonts w:hint="eastAsia" w:eastAsia="黑体"/>
         </w:rPr>
         <w:t xml:space="preserve">Amplifier（无输出变压器功放）。</w:t>
       </w:r>
@@ -2537,11 +2818,14 @@
         </w:numPr>
       </w:pPr>
       <w:r>
+        <w:rPr>
+          <w:rFonts w:eastAsia="黑体"/>
+        </w:rPr>
         <w:t xml:space="preserve">TI: LM386 </w:t>
       </w:r>
       <w:r>
         <w:rPr>
-          <w:rFonts w:hint="eastAsia"/>
+          <w:rFonts w:hint="eastAsia" w:eastAsia="黑体"/>
         </w:rPr>
         <w:t xml:space="preserve">数据手册。</w:t>
       </w:r>
@@ -2555,11 +2839,11 @@
       </w:pPr>
       <w:r>
         <w:rPr>
-          <w:rFonts w:ascii="Times New Roman" w:hAnsi="Times New Roman"/>
+          <w:rFonts w:ascii="Times New Roman" w:hAnsi="Times New Roman" w:eastAsia="黑体"/>
           <w:color w:val="555555"/>
           <w:sz w:val="21"/>
         </w:rPr>
-        <w:t>材料收集者：杜文杰</w:t>
+        <w:t>材料收集者：杜文杰，WX手机：19519196569，QQ:3478827729</w:t>
       </w:r>
     </w:p>
     <w:sectPr>
@@ -2579,7 +2863,7 @@
 </file>
 
 <file path=word/footer1.xml><?xml version="1.0" encoding="utf-8"?>
-<w:ftr xmlns:m="http://schemas.openxmlformats.org/officeDocument/2006/math" xmlns:mc="http://schemas.openxmlformats.org/markup-compatibility/2006" xmlns:mo="http://schemas.microsoft.com/office/mac/office/2008/main" xmlns:mv="urn:schemas-microsoft-com:mac:vml" xmlns:o="urn:schemas-microsoft-com:office:office" xmlns:r="http://schemas.openxmlformats.org/officeDocument/2006/relationships" xmlns:v="urn:schemas-microsoft-com:vml" xmlns:w10="urn:schemas-microsoft-com:office:word" xmlns:w14="http://schemas.microsoft.com/office/word/2010/wordml" xmlns:w="http://schemas.openxmlformats.org/wordprocessingml/2006/main" xmlns:wne="http://schemas.microsoft.com/office/word/2006/wordml" xmlns:wp14="http://schemas.microsoft.com/office/word/2010/wordprocessingDrawing" xmlns:wp="http://schemas.openxmlformats.org/drawingml/2006/wordprocessingDrawing" xmlns:wpc="http://schemas.microsoft.com/office/word/2010/wordprocessingCanvas" xmlns:wpg="http://schemas.microsoft.com/office/word/2010/wordprocessingGroup" xmlns:wpi="http://schemas.microsoft.com/office/word/2010/wordprocessingInk" xmlns:wps="http://schemas.microsoft.com/office/word/2010/wordprocessingShape" mc:Ignorable="w14 wp14">
+<w:ftr xmlns:mc="http://schemas.openxmlformats.org/markup-compatibility/2006" xmlns:w="http://schemas.openxmlformats.org/wordprocessingml/2006/main" xmlns:m="http://schemas.openxmlformats.org/officeDocument/2006/math" xmlns:mo="http://schemas.microsoft.com/office/mac/office/2008/main" xmlns:mv="urn:schemas-microsoft-com:mac:vml" xmlns:o="urn:schemas-microsoft-com:office:office" xmlns:r="http://schemas.openxmlformats.org/officeDocument/2006/relationships" xmlns:v="urn:schemas-microsoft-com:vml" xmlns:w10="urn:schemas-microsoft-com:office:word" xmlns:w14="http://schemas.microsoft.com/office/word/2010/wordml" xmlns:wne="http://schemas.microsoft.com/office/word/2006/wordml" xmlns:wp14="http://schemas.microsoft.com/office/word/2010/wordprocessingDrawing" xmlns:wp="http://schemas.openxmlformats.org/drawingml/2006/wordprocessingDrawing" xmlns:wpc="http://schemas.microsoft.com/office/word/2010/wordprocessingCanvas" xmlns:wpg="http://schemas.microsoft.com/office/word/2010/wordprocessingGroup" xmlns:wpi="http://schemas.microsoft.com/office/word/2010/wordprocessingInk" xmlns:wps="http://schemas.microsoft.com/office/word/2010/wordprocessingShape" mc:Ignorable="w14 wp14">
   <w:p>
     <w:pPr>
       <w:pStyle w:val="Footer"/>
@@ -2587,12 +2871,14 @@
     </w:pPr>
     <w:r>
       <w:rPr>
+        <w:rFonts w:eastAsia="黑体"/>
         <w:sz w:val="18"/>
       </w:rPr>
       <w:t xml:space="preserve">第 </w:t>
     </w:r>
     <w:r>
       <w:rPr>
+        <w:rFonts w:eastAsia="黑体"/>
         <w:sz w:val="18"/>
       </w:rPr>
       <w:fldChar w:fldCharType="begin"/>
@@ -2601,6 +2887,7 @@
     </w:r>
     <w:r>
       <w:rPr>
+        <w:rFonts w:eastAsia="黑体"/>
         <w:sz w:val="18"/>
       </w:rPr>
       <w:t xml:space="preserve"> 页</w:t>
@@ -2614,6 +2901,9 @@
   <w:footnote w:type="continuationSeparator" w:id="0">
     <w:p>
       <w:r>
+        <w:rPr>
+          <w:rFonts w:eastAsia="黑体"/>
+        </w:rPr>
         <w:continuationSeparator/>
       </w:r>
     </w:p>
@@ -2621,6 +2911,9 @@
   <w:footnote w:type="separator" w:id="-1">
     <w:p>
       <w:r>
+        <w:rPr>
+          <w:rFonts w:eastAsia="黑体"/>
+        </w:rPr>
         <w:separator/>
       </w:r>
     </w:p>
@@ -2629,7 +2922,7 @@
 </file>
 
 <file path=word/header1.xml><?xml version="1.0" encoding="utf-8"?>
-<w:hdr xmlns:m="http://schemas.openxmlformats.org/officeDocument/2006/math" xmlns:mc="http://schemas.openxmlformats.org/markup-compatibility/2006" xmlns:mo="http://schemas.microsoft.com/office/mac/office/2008/main" xmlns:mv="urn:schemas-microsoft-com:mac:vml" xmlns:o="urn:schemas-microsoft-com:office:office" xmlns:r="http://schemas.openxmlformats.org/officeDocument/2006/relationships" xmlns:v="urn:schemas-microsoft-com:vml" xmlns:w10="urn:schemas-microsoft-com:office:word" xmlns:w14="http://schemas.microsoft.com/office/word/2010/wordml" xmlns:w="http://schemas.openxmlformats.org/wordprocessingml/2006/main" xmlns:wne="http://schemas.microsoft.com/office/word/2006/wordml" xmlns:wp14="http://schemas.microsoft.com/office/word/2010/wordprocessingDrawing" xmlns:wp="http://schemas.openxmlformats.org/drawingml/2006/wordprocessingDrawing" xmlns:wpc="http://schemas.microsoft.com/office/word/2010/wordprocessingCanvas" xmlns:wpg="http://schemas.microsoft.com/office/word/2010/wordprocessingGroup" xmlns:wpi="http://schemas.microsoft.com/office/word/2010/wordprocessingInk" xmlns:wps="http://schemas.microsoft.com/office/word/2010/wordprocessingShape" mc:Ignorable="w14 wp14">
+<w:hdr xmlns:mc="http://schemas.openxmlformats.org/markup-compatibility/2006" xmlns:w="http://schemas.openxmlformats.org/wordprocessingml/2006/main" xmlns:m="http://schemas.openxmlformats.org/officeDocument/2006/math" xmlns:mo="http://schemas.microsoft.com/office/mac/office/2008/main" xmlns:mv="urn:schemas-microsoft-com:mac:vml" xmlns:o="urn:schemas-microsoft-com:office:office" xmlns:r="http://schemas.openxmlformats.org/officeDocument/2006/relationships" xmlns:v="urn:schemas-microsoft-com:vml" xmlns:w10="urn:schemas-microsoft-com:office:word" xmlns:w14="http://schemas.microsoft.com/office/word/2010/wordml" xmlns:wne="http://schemas.microsoft.com/office/word/2006/wordml" xmlns:wp14="http://schemas.microsoft.com/office/word/2010/wordprocessingDrawing" xmlns:wp="http://schemas.openxmlformats.org/drawingml/2006/wordprocessingDrawing" xmlns:wpc="http://schemas.microsoft.com/office/word/2010/wordprocessingCanvas" xmlns:wpg="http://schemas.microsoft.com/office/word/2010/wordprocessingGroup" xmlns:wpi="http://schemas.microsoft.com/office/word/2010/wordprocessingInk" xmlns:wps="http://schemas.microsoft.com/office/word/2010/wordprocessingShape" mc:Ignorable="w14 wp14">
   <w:p>
     <w:pPr>
       <w:pStyle w:val="Header"/>
@@ -2637,7 +2930,7 @@
     </w:pPr>
     <w:r>
       <w:rPr>
-        <w:rFonts w:ascii="Times New Roman" w:hAnsi="Times New Roman"/>
+        <w:rFonts w:ascii="Times New Roman" w:hAnsi="Times New Roman" w:eastAsia="黑体"/>
         <w:sz w:val="18"/>
         <w:rFonts w:eastAsia="黑体"/>
         <w:rFonts w:eastAsia="黑体"/>
@@ -2649,7 +2942,7 @@
 </file>
 
 <file path=word/numbering.xml><?xml version="1.0" encoding="utf-8"?>
-<w:numbering xmlns:m="http://schemas.openxmlformats.org/officeDocument/2006/math" xmlns:mc="http://schemas.openxmlformats.org/markup-compatibility/2006" xmlns:mo="http://schemas.microsoft.com/office/mac/office/2008/main" xmlns:mv="urn:schemas-microsoft-com:mac:vml" xmlns:o="urn:schemas-microsoft-com:office:office" xmlns:r="http://schemas.openxmlformats.org/officeDocument/2006/relationships" xmlns:v="urn:schemas-microsoft-com:vml" xmlns:w="http://schemas.openxmlformats.org/wordprocessingml/2006/main" xmlns:w10="urn:schemas-microsoft-com:office:word" xmlns:w14="http://schemas.microsoft.com/office/word/2010/wordml" xmlns:wne="http://schemas.microsoft.com/office/word/2006/wordml" xmlns:wp="http://schemas.openxmlformats.org/drawingml/2006/wordprocessingDrawing" xmlns:wp14="http://schemas.microsoft.com/office/word/2010/wordprocessingDrawing" xmlns:wpc="http://schemas.microsoft.com/office/word/2010/wordprocessingCanvas" xmlns:wpg="http://schemas.microsoft.com/office/word/2010/wordprocessingGroup" xmlns:wpi="http://schemas.microsoft.com/office/word/2010/wordprocessingInk" xmlns:wps="http://schemas.microsoft.com/office/word/2010/wordprocessingShape" mc:Ignorable="w14 wp14">
+<w:numbering xmlns:mc="http://schemas.openxmlformats.org/markup-compatibility/2006" xmlns:w="http://schemas.openxmlformats.org/wordprocessingml/2006/main" xmlns:m="http://schemas.openxmlformats.org/officeDocument/2006/math" xmlns:mo="http://schemas.microsoft.com/office/mac/office/2008/main" xmlns:mv="urn:schemas-microsoft-com:mac:vml" xmlns:o="urn:schemas-microsoft-com:office:office" xmlns:r="http://schemas.openxmlformats.org/officeDocument/2006/relationships" xmlns:v="urn:schemas-microsoft-com:vml" xmlns:w10="urn:schemas-microsoft-com:office:word" xmlns:w14="http://schemas.microsoft.com/office/word/2010/wordml" xmlns:wne="http://schemas.microsoft.com/office/word/2006/wordml" xmlns:wp="http://schemas.openxmlformats.org/drawingml/2006/wordprocessingDrawing" xmlns:wp14="http://schemas.microsoft.com/office/word/2010/wordprocessingDrawing" xmlns:wpc="http://schemas.microsoft.com/office/word/2010/wordprocessingCanvas" xmlns:wpg="http://schemas.microsoft.com/office/word/2010/wordprocessingGroup" xmlns:wpi="http://schemas.microsoft.com/office/word/2010/wordprocessingInk" xmlns:wps="http://schemas.microsoft.com/office/word/2010/wordprocessingShape" mc:Ignorable="w14 wp14">
   <w:abstractNum w:abstractNumId="0">
     <w:nsid w:val="FFFFFF7C"/>
     <w:multiLevelType w:val="singleLevel"/>
@@ -2736,7 +3029,7 @@
         <w:ind w:hanging="360" w:left="1440"/>
       </w:pPr>
       <w:rPr>
-        <w:rFonts w:ascii="Symbol" w:hAnsi="Symbol" w:hint="default"/>
+        <w:rFonts w:ascii="Symbol" w:hAnsi="Symbol" w:hint="default" w:eastAsia="黑体"/>
       </w:rPr>
     </w:lvl>
   </w:abstractNum>
@@ -2757,7 +3050,7 @@
         <w:ind w:hanging="360" w:left="1080"/>
       </w:pPr>
       <w:rPr>
-        <w:rFonts w:ascii="Symbol" w:hAnsi="Symbol" w:hint="default"/>
+        <w:rFonts w:ascii="Symbol" w:hAnsi="Symbol" w:hint="default" w:eastAsia="黑体"/>
       </w:rPr>
     </w:lvl>
   </w:abstractNum>
@@ -2778,7 +3071,7 @@
         <w:ind w:hanging="360" w:left="720"/>
       </w:pPr>
       <w:rPr>
-        <w:rFonts w:ascii="Symbol" w:hAnsi="Symbol" w:hint="default"/>
+        <w:rFonts w:ascii="Symbol" w:hAnsi="Symbol" w:hint="default" w:eastAsia="黑体"/>
       </w:rPr>
     </w:lvl>
   </w:abstractNum>
@@ -2817,7 +3110,7 @@
         <w:ind w:hanging="360" w:left="360"/>
       </w:pPr>
       <w:rPr>
-        <w:rFonts w:ascii="Symbol" w:hAnsi="Symbol" w:hint="default"/>
+        <w:rFonts w:ascii="Symbol" w:hAnsi="Symbol" w:hint="default" w:eastAsia="黑体"/>
       </w:rPr>
     </w:lvl>
   </w:abstractNum>
@@ -2908,7 +3201,7 @@
         <w:ind w:left="720" w:hanging="360"/>
       </w:pPr>
       <w:rPr>
-        <w:rFonts w:ascii="Symbol" w:hAnsi="Symbol" w:cs="Symbol" w:hint="default"/>
+        <w:rFonts w:ascii="Symbol" w:hAnsi="Symbol" w:cs="Symbol" w:hint="default" w:eastAsia="黑体"/>
       </w:rPr>
     </w:lvl>
     <w:lvl w:ilvl="1">
@@ -2919,7 +3212,7 @@
         <w:ind w:left="1440" w:hanging="360"/>
       </w:pPr>
       <w:rPr>
-        <w:rFonts w:ascii="Courier New" w:hAnsi="Courier New" w:cs="Courier New" w:hint="default"/>
+        <w:rFonts w:ascii="Courier New" w:hAnsi="Courier New" w:cs="Courier New" w:hint="default" w:eastAsia="黑体"/>
       </w:rPr>
     </w:lvl>
     <w:lvl w:ilvl="2">
@@ -2930,7 +3223,7 @@
         <w:ind w:left="2160" w:hanging="360"/>
       </w:pPr>
       <w:rPr>
-        <w:rFonts w:ascii="Wingdings" w:hAnsi="Wingdings" w:cs="Wingdings" w:hint="default"/>
+        <w:rFonts w:ascii="Wingdings" w:hAnsi="Wingdings" w:cs="Wingdings" w:hint="default" w:eastAsia="黑体"/>
       </w:rPr>
     </w:lvl>
     <w:lvl w:ilvl="3">
@@ -2941,7 +3234,7 @@
         <w:ind w:left="2880" w:hanging="360"/>
       </w:pPr>
       <w:rPr>
-        <w:rFonts w:ascii="Symbol" w:hAnsi="Symbol" w:cs="Symbol" w:hint="default"/>
+        <w:rFonts w:ascii="Symbol" w:hAnsi="Symbol" w:cs="Symbol" w:hint="default" w:eastAsia="黑体"/>
       </w:rPr>
     </w:lvl>
     <w:lvl w:ilvl="4">
@@ -2952,7 +3245,7 @@
         <w:ind w:left="3600" w:hanging="360"/>
       </w:pPr>
       <w:rPr>
-        <w:rFonts w:ascii="Courier New" w:hAnsi="Courier New" w:cs="Courier New" w:hint="default"/>
+        <w:rFonts w:ascii="Courier New" w:hAnsi="Courier New" w:cs="Courier New" w:hint="default" w:eastAsia="黑体"/>
       </w:rPr>
     </w:lvl>
     <w:lvl w:ilvl="5">
@@ -2963,7 +3256,7 @@
         <w:ind w:left="4320" w:hanging="360"/>
       </w:pPr>
       <w:rPr>
-        <w:rFonts w:ascii="Wingdings" w:hAnsi="Wingdings" w:cs="Wingdings" w:hint="default"/>
+        <w:rFonts w:ascii="Wingdings" w:hAnsi="Wingdings" w:cs="Wingdings" w:hint="default" w:eastAsia="黑体"/>
       </w:rPr>
     </w:lvl>
     <w:lvl w:ilvl="6">
@@ -2974,7 +3267,7 @@
         <w:ind w:left="5040" w:hanging="360"/>
       </w:pPr>
       <w:rPr>
-        <w:rFonts w:ascii="Symbol" w:hAnsi="Symbol" w:cs="Symbol" w:hint="default"/>
+        <w:rFonts w:ascii="Symbol" w:hAnsi="Symbol" w:cs="Symbol" w:hint="default" w:eastAsia="黑体"/>
       </w:rPr>
     </w:lvl>
     <w:lvl w:ilvl="7">
@@ -2985,7 +3278,7 @@
         <w:ind w:left="5760" w:hanging="360"/>
       </w:pPr>
       <w:rPr>
-        <w:rFonts w:ascii="Courier New" w:hAnsi="Courier New" w:cs="Courier New" w:hint="default"/>
+        <w:rFonts w:ascii="Courier New" w:hAnsi="Courier New" w:cs="Courier New" w:hint="default" w:eastAsia="黑体"/>
       </w:rPr>
     </w:lvl>
     <w:lvl w:ilvl="8">
@@ -2996,7 +3289,7 @@
         <w:ind w:left="6480" w:hanging="360"/>
       </w:pPr>
       <w:rPr>
-        <w:rFonts w:ascii="Wingdings" w:hAnsi="Wingdings" w:cs="Wingdings" w:hint="default"/>
+        <w:rFonts w:ascii="Wingdings" w:hAnsi="Wingdings" w:cs="Wingdings" w:hint="default" w:eastAsia="黑体"/>
       </w:rPr>
     </w:lvl>
   </w:abstractNum>
@@ -3052,11 +3345,11 @@
 </file>
 
 <file path=word/styles.xml><?xml version="1.0" encoding="utf-8"?>
-<w:styles xmlns:mc="http://schemas.openxmlformats.org/markup-compatibility/2006" xmlns:r="http://schemas.openxmlformats.org/officeDocument/2006/relationships" xmlns:w="http://schemas.openxmlformats.org/wordprocessingml/2006/main" xmlns:w14="http://schemas.microsoft.com/office/word/2010/wordml" mc:Ignorable="w14">
+<w:styles xmlns:mc="http://schemas.openxmlformats.org/markup-compatibility/2006" xmlns:w="http://schemas.openxmlformats.org/wordprocessingml/2006/main" xmlns:r="http://schemas.openxmlformats.org/officeDocument/2006/relationships" xmlns:w14="http://schemas.microsoft.com/office/word/2010/wordml" mc:Ignorable="w14">
   <w:docDefaults>
     <w:rPrDefault>
       <w:rPr>
-        <w:rFonts w:asciiTheme="minorHAnsi" w:cstheme="minorBidi" w:eastAsiaTheme="minorEastAsia" w:hAnsiTheme="minorHAnsi"/>
+        <w:rFonts w:asciiTheme="minorHAnsi" w:cstheme="minorBidi" w:hAnsiTheme="minorHAnsi" w:eastAsia="黑体"/>
         <w:sz w:val="22"/>
         <w:szCs w:val="22"/>
         <w:lang w:bidi="ar-SA" w:eastAsia="en-US" w:val="en-US"/>
@@ -3278,7 +3571,7 @@
       <w:outlineLvl w:val="0"/>
     </w:pPr>
     <w:rPr>
-      <w:rFonts w:ascii="Times New Roman" w:asciiTheme="majorHAnsi" w:cstheme="majorBidi" w:eastAsia="黑体" w:eastAsiaTheme="majorEastAsia" w:hAnsi="Times New Roman" w:hAnsiTheme="majorHAnsi"/>
+      <w:rFonts w:ascii="Times New Roman" w:asciiTheme="majorHAnsi" w:cstheme="majorBidi" w:eastAsia="黑体" w:hAnsi="Times New Roman" w:hAnsiTheme="majorHAnsi"/>
       <w:b/>
       <w:bCs/>
       <w:color w:val="1F3864"/>
@@ -3302,7 +3595,7 @@
       <w:outlineLvl w:val="1"/>
     </w:pPr>
     <w:rPr>
-      <w:rFonts w:ascii="Times New Roman" w:asciiTheme="majorHAnsi" w:cstheme="majorBidi" w:eastAsia="黑体" w:eastAsiaTheme="majorEastAsia" w:hAnsi="Times New Roman" w:hAnsiTheme="majorHAnsi"/>
+      <w:rFonts w:ascii="Times New Roman" w:asciiTheme="majorHAnsi" w:cstheme="majorBidi" w:eastAsia="黑体" w:hAnsi="Times New Roman" w:hAnsiTheme="majorHAnsi"/>
       <w:b/>
       <w:bCs/>
       <w:color w:val="2E4E7E"/>
@@ -3326,7 +3619,7 @@
       <w:outlineLvl w:val="2"/>
     </w:pPr>
     <w:rPr>
-      <w:rFonts w:ascii="Times New Roman" w:asciiTheme="majorHAnsi" w:cstheme="majorBidi" w:eastAsia="黑体" w:eastAsiaTheme="majorEastAsia" w:hAnsi="Times New Roman" w:hAnsiTheme="majorHAnsi"/>
+      <w:rFonts w:ascii="Times New Roman" w:asciiTheme="majorHAnsi" w:cstheme="majorBidi" w:eastAsia="黑体" w:hAnsi="Times New Roman" w:hAnsiTheme="majorHAnsi"/>
       <w:b/>
       <w:bCs/>
       <w:color w:val="2E4E7E"/>
@@ -3350,7 +3643,7 @@
       <w:outlineLvl w:val="3"/>
     </w:pPr>
     <w:rPr>
-      <w:rFonts w:ascii="Times New Roman" w:asciiTheme="majorHAnsi" w:cstheme="majorBidi" w:eastAsia="黑体" w:eastAsiaTheme="majorEastAsia" w:hAnsi="Times New Roman" w:hAnsiTheme="majorHAnsi"/>
+      <w:rFonts w:ascii="Times New Roman" w:asciiTheme="majorHAnsi" w:cstheme="majorBidi" w:eastAsia="黑体" w:hAnsi="Times New Roman" w:hAnsiTheme="majorHAnsi"/>
       <w:b/>
       <w:bCs/>
       <w:i/>
@@ -3376,7 +3669,7 @@
       <w:outlineLvl w:val="4"/>
     </w:pPr>
     <w:rPr>
-      <w:rFonts w:ascii="Times New Roman" w:asciiTheme="majorHAnsi" w:cstheme="majorBidi" w:eastAsia="黑体" w:eastAsiaTheme="majorEastAsia" w:hAnsi="Times New Roman" w:hAnsiTheme="majorHAnsi"/>
+      <w:rFonts w:ascii="Times New Roman" w:asciiTheme="majorHAnsi" w:cstheme="majorBidi" w:eastAsia="黑体" w:hAnsi="Times New Roman" w:hAnsiTheme="majorHAnsi"/>
       <w:b/>
       <w:color w:val="333333"/>
       <w:sz w:val="22"/>
@@ -3399,7 +3692,7 @@
       <w:outlineLvl w:val="5"/>
     </w:pPr>
     <w:rPr>
-      <w:rFonts w:asciiTheme="majorHAnsi" w:cstheme="majorBidi" w:eastAsiaTheme="majorEastAsia" w:hAnsiTheme="majorHAnsi"/>
+      <w:rFonts w:asciiTheme="majorHAnsi" w:cstheme="majorBidi" w:hAnsiTheme="majorHAnsi" w:eastAsia="黑体"/>
       <w:i/>
       <w:iCs/>
       <w:color w:themeColor="accent1" w:themeShade="7F" w:val="243F60"/>
@@ -3422,7 +3715,7 @@
       <w:outlineLvl w:val="6"/>
     </w:pPr>
     <w:rPr>
-      <w:rFonts w:asciiTheme="majorHAnsi" w:cstheme="majorBidi" w:eastAsiaTheme="majorEastAsia" w:hAnsiTheme="majorHAnsi"/>
+      <w:rFonts w:asciiTheme="majorHAnsi" w:cstheme="majorBidi" w:hAnsiTheme="majorHAnsi" w:eastAsia="黑体"/>
       <w:i/>
       <w:iCs/>
       <w:color w:themeColor="text1" w:themeTint="BF" w:val="404040"/>
@@ -3445,7 +3738,7 @@
       <w:outlineLvl w:val="7"/>
     </w:pPr>
     <w:rPr>
-      <w:rFonts w:asciiTheme="majorHAnsi" w:cstheme="majorBidi" w:eastAsiaTheme="majorEastAsia" w:hAnsiTheme="majorHAnsi"/>
+      <w:rFonts w:asciiTheme="majorHAnsi" w:cstheme="majorBidi" w:hAnsiTheme="majorHAnsi" w:eastAsia="黑体"/>
       <w:color w:themeColor="accent1" w:val="4F81BD"/>
       <w:sz w:val="20"/>
       <w:szCs w:val="20"/>
@@ -3468,7 +3761,7 @@
       <w:outlineLvl w:val="8"/>
     </w:pPr>
     <w:rPr>
-      <w:rFonts w:asciiTheme="majorHAnsi" w:cstheme="majorBidi" w:eastAsiaTheme="majorEastAsia" w:hAnsiTheme="majorHAnsi"/>
+      <w:rFonts w:asciiTheme="majorHAnsi" w:cstheme="majorBidi" w:hAnsiTheme="majorHAnsi" w:eastAsia="黑体"/>
       <w:i/>
       <w:iCs/>
       <w:color w:themeColor="text1" w:themeTint="BF" w:val="404040"/>
@@ -3519,7 +3812,7 @@
     <w:uiPriority w:val="9"/>
     <w:rsid w:val="00FC693F"/>
     <w:rPr>
-      <w:rFonts w:asciiTheme="majorHAnsi" w:cstheme="majorBidi" w:eastAsiaTheme="majorEastAsia" w:hAnsiTheme="majorHAnsi"/>
+      <w:rFonts w:asciiTheme="majorHAnsi" w:cstheme="majorBidi" w:hAnsiTheme="majorHAnsi" w:eastAsia="黑体"/>
       <w:b/>
       <w:bCs/>
       <w:color w:themeColor="accent1" w:themeShade="BF" w:val="365F91"/>
@@ -3534,7 +3827,7 @@
     <w:uiPriority w:val="9"/>
     <w:rsid w:val="00FC693F"/>
     <w:rPr>
-      <w:rFonts w:asciiTheme="majorHAnsi" w:cstheme="majorBidi" w:eastAsiaTheme="majorEastAsia" w:hAnsiTheme="majorHAnsi"/>
+      <w:rFonts w:asciiTheme="majorHAnsi" w:cstheme="majorBidi" w:hAnsiTheme="majorHAnsi" w:eastAsia="黑体"/>
       <w:b/>
       <w:bCs/>
       <w:color w:themeColor="accent1" w:val="4F81BD"/>
@@ -3549,7 +3842,7 @@
     <w:uiPriority w:val="9"/>
     <w:rsid w:val="00FC693F"/>
     <w:rPr>
-      <w:rFonts w:asciiTheme="majorHAnsi" w:cstheme="majorBidi" w:eastAsiaTheme="majorEastAsia" w:hAnsiTheme="majorHAnsi"/>
+      <w:rFonts w:asciiTheme="majorHAnsi" w:cstheme="majorBidi" w:hAnsiTheme="majorHAnsi" w:eastAsia="黑体"/>
       <w:b/>
       <w:bCs/>
       <w:color w:themeColor="accent1" w:val="4F81BD"/>
@@ -3572,7 +3865,7 @@
       <w:contextualSpacing/>
     </w:pPr>
     <w:rPr>
-      <w:rFonts w:ascii="Times New Roman" w:asciiTheme="majorHAnsi" w:cstheme="majorBidi" w:eastAsia="黑体" w:eastAsiaTheme="majorEastAsia" w:hAnsi="Times New Roman" w:hAnsiTheme="majorHAnsi"/>
+      <w:rFonts w:ascii="Times New Roman" w:asciiTheme="majorHAnsi" w:cstheme="majorBidi" w:eastAsia="黑体" w:hAnsi="Times New Roman" w:hAnsiTheme="majorHAnsi"/>
       <w:b/>
       <w:color w:val="1F3864"/>
       <w:spacing w:val="5"/>
@@ -3588,7 +3881,7 @@
     <w:uiPriority w:val="10"/>
     <w:rsid w:val="00FC693F"/>
     <w:rPr>
-      <w:rFonts w:asciiTheme="majorHAnsi" w:cstheme="majorBidi" w:eastAsiaTheme="majorEastAsia" w:hAnsiTheme="majorHAnsi"/>
+      <w:rFonts w:asciiTheme="majorHAnsi" w:cstheme="majorBidi" w:hAnsiTheme="majorHAnsi" w:eastAsia="黑体"/>
       <w:color w:themeColor="text2" w:themeShade="BF" w:val="17365D"/>
       <w:spacing w:val="5"/>
       <w:kern w:val="28"/>
@@ -3610,7 +3903,7 @@
       </w:numPr>
     </w:pPr>
     <w:rPr>
-      <w:rFonts w:asciiTheme="majorHAnsi" w:cstheme="majorBidi" w:eastAsiaTheme="majorEastAsia" w:hAnsiTheme="majorHAnsi"/>
+      <w:rFonts w:asciiTheme="majorHAnsi" w:cstheme="majorBidi" w:hAnsiTheme="majorHAnsi" w:eastAsia="黑体"/>
       <w:i/>
       <w:iCs/>
       <w:color w:themeColor="accent1" w:val="4F81BD"/>
@@ -3626,7 +3919,7 @@
     <w:uiPriority w:val="11"/>
     <w:rsid w:val="00FC693F"/>
     <w:rPr>
-      <w:rFonts w:asciiTheme="majorHAnsi" w:cstheme="majorBidi" w:eastAsiaTheme="majorEastAsia" w:hAnsiTheme="majorHAnsi"/>
+      <w:rFonts w:asciiTheme="majorHAnsi" w:cstheme="majorBidi" w:hAnsiTheme="majorHAnsi" w:eastAsia="黑体"/>
       <w:i/>
       <w:iCs/>
       <w:color w:themeColor="accent1" w:val="4F81BD"/>
@@ -3693,6 +3986,7 @@
       <w:spacing w:after="120"/>
     </w:pPr>
     <w:rPr>
+      <w:rFonts w:eastAsia="黑体"/>
       <w:sz w:val="16"/>
       <w:szCs w:val="16"/>
     </w:rPr>
@@ -3704,6 +3998,7 @@
     <w:uiPriority w:val="99"/>
     <w:rsid w:val="00AA1D8D"/>
     <w:rPr>
+      <w:rFonts w:eastAsia="黑体"/>
       <w:sz w:val="16"/>
       <w:szCs w:val="16"/>
     </w:rPr>
@@ -3873,7 +4168,7 @@
       </w:tabs>
     </w:pPr>
     <w:rPr>
-      <w:rFonts w:ascii="Courier" w:hAnsi="Courier"/>
+      <w:rFonts w:ascii="Courier" w:hAnsi="Courier" w:eastAsia="黑体"/>
       <w:sz w:val="20"/>
       <w:szCs w:val="20"/>
     </w:rPr>
@@ -3885,7 +4180,7 @@
     <w:uiPriority w:val="99"/>
     <w:rsid w:val="0029639D"/>
     <w:rPr>
-      <w:rFonts w:ascii="Courier" w:hAnsi="Courier"/>
+      <w:rFonts w:ascii="Courier" w:hAnsi="Courier" w:eastAsia="黑体"/>
       <w:sz w:val="20"/>
       <w:szCs w:val="20"/>
     </w:rPr>
@@ -3921,6 +4216,7 @@
     <w:uiPriority w:val="29"/>
     <w:rsid w:val="00FC693F"/>
     <w:rPr>
+      <w:rFonts w:eastAsia="黑体"/>
       <w:i/>
       <w:iCs/>
       <w:color w:themeColor="text1" w:val="000000"/>
@@ -3934,7 +4230,7 @@
     <w:semiHidden/>
     <w:rsid w:val="00FC693F"/>
     <w:rPr>
-      <w:rFonts w:asciiTheme="majorHAnsi" w:cstheme="majorBidi" w:eastAsiaTheme="majorEastAsia" w:hAnsiTheme="majorHAnsi"/>
+      <w:rFonts w:asciiTheme="majorHAnsi" w:cstheme="majorBidi" w:hAnsiTheme="majorHAnsi" w:eastAsia="黑体"/>
       <w:b/>
       <w:bCs/>
       <w:i/>
@@ -3950,7 +4246,7 @@
     <w:semiHidden/>
     <w:rsid w:val="00FC693F"/>
     <w:rPr>
-      <w:rFonts w:asciiTheme="majorHAnsi" w:cstheme="majorBidi" w:eastAsiaTheme="majorEastAsia" w:hAnsiTheme="majorHAnsi"/>
+      <w:rFonts w:asciiTheme="majorHAnsi" w:cstheme="majorBidi" w:hAnsiTheme="majorHAnsi" w:eastAsia="黑体"/>
       <w:color w:themeColor="accent1" w:themeShade="7F" w:val="243F60"/>
     </w:rPr>
   </w:style>
@@ -3962,7 +4258,7 @@
     <w:semiHidden/>
     <w:rsid w:val="00FC693F"/>
     <w:rPr>
-      <w:rFonts w:asciiTheme="majorHAnsi" w:cstheme="majorBidi" w:eastAsiaTheme="majorEastAsia" w:hAnsiTheme="majorHAnsi"/>
+      <w:rFonts w:asciiTheme="majorHAnsi" w:cstheme="majorBidi" w:hAnsiTheme="majorHAnsi" w:eastAsia="黑体"/>
       <w:i/>
       <w:iCs/>
       <w:color w:themeColor="accent1" w:themeShade="7F" w:val="243F60"/>
@@ -3976,7 +4272,7 @@
     <w:semiHidden/>
     <w:rsid w:val="00FC693F"/>
     <w:rPr>
-      <w:rFonts w:asciiTheme="majorHAnsi" w:cstheme="majorBidi" w:eastAsiaTheme="majorEastAsia" w:hAnsiTheme="majorHAnsi"/>
+      <w:rFonts w:asciiTheme="majorHAnsi" w:cstheme="majorBidi" w:hAnsiTheme="majorHAnsi" w:eastAsia="黑体"/>
       <w:i/>
       <w:iCs/>
       <w:color w:themeColor="text1" w:themeTint="BF" w:val="404040"/>
@@ -3990,7 +4286,7 @@
     <w:semiHidden/>
     <w:rsid w:val="00FC693F"/>
     <w:rPr>
-      <w:rFonts w:asciiTheme="majorHAnsi" w:cstheme="majorBidi" w:eastAsiaTheme="majorEastAsia" w:hAnsiTheme="majorHAnsi"/>
+      <w:rFonts w:asciiTheme="majorHAnsi" w:cstheme="majorBidi" w:hAnsiTheme="majorHAnsi" w:eastAsia="黑体"/>
       <w:color w:themeColor="accent1" w:val="4F81BD"/>
       <w:sz w:val="20"/>
       <w:szCs w:val="20"/>
@@ -4004,7 +4300,7 @@
     <w:semiHidden/>
     <w:rsid w:val="00FC693F"/>
     <w:rPr>
-      <w:rFonts w:asciiTheme="majorHAnsi" w:cstheme="majorBidi" w:eastAsiaTheme="majorEastAsia" w:hAnsiTheme="majorHAnsi"/>
+      <w:rFonts w:asciiTheme="majorHAnsi" w:cstheme="majorBidi" w:hAnsiTheme="majorHAnsi" w:eastAsia="黑体"/>
       <w:i/>
       <w:iCs/>
       <w:color w:themeColor="text1" w:themeTint="BF" w:val="404040"/>
@@ -4025,6 +4321,7 @@
       <w:spacing w:line="240" w:lineRule="auto"/>
     </w:pPr>
     <w:rPr>
+      <w:rFonts w:eastAsia="黑体"/>
       <w:b/>
       <w:bCs/>
       <w:color w:themeColor="accent1" w:val="4F81BD"/>
@@ -4039,6 +4336,7 @@
     <w:qFormat/>
     <w:rsid w:val="00FC693F"/>
     <w:rPr>
+      <w:rFonts w:eastAsia="黑体"/>
       <w:b/>
       <w:bCs/>
     </w:rPr>
@@ -4050,6 +4348,7 @@
     <w:qFormat/>
     <w:rsid w:val="00FC693F"/>
     <w:rPr>
+      <w:rFonts w:eastAsia="黑体"/>
       <w:i/>
       <w:iCs/>
     </w:rPr>
@@ -4070,6 +4369,7 @@
       <w:ind w:left="936" w:right="936"/>
     </w:pPr>
     <w:rPr>
+      <w:rFonts w:eastAsia="黑体"/>
       <w:b/>
       <w:bCs/>
       <w:i/>
@@ -4084,6 +4384,7 @@
     <w:uiPriority w:val="30"/>
     <w:rsid w:val="00FC693F"/>
     <w:rPr>
+      <w:rFonts w:eastAsia="黑体"/>
       <w:b/>
       <w:bCs/>
       <w:i/>
@@ -4098,6 +4399,7 @@
     <w:qFormat/>
     <w:rsid w:val="00FC693F"/>
     <w:rPr>
+      <w:rFonts w:eastAsia="黑体"/>
       <w:i/>
       <w:iCs/>
       <w:color w:themeColor="text1" w:themeTint="7F" w:val="808080"/>
@@ -4110,6 +4412,7 @@
     <w:qFormat/>
     <w:rsid w:val="00FC693F"/>
     <w:rPr>
+      <w:rFonts w:eastAsia="黑体"/>
       <w:b/>
       <w:bCs/>
       <w:i/>
@@ -4124,6 +4427,7 @@
     <w:qFormat/>
     <w:rsid w:val="00FC693F"/>
     <w:rPr>
+      <w:rFonts w:eastAsia="黑体"/>
       <w:smallCaps/>
       <w:color w:themeColor="accent2" w:val="C0504D"/>
       <w:u w:val="single"/>
@@ -4136,6 +4440,7 @@
     <w:qFormat/>
     <w:rsid w:val="00FC693F"/>
     <w:rPr>
+      <w:rFonts w:eastAsia="黑体"/>
       <w:b/>
       <w:bCs/>
       <w:smallCaps/>
@@ -4151,6 +4456,7 @@
     <w:qFormat/>
     <w:rsid w:val="00FC693F"/>
     <w:rPr>
+      <w:rFonts w:eastAsia="黑体"/>
       <w:b/>
       <w:bCs/>
       <w:smallCaps/>
@@ -4205,6 +4511,7 @@
       <w:spacing w:after="0" w:line="240" w:lineRule="auto"/>
     </w:pPr>
     <w:rPr>
+      <w:rFonts w:eastAsia="黑体"/>
       <w:color w:themeColor="text1" w:themeShade="BF" w:val="000000"/>
     </w:rPr>
     <w:tblPr>
@@ -4227,6 +4534,7 @@
         <w:spacing w:after="0" w:before="0" w:line="240" w:lineRule="auto"/>
       </w:pPr>
       <w:rPr>
+        <w:rFonts w:eastAsia="黑体"/>
         <w:b/>
         <w:bCs/>
       </w:rPr>
@@ -4247,6 +4555,7 @@
         <w:spacing w:after="0" w:before="0" w:line="240" w:lineRule="auto"/>
       </w:pPr>
       <w:rPr>
+        <w:rFonts w:eastAsia="黑体"/>
         <w:b/>
         <w:bCs/>
       </w:rPr>
@@ -4264,12 +4573,14 @@
     </w:tblStylePr>
     <w:tblStylePr w:type="firstCol">
       <w:rPr>
+        <w:rFonts w:eastAsia="黑体"/>
         <w:b/>
         <w:bCs/>
       </w:rPr>
     </w:tblStylePr>
     <w:tblStylePr w:type="lastCol">
       <w:rPr>
+        <w:rFonts w:eastAsia="黑体"/>
         <w:b/>
         <w:bCs/>
       </w:rPr>
@@ -4308,6 +4619,7 @@
       <w:spacing w:after="0" w:line="240" w:lineRule="auto"/>
     </w:pPr>
     <w:rPr>
+      <w:rFonts w:eastAsia="黑体"/>
       <w:color w:themeColor="accent1" w:themeShade="BF" w:val="365F91"/>
     </w:rPr>
     <w:tblPr>
@@ -4330,6 +4642,7 @@
         <w:spacing w:after="0" w:before="0" w:line="240" w:lineRule="auto"/>
       </w:pPr>
       <w:rPr>
+        <w:rFonts w:eastAsia="黑体"/>
         <w:b/>
         <w:bCs/>
       </w:rPr>
@@ -4350,6 +4663,7 @@
         <w:spacing w:after="0" w:before="0" w:line="240" w:lineRule="auto"/>
       </w:pPr>
       <w:rPr>
+        <w:rFonts w:eastAsia="黑体"/>
         <w:b/>
         <w:bCs/>
       </w:rPr>
@@ -4367,12 +4681,14 @@
     </w:tblStylePr>
     <w:tblStylePr w:type="firstCol">
       <w:rPr>
+        <w:rFonts w:eastAsia="黑体"/>
         <w:b/>
         <w:bCs/>
       </w:rPr>
     </w:tblStylePr>
     <w:tblStylePr w:type="lastCol">
       <w:rPr>
+        <w:rFonts w:eastAsia="黑体"/>
         <w:b/>
         <w:bCs/>
       </w:rPr>
@@ -4411,6 +4727,7 @@
       <w:spacing w:after="0" w:line="240" w:lineRule="auto"/>
     </w:pPr>
     <w:rPr>
+      <w:rFonts w:eastAsia="黑体"/>
       <w:color w:themeColor="accent2" w:themeShade="BF" w:val="943634"/>
     </w:rPr>
     <w:tblPr>
@@ -4433,6 +4750,7 @@
         <w:spacing w:after="0" w:before="0" w:line="240" w:lineRule="auto"/>
       </w:pPr>
       <w:rPr>
+        <w:rFonts w:eastAsia="黑体"/>
         <w:b/>
         <w:bCs/>
       </w:rPr>
@@ -4453,6 +4771,7 @@
         <w:spacing w:after="0" w:before="0" w:line="240" w:lineRule="auto"/>
       </w:pPr>
       <w:rPr>
+        <w:rFonts w:eastAsia="黑体"/>
         <w:b/>
         <w:bCs/>
       </w:rPr>
@@ -4470,12 +4789,14 @@
     </w:tblStylePr>
     <w:tblStylePr w:type="firstCol">
       <w:rPr>
+        <w:rFonts w:eastAsia="黑体"/>
         <w:b/>
         <w:bCs/>
       </w:rPr>
     </w:tblStylePr>
     <w:tblStylePr w:type="lastCol">
       <w:rPr>
+        <w:rFonts w:eastAsia="黑体"/>
         <w:b/>
         <w:bCs/>
       </w:rPr>
@@ -4514,6 +4835,7 @@
       <w:spacing w:after="0" w:line="240" w:lineRule="auto"/>
     </w:pPr>
     <w:rPr>
+      <w:rFonts w:eastAsia="黑体"/>
       <w:color w:themeColor="accent3" w:themeShade="BF" w:val="76923C"/>
     </w:rPr>
     <w:tblPr>
@@ -4536,6 +4858,7 @@
         <w:spacing w:after="0" w:before="0" w:line="240" w:lineRule="auto"/>
       </w:pPr>
       <w:rPr>
+        <w:rFonts w:eastAsia="黑体"/>
         <w:b/>
         <w:bCs/>
       </w:rPr>
@@ -4556,6 +4879,7 @@
         <w:spacing w:after="0" w:before="0" w:line="240" w:lineRule="auto"/>
       </w:pPr>
       <w:rPr>
+        <w:rFonts w:eastAsia="黑体"/>
         <w:b/>
         <w:bCs/>
       </w:rPr>
@@ -4573,12 +4897,14 @@
     </w:tblStylePr>
     <w:tblStylePr w:type="firstCol">
       <w:rPr>
+        <w:rFonts w:eastAsia="黑体"/>
         <w:b/>
         <w:bCs/>
       </w:rPr>
     </w:tblStylePr>
     <w:tblStylePr w:type="lastCol">
       <w:rPr>
+        <w:rFonts w:eastAsia="黑体"/>
         <w:b/>
         <w:bCs/>
       </w:rPr>
@@ -4617,6 +4943,7 @@
       <w:spacing w:after="0" w:line="240" w:lineRule="auto"/>
     </w:pPr>
     <w:rPr>
+      <w:rFonts w:eastAsia="黑体"/>
       <w:color w:themeColor="accent4" w:themeShade="BF" w:val="5F497A"/>
     </w:rPr>
     <w:tblPr>
@@ -4639,6 +4966,7 @@
         <w:spacing w:after="0" w:before="0" w:line="240" w:lineRule="auto"/>
       </w:pPr>
       <w:rPr>
+        <w:rFonts w:eastAsia="黑体"/>
         <w:b/>
         <w:bCs/>
       </w:rPr>
@@ -4659,6 +4987,7 @@
         <w:spacing w:after="0" w:before="0" w:line="240" w:lineRule="auto"/>
       </w:pPr>
       <w:rPr>
+        <w:rFonts w:eastAsia="黑体"/>
         <w:b/>
         <w:bCs/>
       </w:rPr>
@@ -4676,12 +5005,14 @@
     </w:tblStylePr>
     <w:tblStylePr w:type="firstCol">
       <w:rPr>
+        <w:rFonts w:eastAsia="黑体"/>
         <w:b/>
         <w:bCs/>
       </w:rPr>
     </w:tblStylePr>
     <w:tblStylePr w:type="lastCol">
       <w:rPr>
+        <w:rFonts w:eastAsia="黑体"/>
         <w:b/>
         <w:bCs/>
       </w:rPr>
@@ -4720,6 +5051,7 @@
       <w:spacing w:after="0" w:line="240" w:lineRule="auto"/>
     </w:pPr>
     <w:rPr>
+      <w:rFonts w:eastAsia="黑体"/>
       <w:color w:themeColor="accent5" w:themeShade="BF" w:val="31849B"/>
     </w:rPr>
     <w:tblPr>
@@ -4742,6 +5074,7 @@
         <w:spacing w:after="0" w:before="0" w:line="240" w:lineRule="auto"/>
       </w:pPr>
       <w:rPr>
+        <w:rFonts w:eastAsia="黑体"/>
         <w:b/>
         <w:bCs/>
       </w:rPr>
@@ -4762,6 +5095,7 @@
         <w:spacing w:after="0" w:before="0" w:line="240" w:lineRule="auto"/>
       </w:pPr>
       <w:rPr>
+        <w:rFonts w:eastAsia="黑体"/>
         <w:b/>
         <w:bCs/>
       </w:rPr>
@@ -4779,12 +5113,14 @@
     </w:tblStylePr>
     <w:tblStylePr w:type="firstCol">
       <w:rPr>
+        <w:rFonts w:eastAsia="黑体"/>
         <w:b/>
         <w:bCs/>
       </w:rPr>
     </w:tblStylePr>
     <w:tblStylePr w:type="lastCol">
       <w:rPr>
+        <w:rFonts w:eastAsia="黑体"/>
         <w:b/>
         <w:bCs/>
       </w:rPr>
@@ -4823,6 +5159,7 @@
       <w:spacing w:after="0" w:line="240" w:lineRule="auto"/>
     </w:pPr>
     <w:rPr>
+      <w:rFonts w:eastAsia="黑体"/>
       <w:color w:themeColor="accent6" w:themeShade="BF" w:val="E36C0A"/>
     </w:rPr>
     <w:tblPr>
@@ -4845,6 +5182,7 @@
         <w:spacing w:after="0" w:before="0" w:line="240" w:lineRule="auto"/>
       </w:pPr>
       <w:rPr>
+        <w:rFonts w:eastAsia="黑体"/>
         <w:b/>
         <w:bCs/>
       </w:rPr>
@@ -4865,6 +5203,7 @@
         <w:spacing w:after="0" w:before="0" w:line="240" w:lineRule="auto"/>
       </w:pPr>
       <w:rPr>
+        <w:rFonts w:eastAsia="黑体"/>
         <w:b/>
         <w:bCs/>
       </w:rPr>
@@ -4882,12 +5221,14 @@
     </w:tblStylePr>
     <w:tblStylePr w:type="firstCol">
       <w:rPr>
+        <w:rFonts w:eastAsia="黑体"/>
         <w:b/>
         <w:bCs/>
       </w:rPr>
     </w:tblStylePr>
     <w:tblStylePr w:type="lastCol">
       <w:rPr>
+        <w:rFonts w:eastAsia="黑体"/>
         <w:b/>
         <w:bCs/>
       </w:rPr>
@@ -4947,6 +5288,7 @@
         <w:spacing w:after="0" w:before="0" w:line="240" w:lineRule="auto"/>
       </w:pPr>
       <w:rPr>
+        <w:rFonts w:eastAsia="黑体"/>
         <w:b/>
         <w:bCs/>
         <w:color w:themeColor="background1" w:val="FFFFFF"/>
@@ -4961,6 +5303,7 @@
         <w:spacing w:after="0" w:before="0" w:line="240" w:lineRule="auto"/>
       </w:pPr>
       <w:rPr>
+        <w:rFonts w:eastAsia="黑体"/>
         <w:b/>
         <w:bCs/>
       </w:rPr>
@@ -4976,12 +5319,14 @@
     </w:tblStylePr>
     <w:tblStylePr w:type="firstCol">
       <w:rPr>
+        <w:rFonts w:eastAsia="黑体"/>
         <w:b/>
         <w:bCs/>
       </w:rPr>
     </w:tblStylePr>
     <w:tblStylePr w:type="lastCol">
       <w:rPr>
+        <w:rFonts w:eastAsia="黑体"/>
         <w:b/>
         <w:bCs/>
       </w:rPr>
@@ -5039,6 +5384,7 @@
         <w:spacing w:after="0" w:before="0" w:line="240" w:lineRule="auto"/>
       </w:pPr>
       <w:rPr>
+        <w:rFonts w:eastAsia="黑体"/>
         <w:b/>
         <w:bCs/>
         <w:color w:themeColor="background1" w:val="FFFFFF"/>
@@ -5053,6 +5399,7 @@
         <w:spacing w:after="0" w:before="0" w:line="240" w:lineRule="auto"/>
       </w:pPr>
       <w:rPr>
+        <w:rFonts w:eastAsia="黑体"/>
         <w:b/>
         <w:bCs/>
       </w:rPr>
@@ -5068,12 +5415,14 @@
     </w:tblStylePr>
     <w:tblStylePr w:type="firstCol">
       <w:rPr>
+        <w:rFonts w:eastAsia="黑体"/>
         <w:b/>
         <w:bCs/>
       </w:rPr>
     </w:tblStylePr>
     <w:tblStylePr w:type="lastCol">
       <w:rPr>
+        <w:rFonts w:eastAsia="黑体"/>
         <w:b/>
         <w:bCs/>
       </w:rPr>
@@ -5131,6 +5480,7 @@
         <w:spacing w:after="0" w:before="0" w:line="240" w:lineRule="auto"/>
       </w:pPr>
       <w:rPr>
+        <w:rFonts w:eastAsia="黑体"/>
         <w:b/>
         <w:bCs/>
         <w:color w:themeColor="background1" w:val="FFFFFF"/>
@@ -5145,6 +5495,7 @@
         <w:spacing w:after="0" w:before="0" w:line="240" w:lineRule="auto"/>
       </w:pPr>
       <w:rPr>
+        <w:rFonts w:eastAsia="黑体"/>
         <w:b/>
         <w:bCs/>
       </w:rPr>
@@ -5160,12 +5511,14 @@
     </w:tblStylePr>
     <w:tblStylePr w:type="firstCol">
       <w:rPr>
+        <w:rFonts w:eastAsia="黑体"/>
         <w:b/>
         <w:bCs/>
       </w:rPr>
     </w:tblStylePr>
     <w:tblStylePr w:type="lastCol">
       <w:rPr>
+        <w:rFonts w:eastAsia="黑体"/>
         <w:b/>
         <w:bCs/>
       </w:rPr>
@@ -5223,6 +5576,7 @@
         <w:spacing w:after="0" w:before="0" w:line="240" w:lineRule="auto"/>
       </w:pPr>
       <w:rPr>
+        <w:rFonts w:eastAsia="黑体"/>
         <w:b/>
         <w:bCs/>
         <w:color w:themeColor="background1" w:val="FFFFFF"/>
@@ -5237,6 +5591,7 @@
         <w:spacing w:after="0" w:before="0" w:line="240" w:lineRule="auto"/>
       </w:pPr>
       <w:rPr>
+        <w:rFonts w:eastAsia="黑体"/>
         <w:b/>
         <w:bCs/>
       </w:rPr>
@@ -5252,12 +5607,14 @@
     </w:tblStylePr>
     <w:tblStylePr w:type="firstCol">
       <w:rPr>
+        <w:rFonts w:eastAsia="黑体"/>
         <w:b/>
         <w:bCs/>
       </w:rPr>
     </w:tblStylePr>
     <w:tblStylePr w:type="lastCol">
       <w:rPr>
+        <w:rFonts w:eastAsia="黑体"/>
         <w:b/>
         <w:bCs/>
       </w:rPr>
@@ -5315,6 +5672,7 @@
         <w:spacing w:after="0" w:before="0" w:line="240" w:lineRule="auto"/>
       </w:pPr>
       <w:rPr>
+        <w:rFonts w:eastAsia="黑体"/>
         <w:b/>
         <w:bCs/>
         <w:color w:themeColor="background1" w:val="FFFFFF"/>
@@ -5329,6 +5687,7 @@
         <w:spacing w:after="0" w:before="0" w:line="240" w:lineRule="auto"/>
       </w:pPr>
       <w:rPr>
+        <w:rFonts w:eastAsia="黑体"/>
         <w:b/>
         <w:bCs/>
       </w:rPr>
@@ -5344,12 +5703,14 @@
     </w:tblStylePr>
     <w:tblStylePr w:type="firstCol">
       <w:rPr>
+        <w:rFonts w:eastAsia="黑体"/>
         <w:b/>
         <w:bCs/>
       </w:rPr>
     </w:tblStylePr>
     <w:tblStylePr w:type="lastCol">
       <w:rPr>
+        <w:rFonts w:eastAsia="黑体"/>
         <w:b/>
         <w:bCs/>
       </w:rPr>
@@ -5407,6 +5768,7 @@
         <w:spacing w:after="0" w:before="0" w:line="240" w:lineRule="auto"/>
       </w:pPr>
       <w:rPr>
+        <w:rFonts w:eastAsia="黑体"/>
         <w:b/>
         <w:bCs/>
         <w:color w:themeColor="background1" w:val="FFFFFF"/>
@@ -5421,6 +5783,7 @@
         <w:spacing w:after="0" w:before="0" w:line="240" w:lineRule="auto"/>
       </w:pPr>
       <w:rPr>
+        <w:rFonts w:eastAsia="黑体"/>
         <w:b/>
         <w:bCs/>
       </w:rPr>
@@ -5436,12 +5799,14 @@
     </w:tblStylePr>
     <w:tblStylePr w:type="firstCol">
       <w:rPr>
+        <w:rFonts w:eastAsia="黑体"/>
         <w:b/>
         <w:bCs/>
       </w:rPr>
     </w:tblStylePr>
     <w:tblStylePr w:type="lastCol">
       <w:rPr>
+        <w:rFonts w:eastAsia="黑体"/>
         <w:b/>
         <w:bCs/>
       </w:rPr>
@@ -5499,6 +5864,7 @@
         <w:spacing w:after="0" w:before="0" w:line="240" w:lineRule="auto"/>
       </w:pPr>
       <w:rPr>
+        <w:rFonts w:eastAsia="黑体"/>
         <w:b/>
         <w:bCs/>
         <w:color w:themeColor="background1" w:val="FFFFFF"/>
@@ -5513,6 +5879,7 @@
         <w:spacing w:after="0" w:before="0" w:line="240" w:lineRule="auto"/>
       </w:pPr>
       <w:rPr>
+        <w:rFonts w:eastAsia="黑体"/>
         <w:b/>
         <w:bCs/>
       </w:rPr>
@@ -5528,12 +5895,14 @@
     </w:tblStylePr>
     <w:tblStylePr w:type="firstCol">
       <w:rPr>
+        <w:rFonts w:eastAsia="黑体"/>
         <w:b/>
         <w:bCs/>
       </w:rPr>
     </w:tblStylePr>
     <w:tblStylePr w:type="lastCol">
       <w:rPr>
+        <w:rFonts w:eastAsia="黑体"/>
         <w:b/>
         <w:bCs/>
       </w:rPr>
@@ -5593,7 +5962,7 @@
         <w:spacing w:after="0" w:before="0" w:line="240" w:lineRule="auto"/>
       </w:pPr>
       <w:rPr>
-        <w:rFonts w:asciiTheme="majorHAnsi" w:cstheme="majorBidi" w:eastAsiaTheme="majorEastAsia" w:hAnsiTheme="majorHAnsi"/>
+        <w:rFonts w:asciiTheme="majorHAnsi" w:cstheme="majorBidi" w:hAnsiTheme="majorHAnsi" w:eastAsia="黑体"/>
         <w:b/>
         <w:bCs/>
       </w:rPr>
@@ -5614,7 +5983,7 @@
         <w:spacing w:after="0" w:before="0" w:line="240" w:lineRule="auto"/>
       </w:pPr>
       <w:rPr>
-        <w:rFonts w:asciiTheme="majorHAnsi" w:cstheme="majorBidi" w:eastAsiaTheme="majorEastAsia" w:hAnsiTheme="majorHAnsi"/>
+        <w:rFonts w:asciiTheme="majorHAnsi" w:cstheme="majorBidi" w:hAnsiTheme="majorHAnsi" w:eastAsia="黑体"/>
         <w:b/>
         <w:bCs/>
       </w:rPr>
@@ -5632,14 +6001,14 @@
     </w:tblStylePr>
     <w:tblStylePr w:type="firstCol">
       <w:rPr>
-        <w:rFonts w:asciiTheme="majorHAnsi" w:cstheme="majorBidi" w:eastAsiaTheme="majorEastAsia" w:hAnsiTheme="majorHAnsi"/>
+        <w:rFonts w:asciiTheme="majorHAnsi" w:cstheme="majorBidi" w:hAnsiTheme="majorHAnsi" w:eastAsia="黑体"/>
         <w:b/>
         <w:bCs/>
       </w:rPr>
     </w:tblStylePr>
     <w:tblStylePr w:type="lastCol">
       <w:rPr>
-        <w:rFonts w:asciiTheme="majorHAnsi" w:cstheme="majorBidi" w:eastAsiaTheme="majorEastAsia" w:hAnsiTheme="majorHAnsi"/>
+        <w:rFonts w:asciiTheme="majorHAnsi" w:cstheme="majorBidi" w:hAnsiTheme="majorHAnsi" w:eastAsia="黑体"/>
         <w:b/>
         <w:bCs/>
       </w:rPr>
@@ -5723,7 +6092,7 @@
         <w:spacing w:after="0" w:before="0" w:line="240" w:lineRule="auto"/>
       </w:pPr>
       <w:rPr>
-        <w:rFonts w:asciiTheme="majorHAnsi" w:cstheme="majorBidi" w:eastAsiaTheme="majorEastAsia" w:hAnsiTheme="majorHAnsi"/>
+        <w:rFonts w:asciiTheme="majorHAnsi" w:cstheme="majorBidi" w:hAnsiTheme="majorHAnsi" w:eastAsia="黑体"/>
         <w:b/>
         <w:bCs/>
       </w:rPr>
@@ -5744,7 +6113,7 @@
         <w:spacing w:after="0" w:before="0" w:line="240" w:lineRule="auto"/>
       </w:pPr>
       <w:rPr>
-        <w:rFonts w:asciiTheme="majorHAnsi" w:cstheme="majorBidi" w:eastAsiaTheme="majorEastAsia" w:hAnsiTheme="majorHAnsi"/>
+        <w:rFonts w:asciiTheme="majorHAnsi" w:cstheme="majorBidi" w:hAnsiTheme="majorHAnsi" w:eastAsia="黑体"/>
         <w:b/>
         <w:bCs/>
       </w:rPr>
@@ -5762,14 +6131,14 @@
     </w:tblStylePr>
     <w:tblStylePr w:type="firstCol">
       <w:rPr>
-        <w:rFonts w:asciiTheme="majorHAnsi" w:cstheme="majorBidi" w:eastAsiaTheme="majorEastAsia" w:hAnsiTheme="majorHAnsi"/>
+        <w:rFonts w:asciiTheme="majorHAnsi" w:cstheme="majorBidi" w:hAnsiTheme="majorHAnsi" w:eastAsia="黑体"/>
         <w:b/>
         <w:bCs/>
       </w:rPr>
     </w:tblStylePr>
     <w:tblStylePr w:type="lastCol">
       <w:rPr>
-        <w:rFonts w:asciiTheme="majorHAnsi" w:cstheme="majorBidi" w:eastAsiaTheme="majorEastAsia" w:hAnsiTheme="majorHAnsi"/>
+        <w:rFonts w:asciiTheme="majorHAnsi" w:cstheme="majorBidi" w:hAnsiTheme="majorHAnsi" w:eastAsia="黑体"/>
         <w:b/>
         <w:bCs/>
       </w:rPr>
@@ -5853,7 +6222,7 @@
         <w:spacing w:after="0" w:before="0" w:line="240" w:lineRule="auto"/>
       </w:pPr>
       <w:rPr>
-        <w:rFonts w:asciiTheme="majorHAnsi" w:cstheme="majorBidi" w:eastAsiaTheme="majorEastAsia" w:hAnsiTheme="majorHAnsi"/>
+        <w:rFonts w:asciiTheme="majorHAnsi" w:cstheme="majorBidi" w:hAnsiTheme="majorHAnsi" w:eastAsia="黑体"/>
         <w:b/>
         <w:bCs/>
       </w:rPr>
@@ -5874,7 +6243,7 @@
         <w:spacing w:after="0" w:before="0" w:line="240" w:lineRule="auto"/>
       </w:pPr>
       <w:rPr>
-        <w:rFonts w:asciiTheme="majorHAnsi" w:cstheme="majorBidi" w:eastAsiaTheme="majorEastAsia" w:hAnsiTheme="majorHAnsi"/>
+        <w:rFonts w:asciiTheme="majorHAnsi" w:cstheme="majorBidi" w:hAnsiTheme="majorHAnsi" w:eastAsia="黑体"/>
         <w:b/>
         <w:bCs/>
       </w:rPr>
@@ -5892,14 +6261,14 @@
     </w:tblStylePr>
     <w:tblStylePr w:type="firstCol">
       <w:rPr>
-        <w:rFonts w:asciiTheme="majorHAnsi" w:cstheme="majorBidi" w:eastAsiaTheme="majorEastAsia" w:hAnsiTheme="majorHAnsi"/>
+        <w:rFonts w:asciiTheme="majorHAnsi" w:cstheme="majorBidi" w:hAnsiTheme="majorHAnsi" w:eastAsia="黑体"/>
         <w:b/>
         <w:bCs/>
       </w:rPr>
     </w:tblStylePr>
     <w:tblStylePr w:type="lastCol">
       <w:rPr>
-        <w:rFonts w:asciiTheme="majorHAnsi" w:cstheme="majorBidi" w:eastAsiaTheme="majorEastAsia" w:hAnsiTheme="majorHAnsi"/>
+        <w:rFonts w:asciiTheme="majorHAnsi" w:cstheme="majorBidi" w:hAnsiTheme="majorHAnsi" w:eastAsia="黑体"/>
         <w:b/>
         <w:bCs/>
       </w:rPr>
@@ -5983,7 +6352,7 @@
         <w:spacing w:after="0" w:before="0" w:line="240" w:lineRule="auto"/>
       </w:pPr>
       <w:rPr>
-        <w:rFonts w:asciiTheme="majorHAnsi" w:cstheme="majorBidi" w:eastAsiaTheme="majorEastAsia" w:hAnsiTheme="majorHAnsi"/>
+        <w:rFonts w:asciiTheme="majorHAnsi" w:cstheme="majorBidi" w:hAnsiTheme="majorHAnsi" w:eastAsia="黑体"/>
         <w:b/>
         <w:bCs/>
       </w:rPr>
@@ -6004,7 +6373,7 @@
         <w:spacing w:after="0" w:before="0" w:line="240" w:lineRule="auto"/>
       </w:pPr>
       <w:rPr>
-        <w:rFonts w:asciiTheme="majorHAnsi" w:cstheme="majorBidi" w:eastAsiaTheme="majorEastAsia" w:hAnsiTheme="majorHAnsi"/>
+        <w:rFonts w:asciiTheme="majorHAnsi" w:cstheme="majorBidi" w:hAnsiTheme="majorHAnsi" w:eastAsia="黑体"/>
         <w:b/>
         <w:bCs/>
       </w:rPr>
@@ -6022,14 +6391,14 @@
     </w:tblStylePr>
     <w:tblStylePr w:type="firstCol">
       <w:rPr>
-        <w:rFonts w:asciiTheme="majorHAnsi" w:cstheme="majorBidi" w:eastAsiaTheme="majorEastAsia" w:hAnsiTheme="majorHAnsi"/>
+        <w:rFonts w:asciiTheme="majorHAnsi" w:cstheme="majorBidi" w:hAnsiTheme="majorHAnsi" w:eastAsia="黑体"/>
         <w:b/>
         <w:bCs/>
       </w:rPr>
     </w:tblStylePr>
     <w:tblStylePr w:type="lastCol">
       <w:rPr>
-        <w:rFonts w:asciiTheme="majorHAnsi" w:cstheme="majorBidi" w:eastAsiaTheme="majorEastAsia" w:hAnsiTheme="majorHAnsi"/>
+        <w:rFonts w:asciiTheme="majorHAnsi" w:cstheme="majorBidi" w:hAnsiTheme="majorHAnsi" w:eastAsia="黑体"/>
         <w:b/>
         <w:bCs/>
       </w:rPr>
@@ -6113,7 +6482,7 @@
         <w:spacing w:after="0" w:before="0" w:line="240" w:lineRule="auto"/>
       </w:pPr>
       <w:rPr>
-        <w:rFonts w:asciiTheme="majorHAnsi" w:cstheme="majorBidi" w:eastAsiaTheme="majorEastAsia" w:hAnsiTheme="majorHAnsi"/>
+        <w:rFonts w:asciiTheme="majorHAnsi" w:cstheme="majorBidi" w:hAnsiTheme="majorHAnsi" w:eastAsia="黑体"/>
         <w:b/>
         <w:bCs/>
       </w:rPr>
@@ -6134,7 +6503,7 @@
         <w:spacing w:after="0" w:before="0" w:line="240" w:lineRule="auto"/>
       </w:pPr>
       <w:rPr>
-        <w:rFonts w:asciiTheme="majorHAnsi" w:cstheme="majorBidi" w:eastAsiaTheme="majorEastAsia" w:hAnsiTheme="majorHAnsi"/>
+        <w:rFonts w:asciiTheme="majorHAnsi" w:cstheme="majorBidi" w:hAnsiTheme="majorHAnsi" w:eastAsia="黑体"/>
         <w:b/>
         <w:bCs/>
       </w:rPr>
@@ -6152,14 +6521,14 @@
     </w:tblStylePr>
     <w:tblStylePr w:type="firstCol">
       <w:rPr>
-        <w:rFonts w:asciiTheme="majorHAnsi" w:cstheme="majorBidi" w:eastAsiaTheme="majorEastAsia" w:hAnsiTheme="majorHAnsi"/>
+        <w:rFonts w:asciiTheme="majorHAnsi" w:cstheme="majorBidi" w:hAnsiTheme="majorHAnsi" w:eastAsia="黑体"/>
         <w:b/>
         <w:bCs/>
       </w:rPr>
     </w:tblStylePr>
     <w:tblStylePr w:type="lastCol">
       <w:rPr>
-        <w:rFonts w:asciiTheme="majorHAnsi" w:cstheme="majorBidi" w:eastAsiaTheme="majorEastAsia" w:hAnsiTheme="majorHAnsi"/>
+        <w:rFonts w:asciiTheme="majorHAnsi" w:cstheme="majorBidi" w:hAnsiTheme="majorHAnsi" w:eastAsia="黑体"/>
         <w:b/>
         <w:bCs/>
       </w:rPr>
@@ -6243,7 +6612,7 @@
         <w:spacing w:after="0" w:before="0" w:line="240" w:lineRule="auto"/>
       </w:pPr>
       <w:rPr>
-        <w:rFonts w:asciiTheme="majorHAnsi" w:cstheme="majorBidi" w:eastAsiaTheme="majorEastAsia" w:hAnsiTheme="majorHAnsi"/>
+        <w:rFonts w:asciiTheme="majorHAnsi" w:cstheme="majorBidi" w:hAnsiTheme="majorHAnsi" w:eastAsia="黑体"/>
         <w:b/>
         <w:bCs/>
       </w:rPr>
@@ -6264,7 +6633,7 @@
         <w:spacing w:after="0" w:before="0" w:line="240" w:lineRule="auto"/>
       </w:pPr>
       <w:rPr>
-        <w:rFonts w:asciiTheme="majorHAnsi" w:cstheme="majorBidi" w:eastAsiaTheme="majorEastAsia" w:hAnsiTheme="majorHAnsi"/>
+        <w:rFonts w:asciiTheme="majorHAnsi" w:cstheme="majorBidi" w:hAnsiTheme="majorHAnsi" w:eastAsia="黑体"/>
         <w:b/>
         <w:bCs/>
       </w:rPr>
@@ -6282,14 +6651,14 @@
     </w:tblStylePr>
     <w:tblStylePr w:type="firstCol">
       <w:rPr>
-        <w:rFonts w:asciiTheme="majorHAnsi" w:cstheme="majorBidi" w:eastAsiaTheme="majorEastAsia" w:hAnsiTheme="majorHAnsi"/>
+        <w:rFonts w:asciiTheme="majorHAnsi" w:cstheme="majorBidi" w:hAnsiTheme="majorHAnsi" w:eastAsia="黑体"/>
         <w:b/>
         <w:bCs/>
       </w:rPr>
     </w:tblStylePr>
     <w:tblStylePr w:type="lastCol">
       <w:rPr>
-        <w:rFonts w:asciiTheme="majorHAnsi" w:cstheme="majorBidi" w:eastAsiaTheme="majorEastAsia" w:hAnsiTheme="majorHAnsi"/>
+        <w:rFonts w:asciiTheme="majorHAnsi" w:cstheme="majorBidi" w:hAnsiTheme="majorHAnsi" w:eastAsia="黑体"/>
         <w:b/>
         <w:bCs/>
       </w:rPr>
@@ -6373,7 +6742,7 @@
         <w:spacing w:after="0" w:before="0" w:line="240" w:lineRule="auto"/>
       </w:pPr>
       <w:rPr>
-        <w:rFonts w:asciiTheme="majorHAnsi" w:cstheme="majorBidi" w:eastAsiaTheme="majorEastAsia" w:hAnsiTheme="majorHAnsi"/>
+        <w:rFonts w:asciiTheme="majorHAnsi" w:cstheme="majorBidi" w:hAnsiTheme="majorHAnsi" w:eastAsia="黑体"/>
         <w:b/>
         <w:bCs/>
       </w:rPr>
@@ -6394,7 +6763,7 @@
         <w:spacing w:after="0" w:before="0" w:line="240" w:lineRule="auto"/>
       </w:pPr>
       <w:rPr>
-        <w:rFonts w:asciiTheme="majorHAnsi" w:cstheme="majorBidi" w:eastAsiaTheme="majorEastAsia" w:hAnsiTheme="majorHAnsi"/>
+        <w:rFonts w:asciiTheme="majorHAnsi" w:cstheme="majorBidi" w:hAnsiTheme="majorHAnsi" w:eastAsia="黑体"/>
         <w:b/>
         <w:bCs/>
       </w:rPr>
@@ -6412,14 +6781,14 @@
     </w:tblStylePr>
     <w:tblStylePr w:type="firstCol">
       <w:rPr>
-        <w:rFonts w:asciiTheme="majorHAnsi" w:cstheme="majorBidi" w:eastAsiaTheme="majorEastAsia" w:hAnsiTheme="majorHAnsi"/>
+        <w:rFonts w:asciiTheme="majorHAnsi" w:cstheme="majorBidi" w:hAnsiTheme="majorHAnsi" w:eastAsia="黑体"/>
         <w:b/>
         <w:bCs/>
       </w:rPr>
     </w:tblStylePr>
     <w:tblStylePr w:type="lastCol">
       <w:rPr>
-        <w:rFonts w:asciiTheme="majorHAnsi" w:cstheme="majorBidi" w:eastAsiaTheme="majorEastAsia" w:hAnsiTheme="majorHAnsi"/>
+        <w:rFonts w:asciiTheme="majorHAnsi" w:cstheme="majorBidi" w:hAnsiTheme="majorHAnsi" w:eastAsia="黑体"/>
         <w:b/>
         <w:bCs/>
       </w:rPr>
@@ -6502,6 +6871,7 @@
         <w:spacing w:after="0" w:before="0" w:line="240" w:lineRule="auto"/>
       </w:pPr>
       <w:rPr>
+        <w:rFonts w:eastAsia="黑体"/>
         <w:b/>
         <w:bCs/>
         <w:color w:themeColor="background1" w:val="FFFFFF"/>
@@ -6524,6 +6894,7 @@
         <w:spacing w:after="0" w:before="0" w:line="240" w:lineRule="auto"/>
       </w:pPr>
       <w:rPr>
+        <w:rFonts w:eastAsia="黑体"/>
         <w:b/>
         <w:bCs/>
       </w:rPr>
@@ -6541,12 +6912,14 @@
     </w:tblStylePr>
     <w:tblStylePr w:type="firstCol">
       <w:rPr>
+        <w:rFonts w:eastAsia="黑体"/>
         <w:b/>
         <w:bCs/>
       </w:rPr>
     </w:tblStylePr>
     <w:tblStylePr w:type="lastCol">
       <w:rPr>
+        <w:rFonts w:eastAsia="黑体"/>
         <w:b/>
         <w:bCs/>
       </w:rPr>
@@ -6608,6 +6981,7 @@
         <w:spacing w:after="0" w:before="0" w:line="240" w:lineRule="auto"/>
       </w:pPr>
       <w:rPr>
+        <w:rFonts w:eastAsia="黑体"/>
         <w:b/>
         <w:bCs/>
         <w:color w:themeColor="background1" w:val="FFFFFF"/>
@@ -6630,6 +7004,7 @@
         <w:spacing w:after="0" w:before="0" w:line="240" w:lineRule="auto"/>
       </w:pPr>
       <w:rPr>
+        <w:rFonts w:eastAsia="黑体"/>
         <w:b/>
         <w:bCs/>
       </w:rPr>
@@ -6647,12 +7022,14 @@
     </w:tblStylePr>
     <w:tblStylePr w:type="firstCol">
       <w:rPr>
+        <w:rFonts w:eastAsia="黑体"/>
         <w:b/>
         <w:bCs/>
       </w:rPr>
     </w:tblStylePr>
     <w:tblStylePr w:type="lastCol">
       <w:rPr>
+        <w:rFonts w:eastAsia="黑体"/>
         <w:b/>
         <w:bCs/>
       </w:rPr>
@@ -6714,6 +7091,7 @@
         <w:spacing w:after="0" w:before="0" w:line="240" w:lineRule="auto"/>
       </w:pPr>
       <w:rPr>
+        <w:rFonts w:eastAsia="黑体"/>
         <w:b/>
         <w:bCs/>
         <w:color w:themeColor="background1" w:val="FFFFFF"/>
@@ -6736,6 +7114,7 @@
         <w:spacing w:after="0" w:before="0" w:line="240" w:lineRule="auto"/>
       </w:pPr>
       <w:rPr>
+        <w:rFonts w:eastAsia="黑体"/>
         <w:b/>
         <w:bCs/>
       </w:rPr>
@@ -6753,12 +7132,14 @@
     </w:tblStylePr>
     <w:tblStylePr w:type="firstCol">
       <w:rPr>
+        <w:rFonts w:eastAsia="黑体"/>
         <w:b/>
         <w:bCs/>
       </w:rPr>
     </w:tblStylePr>
     <w:tblStylePr w:type="lastCol">
       <w:rPr>
+        <w:rFonts w:eastAsia="黑体"/>
         <w:b/>
         <w:bCs/>
       </w:rPr>
@@ -6820,6 +7201,7 @@
         <w:spacing w:after="0" w:before="0" w:line="240" w:lineRule="auto"/>
       </w:pPr>
       <w:rPr>
+        <w:rFonts w:eastAsia="黑体"/>
         <w:b/>
         <w:bCs/>
         <w:color w:themeColor="background1" w:val="FFFFFF"/>
@@ -6842,6 +7224,7 @@
         <w:spacing w:after="0" w:before="0" w:line="240" w:lineRule="auto"/>
       </w:pPr>
       <w:rPr>
+        <w:rFonts w:eastAsia="黑体"/>
         <w:b/>
         <w:bCs/>
       </w:rPr>
@@ -6859,12 +7242,14 @@
     </w:tblStylePr>
     <w:tblStylePr w:type="firstCol">
       <w:rPr>
+        <w:rFonts w:eastAsia="黑体"/>
         <w:b/>
         <w:bCs/>
       </w:rPr>
     </w:tblStylePr>
     <w:tblStylePr w:type="lastCol">
       <w:rPr>
+        <w:rFonts w:eastAsia="黑体"/>
         <w:b/>
         <w:bCs/>
       </w:rPr>
@@ -6926,6 +7311,7 @@
         <w:spacing w:after="0" w:before="0" w:line="240" w:lineRule="auto"/>
       </w:pPr>
       <w:rPr>
+        <w:rFonts w:eastAsia="黑体"/>
         <w:b/>
         <w:bCs/>
         <w:color w:themeColor="background1" w:val="FFFFFF"/>
@@ -6948,6 +7334,7 @@
         <w:spacing w:after="0" w:before="0" w:line="240" w:lineRule="auto"/>
       </w:pPr>
       <w:rPr>
+        <w:rFonts w:eastAsia="黑体"/>
         <w:b/>
         <w:bCs/>
       </w:rPr>
@@ -6965,12 +7352,14 @@
     </w:tblStylePr>
     <w:tblStylePr w:type="firstCol">
       <w:rPr>
+        <w:rFonts w:eastAsia="黑体"/>
         <w:b/>
         <w:bCs/>
       </w:rPr>
     </w:tblStylePr>
     <w:tblStylePr w:type="lastCol">
       <w:rPr>
+        <w:rFonts w:eastAsia="黑体"/>
         <w:b/>
         <w:bCs/>
       </w:rPr>
@@ -7032,6 +7421,7 @@
         <w:spacing w:after="0" w:before="0" w:line="240" w:lineRule="auto"/>
       </w:pPr>
       <w:rPr>
+        <w:rFonts w:eastAsia="黑体"/>
         <w:b/>
         <w:bCs/>
         <w:color w:themeColor="background1" w:val="FFFFFF"/>
@@ -7054,6 +7444,7 @@
         <w:spacing w:after="0" w:before="0" w:line="240" w:lineRule="auto"/>
       </w:pPr>
       <w:rPr>
+        <w:rFonts w:eastAsia="黑体"/>
         <w:b/>
         <w:bCs/>
       </w:rPr>
@@ -7071,12 +7462,14 @@
     </w:tblStylePr>
     <w:tblStylePr w:type="firstCol">
       <w:rPr>
+        <w:rFonts w:eastAsia="黑体"/>
         <w:b/>
         <w:bCs/>
       </w:rPr>
     </w:tblStylePr>
     <w:tblStylePr w:type="lastCol">
       <w:rPr>
+        <w:rFonts w:eastAsia="黑体"/>
         <w:b/>
         <w:bCs/>
       </w:rPr>
@@ -7138,6 +7531,7 @@
         <w:spacing w:after="0" w:before="0" w:line="240" w:lineRule="auto"/>
       </w:pPr>
       <w:rPr>
+        <w:rFonts w:eastAsia="黑体"/>
         <w:b/>
         <w:bCs/>
         <w:color w:themeColor="background1" w:val="FFFFFF"/>
@@ -7160,6 +7554,7 @@
         <w:spacing w:after="0" w:before="0" w:line="240" w:lineRule="auto"/>
       </w:pPr>
       <w:rPr>
+        <w:rFonts w:eastAsia="黑体"/>
         <w:b/>
         <w:bCs/>
       </w:rPr>
@@ -7177,12 +7572,14 @@
     </w:tblStylePr>
     <w:tblStylePr w:type="firstCol">
       <w:rPr>
+        <w:rFonts w:eastAsia="黑体"/>
         <w:b/>
         <w:bCs/>
       </w:rPr>
     </w:tblStylePr>
     <w:tblStylePr w:type="lastCol">
       <w:rPr>
+        <w:rFonts w:eastAsia="黑体"/>
         <w:b/>
         <w:bCs/>
       </w:rPr>
@@ -7241,6 +7638,7 @@
         <w:spacing w:after="0" w:before="0" w:line="240" w:lineRule="auto"/>
       </w:pPr>
       <w:rPr>
+        <w:rFonts w:eastAsia="黑体"/>
         <w:b/>
         <w:bCs/>
         <w:color w:themeColor="background1" w:val="FFFFFF"/>
@@ -7263,6 +7661,7 @@
         <w:spacing w:after="0" w:before="0" w:line="240" w:lineRule="auto"/>
       </w:pPr>
       <w:rPr>
+        <w:rFonts w:eastAsia="黑体"/>
         <w:color w:val="auto"/>
       </w:rPr>
       <w:tblPr/>
@@ -7280,6 +7679,7 @@
     </w:tblStylePr>
     <w:tblStylePr w:type="firstCol">
       <w:rPr>
+        <w:rFonts w:eastAsia="黑体"/>
         <w:b/>
         <w:bCs/>
         <w:color w:themeColor="background1" w:val="FFFFFF"/>
@@ -7299,6 +7699,7 @@
     </w:tblStylePr>
     <w:tblStylePr w:type="lastCol">
       <w:rPr>
+        <w:rFonts w:eastAsia="黑体"/>
         <w:b/>
         <w:bCs/>
         <w:color w:themeColor="background1" w:val="FFFFFF"/>
@@ -7347,6 +7748,7 @@
     </w:tblStylePr>
     <w:tblStylePr w:type="nwCell">
       <w:rPr>
+        <w:rFonts w:eastAsia="黑体"/>
         <w:color w:themeColor="background1" w:val="FFFFFF"/>
       </w:rPr>
       <w:tblPr/>
@@ -7390,6 +7792,7 @@
         <w:spacing w:after="0" w:before="0" w:line="240" w:lineRule="auto"/>
       </w:pPr>
       <w:rPr>
+        <w:rFonts w:eastAsia="黑体"/>
         <w:b/>
         <w:bCs/>
         <w:color w:themeColor="background1" w:val="FFFFFF"/>
@@ -7412,6 +7815,7 @@
         <w:spacing w:after="0" w:before="0" w:line="240" w:lineRule="auto"/>
       </w:pPr>
       <w:rPr>
+        <w:rFonts w:eastAsia="黑体"/>
         <w:color w:val="auto"/>
       </w:rPr>
       <w:tblPr/>
@@ -7429,6 +7833,7 @@
     </w:tblStylePr>
     <w:tblStylePr w:type="firstCol">
       <w:rPr>
+        <w:rFonts w:eastAsia="黑体"/>
         <w:b/>
         <w:bCs/>
         <w:color w:themeColor="background1" w:val="FFFFFF"/>
@@ -7448,6 +7853,7 @@
     </w:tblStylePr>
     <w:tblStylePr w:type="lastCol">
       <w:rPr>
+        <w:rFonts w:eastAsia="黑体"/>
         <w:b/>
         <w:bCs/>
         <w:color w:themeColor="background1" w:val="FFFFFF"/>
@@ -7496,6 +7902,7 @@
     </w:tblStylePr>
     <w:tblStylePr w:type="nwCell">
       <w:rPr>
+        <w:rFonts w:eastAsia="黑体"/>
         <w:color w:themeColor="background1" w:val="FFFFFF"/>
       </w:rPr>
       <w:tblPr/>
@@ -7539,6 +7946,7 @@
         <w:spacing w:after="0" w:before="0" w:line="240" w:lineRule="auto"/>
       </w:pPr>
       <w:rPr>
+        <w:rFonts w:eastAsia="黑体"/>
         <w:b/>
         <w:bCs/>
         <w:color w:themeColor="background1" w:val="FFFFFF"/>
@@ -7561,6 +7969,7 @@
         <w:spacing w:after="0" w:before="0" w:line="240" w:lineRule="auto"/>
       </w:pPr>
       <w:rPr>
+        <w:rFonts w:eastAsia="黑体"/>
         <w:color w:val="auto"/>
       </w:rPr>
       <w:tblPr/>
@@ -7578,6 +7987,7 @@
     </w:tblStylePr>
     <w:tblStylePr w:type="firstCol">
       <w:rPr>
+        <w:rFonts w:eastAsia="黑体"/>
         <w:b/>
         <w:bCs/>
         <w:color w:themeColor="background1" w:val="FFFFFF"/>
@@ -7597,6 +8007,7 @@
     </w:tblStylePr>
     <w:tblStylePr w:type="lastCol">
       <w:rPr>
+        <w:rFonts w:eastAsia="黑体"/>
         <w:b/>
         <w:bCs/>
         <w:color w:themeColor="background1" w:val="FFFFFF"/>
@@ -7645,6 +8056,7 @@
     </w:tblStylePr>
     <w:tblStylePr w:type="nwCell">
       <w:rPr>
+        <w:rFonts w:eastAsia="黑体"/>
         <w:color w:themeColor="background1" w:val="FFFFFF"/>
       </w:rPr>
       <w:tblPr/>
@@ -7688,6 +8100,7 @@
         <w:spacing w:after="0" w:before="0" w:line="240" w:lineRule="auto"/>
       </w:pPr>
       <w:rPr>
+        <w:rFonts w:eastAsia="黑体"/>
         <w:b/>
         <w:bCs/>
         <w:color w:themeColor="background1" w:val="FFFFFF"/>
@@ -7710,6 +8123,7 @@
         <w:spacing w:after="0" w:before="0" w:line="240" w:lineRule="auto"/>
       </w:pPr>
       <w:rPr>
+        <w:rFonts w:eastAsia="黑体"/>
         <w:color w:val="auto"/>
       </w:rPr>
       <w:tblPr/>
@@ -7727,6 +8141,7 @@
     </w:tblStylePr>
     <w:tblStylePr w:type="firstCol">
       <w:rPr>
+        <w:rFonts w:eastAsia="黑体"/>
         <w:b/>
         <w:bCs/>
         <w:color w:themeColor="background1" w:val="FFFFFF"/>
@@ -7746,6 +8161,7 @@
     </w:tblStylePr>
     <w:tblStylePr w:type="lastCol">
       <w:rPr>
+        <w:rFonts w:eastAsia="黑体"/>
         <w:b/>
         <w:bCs/>
         <w:color w:themeColor="background1" w:val="FFFFFF"/>
@@ -7794,6 +8210,7 @@
     </w:tblStylePr>
     <w:tblStylePr w:type="nwCell">
       <w:rPr>
+        <w:rFonts w:eastAsia="黑体"/>
         <w:color w:themeColor="background1" w:val="FFFFFF"/>
       </w:rPr>
       <w:tblPr/>
@@ -7837,6 +8254,7 @@
         <w:spacing w:after="0" w:before="0" w:line="240" w:lineRule="auto"/>
       </w:pPr>
       <w:rPr>
+        <w:rFonts w:eastAsia="黑体"/>
         <w:b/>
         <w:bCs/>
         <w:color w:themeColor="background1" w:val="FFFFFF"/>
@@ -7859,6 +8277,7 @@
         <w:spacing w:after="0" w:before="0" w:line="240" w:lineRule="auto"/>
       </w:pPr>
       <w:rPr>
+        <w:rFonts w:eastAsia="黑体"/>
         <w:color w:val="auto"/>
       </w:rPr>
       <w:tblPr/>
@@ -7876,6 +8295,7 @@
     </w:tblStylePr>
     <w:tblStylePr w:type="firstCol">
       <w:rPr>
+        <w:rFonts w:eastAsia="黑体"/>
         <w:b/>
         <w:bCs/>
         <w:color w:themeColor="background1" w:val="FFFFFF"/>
@@ -7895,6 +8315,7 @@
     </w:tblStylePr>
     <w:tblStylePr w:type="lastCol">
       <w:rPr>
+        <w:rFonts w:eastAsia="黑体"/>
         <w:b/>
         <w:bCs/>
         <w:color w:themeColor="background1" w:val="FFFFFF"/>
@@ -7943,6 +8364,7 @@
     </w:tblStylePr>
     <w:tblStylePr w:type="nwCell">
       <w:rPr>
+        <w:rFonts w:eastAsia="黑体"/>
         <w:color w:themeColor="background1" w:val="FFFFFF"/>
       </w:rPr>
       <w:tblPr/>
@@ -7986,6 +8408,7 @@
         <w:spacing w:after="0" w:before="0" w:line="240" w:lineRule="auto"/>
       </w:pPr>
       <w:rPr>
+        <w:rFonts w:eastAsia="黑体"/>
         <w:b/>
         <w:bCs/>
         <w:color w:themeColor="background1" w:val="FFFFFF"/>
@@ -8008,6 +8431,7 @@
         <w:spacing w:after="0" w:before="0" w:line="240" w:lineRule="auto"/>
       </w:pPr>
       <w:rPr>
+        <w:rFonts w:eastAsia="黑体"/>
         <w:color w:val="auto"/>
       </w:rPr>
       <w:tblPr/>
@@ -8025,6 +8449,7 @@
     </w:tblStylePr>
     <w:tblStylePr w:type="firstCol">
       <w:rPr>
+        <w:rFonts w:eastAsia="黑体"/>
         <w:b/>
         <w:bCs/>
         <w:color w:themeColor="background1" w:val="FFFFFF"/>
@@ -8044,6 +8469,7 @@
     </w:tblStylePr>
     <w:tblStylePr w:type="lastCol">
       <w:rPr>
+        <w:rFonts w:eastAsia="黑体"/>
         <w:b/>
         <w:bCs/>
         <w:color w:themeColor="background1" w:val="FFFFFF"/>
@@ -8092,6 +8518,7 @@
     </w:tblStylePr>
     <w:tblStylePr w:type="nwCell">
       <w:rPr>
+        <w:rFonts w:eastAsia="黑体"/>
         <w:color w:themeColor="background1" w:val="FFFFFF"/>
       </w:rPr>
       <w:tblPr/>
@@ -8135,6 +8562,7 @@
         <w:spacing w:after="0" w:before="0" w:line="240" w:lineRule="auto"/>
       </w:pPr>
       <w:rPr>
+        <w:rFonts w:eastAsia="黑体"/>
         <w:b/>
         <w:bCs/>
         <w:color w:themeColor="background1" w:val="FFFFFF"/>
@@ -8157,6 +8585,7 @@
         <w:spacing w:after="0" w:before="0" w:line="240" w:lineRule="auto"/>
       </w:pPr>
       <w:rPr>
+        <w:rFonts w:eastAsia="黑体"/>
         <w:color w:val="auto"/>
       </w:rPr>
       <w:tblPr/>
@@ -8174,6 +8603,7 @@
     </w:tblStylePr>
     <w:tblStylePr w:type="firstCol">
       <w:rPr>
+        <w:rFonts w:eastAsia="黑体"/>
         <w:b/>
         <w:bCs/>
         <w:color w:themeColor="background1" w:val="FFFFFF"/>
@@ -8193,6 +8623,7 @@
     </w:tblStylePr>
     <w:tblStylePr w:type="lastCol">
       <w:rPr>
+        <w:rFonts w:eastAsia="黑体"/>
         <w:b/>
         <w:bCs/>
         <w:color w:themeColor="background1" w:val="FFFFFF"/>
@@ -8241,6 +8672,7 @@
     </w:tblStylePr>
     <w:tblStylePr w:type="nwCell">
       <w:rPr>
+        <w:rFonts w:eastAsia="黑体"/>
         <w:color w:themeColor="background1" w:val="FFFFFF"/>
       </w:rPr>
       <w:tblPr/>
@@ -8265,6 +8697,7 @@
       <w:spacing w:after="0" w:line="240" w:lineRule="auto"/>
     </w:pPr>
     <w:rPr>
+      <w:rFonts w:eastAsia="黑体"/>
       <w:color w:themeColor="text1" w:val="000000"/>
     </w:rPr>
     <w:tblPr>
@@ -8284,7 +8717,7 @@
     </w:tblPr>
     <w:tblStylePr w:type="firstRow">
       <w:rPr>
-        <w:rFonts w:asciiTheme="majorHAnsi" w:cstheme="majorBidi" w:eastAsiaTheme="majorEastAsia" w:hAnsiTheme="majorHAnsi"/>
+        <w:rFonts w:asciiTheme="majorHAnsi" w:cstheme="majorBidi" w:hAnsiTheme="majorHAnsi" w:eastAsia="黑体"/>
       </w:rPr>
       <w:tblPr/>
       <w:tcPr>
@@ -8296,6 +8729,7 @@
     </w:tblStylePr>
     <w:tblStylePr w:type="lastRow">
       <w:rPr>
+        <w:rFonts w:eastAsia="黑体"/>
         <w:b/>
         <w:bCs/>
         <w:color w:themeColor="text2" w:val="1F497D"/>
@@ -8310,12 +8744,14 @@
     </w:tblStylePr>
     <w:tblStylePr w:type="firstCol">
       <w:rPr>
+        <w:rFonts w:eastAsia="黑体"/>
         <w:b/>
         <w:bCs/>
       </w:rPr>
     </w:tblStylePr>
     <w:tblStylePr w:type="lastCol">
       <w:rPr>
+        <w:rFonts w:eastAsia="黑体"/>
         <w:b/>
         <w:bCs/>
       </w:rPr>
@@ -8349,6 +8785,7 @@
       <w:spacing w:after="0" w:line="240" w:lineRule="auto"/>
     </w:pPr>
     <w:rPr>
+      <w:rFonts w:eastAsia="黑体"/>
       <w:color w:themeColor="text1" w:val="000000"/>
     </w:rPr>
     <w:tblPr>
@@ -8368,7 +8805,7 @@
     </w:tblPr>
     <w:tblStylePr w:type="firstRow">
       <w:rPr>
-        <w:rFonts w:asciiTheme="majorHAnsi" w:cstheme="majorBidi" w:eastAsiaTheme="majorEastAsia" w:hAnsiTheme="majorHAnsi"/>
+        <w:rFonts w:asciiTheme="majorHAnsi" w:cstheme="majorBidi" w:hAnsiTheme="majorHAnsi" w:eastAsia="黑体"/>
       </w:rPr>
       <w:tblPr/>
       <w:tcPr>
@@ -8380,6 +8817,7 @@
     </w:tblStylePr>
     <w:tblStylePr w:type="lastRow">
       <w:rPr>
+        <w:rFonts w:eastAsia="黑体"/>
         <w:b/>
         <w:bCs/>
         <w:color w:themeColor="text2" w:val="1F497D"/>
@@ -8394,12 +8832,14 @@
     </w:tblStylePr>
     <w:tblStylePr w:type="firstCol">
       <w:rPr>
+        <w:rFonts w:eastAsia="黑体"/>
         <w:b/>
         <w:bCs/>
       </w:rPr>
     </w:tblStylePr>
     <w:tblStylePr w:type="lastCol">
       <w:rPr>
+        <w:rFonts w:eastAsia="黑体"/>
         <w:b/>
         <w:bCs/>
       </w:rPr>
@@ -8433,6 +8873,7 @@
       <w:spacing w:after="0" w:line="240" w:lineRule="auto"/>
     </w:pPr>
     <w:rPr>
+      <w:rFonts w:eastAsia="黑体"/>
       <w:color w:themeColor="text1" w:val="000000"/>
     </w:rPr>
     <w:tblPr>
@@ -8452,7 +8893,7 @@
     </w:tblPr>
     <w:tblStylePr w:type="firstRow">
       <w:rPr>
-        <w:rFonts w:asciiTheme="majorHAnsi" w:cstheme="majorBidi" w:eastAsiaTheme="majorEastAsia" w:hAnsiTheme="majorHAnsi"/>
+        <w:rFonts w:asciiTheme="majorHAnsi" w:cstheme="majorBidi" w:hAnsiTheme="majorHAnsi" w:eastAsia="黑体"/>
       </w:rPr>
       <w:tblPr/>
       <w:tcPr>
@@ -8464,6 +8905,7 @@
     </w:tblStylePr>
     <w:tblStylePr w:type="lastRow">
       <w:rPr>
+        <w:rFonts w:eastAsia="黑体"/>
         <w:b/>
         <w:bCs/>
         <w:color w:themeColor="text2" w:val="1F497D"/>
@@ -8478,12 +8920,14 @@
     </w:tblStylePr>
     <w:tblStylePr w:type="firstCol">
       <w:rPr>
+        <w:rFonts w:eastAsia="黑体"/>
         <w:b/>
         <w:bCs/>
       </w:rPr>
     </w:tblStylePr>
     <w:tblStylePr w:type="lastCol">
       <w:rPr>
+        <w:rFonts w:eastAsia="黑体"/>
         <w:b/>
         <w:bCs/>
       </w:rPr>
@@ -8517,6 +8961,7 @@
       <w:spacing w:after="0" w:line="240" w:lineRule="auto"/>
     </w:pPr>
     <w:rPr>
+      <w:rFonts w:eastAsia="黑体"/>
       <w:color w:themeColor="text1" w:val="000000"/>
     </w:rPr>
     <w:tblPr>
@@ -8536,7 +8981,7 @@
     </w:tblPr>
     <w:tblStylePr w:type="firstRow">
       <w:rPr>
-        <w:rFonts w:asciiTheme="majorHAnsi" w:cstheme="majorBidi" w:eastAsiaTheme="majorEastAsia" w:hAnsiTheme="majorHAnsi"/>
+        <w:rFonts w:asciiTheme="majorHAnsi" w:cstheme="majorBidi" w:hAnsiTheme="majorHAnsi" w:eastAsia="黑体"/>
       </w:rPr>
       <w:tblPr/>
       <w:tcPr>
@@ -8548,6 +8993,7 @@
     </w:tblStylePr>
     <w:tblStylePr w:type="lastRow">
       <w:rPr>
+        <w:rFonts w:eastAsia="黑体"/>
         <w:b/>
         <w:bCs/>
         <w:color w:themeColor="text2" w:val="1F497D"/>
@@ -8562,12 +9008,14 @@
     </w:tblStylePr>
     <w:tblStylePr w:type="firstCol">
       <w:rPr>
+        <w:rFonts w:eastAsia="黑体"/>
         <w:b/>
         <w:bCs/>
       </w:rPr>
     </w:tblStylePr>
     <w:tblStylePr w:type="lastCol">
       <w:rPr>
+        <w:rFonts w:eastAsia="黑体"/>
         <w:b/>
         <w:bCs/>
       </w:rPr>
@@ -8601,6 +9049,7 @@
       <w:spacing w:after="0" w:line="240" w:lineRule="auto"/>
     </w:pPr>
     <w:rPr>
+      <w:rFonts w:eastAsia="黑体"/>
       <w:color w:themeColor="text1" w:val="000000"/>
     </w:rPr>
     <w:tblPr>
@@ -8620,7 +9069,7 @@
     </w:tblPr>
     <w:tblStylePr w:type="firstRow">
       <w:rPr>
-        <w:rFonts w:asciiTheme="majorHAnsi" w:cstheme="majorBidi" w:eastAsiaTheme="majorEastAsia" w:hAnsiTheme="majorHAnsi"/>
+        <w:rFonts w:asciiTheme="majorHAnsi" w:cstheme="majorBidi" w:hAnsiTheme="majorHAnsi" w:eastAsia="黑体"/>
       </w:rPr>
       <w:tblPr/>
       <w:tcPr>
@@ -8632,6 +9081,7 @@
     </w:tblStylePr>
     <w:tblStylePr w:type="lastRow">
       <w:rPr>
+        <w:rFonts w:eastAsia="黑体"/>
         <w:b/>
         <w:bCs/>
         <w:color w:themeColor="text2" w:val="1F497D"/>
@@ -8646,12 +9096,14 @@
     </w:tblStylePr>
     <w:tblStylePr w:type="firstCol">
       <w:rPr>
+        <w:rFonts w:eastAsia="黑体"/>
         <w:b/>
         <w:bCs/>
       </w:rPr>
     </w:tblStylePr>
     <w:tblStylePr w:type="lastCol">
       <w:rPr>
+        <w:rFonts w:eastAsia="黑体"/>
         <w:b/>
         <w:bCs/>
       </w:rPr>
@@ -8685,6 +9137,7 @@
       <w:spacing w:after="0" w:line="240" w:lineRule="auto"/>
     </w:pPr>
     <w:rPr>
+      <w:rFonts w:eastAsia="黑体"/>
       <w:color w:themeColor="text1" w:val="000000"/>
     </w:rPr>
     <w:tblPr>
@@ -8704,7 +9157,7 @@
     </w:tblPr>
     <w:tblStylePr w:type="firstRow">
       <w:rPr>
-        <w:rFonts w:asciiTheme="majorHAnsi" w:cstheme="majorBidi" w:eastAsiaTheme="majorEastAsia" w:hAnsiTheme="majorHAnsi"/>
+        <w:rFonts w:asciiTheme="majorHAnsi" w:cstheme="majorBidi" w:hAnsiTheme="majorHAnsi" w:eastAsia="黑体"/>
       </w:rPr>
       <w:tblPr/>
       <w:tcPr>
@@ -8716,6 +9169,7 @@
     </w:tblStylePr>
     <w:tblStylePr w:type="lastRow">
       <w:rPr>
+        <w:rFonts w:eastAsia="黑体"/>
         <w:b/>
         <w:bCs/>
         <w:color w:themeColor="text2" w:val="1F497D"/>
@@ -8730,12 +9184,14 @@
     </w:tblStylePr>
     <w:tblStylePr w:type="firstCol">
       <w:rPr>
+        <w:rFonts w:eastAsia="黑体"/>
         <w:b/>
         <w:bCs/>
       </w:rPr>
     </w:tblStylePr>
     <w:tblStylePr w:type="lastCol">
       <w:rPr>
+        <w:rFonts w:eastAsia="黑体"/>
         <w:b/>
         <w:bCs/>
       </w:rPr>
@@ -8769,6 +9225,7 @@
       <w:spacing w:after="0" w:line="240" w:lineRule="auto"/>
     </w:pPr>
     <w:rPr>
+      <w:rFonts w:eastAsia="黑体"/>
       <w:color w:themeColor="text1" w:val="000000"/>
     </w:rPr>
     <w:tblPr>
@@ -8788,7 +9245,7 @@
     </w:tblPr>
     <w:tblStylePr w:type="firstRow">
       <w:rPr>
-        <w:rFonts w:asciiTheme="majorHAnsi" w:cstheme="majorBidi" w:eastAsiaTheme="majorEastAsia" w:hAnsiTheme="majorHAnsi"/>
+        <w:rFonts w:asciiTheme="majorHAnsi" w:cstheme="majorBidi" w:hAnsiTheme="majorHAnsi" w:eastAsia="黑体"/>
       </w:rPr>
       <w:tblPr/>
       <w:tcPr>
@@ -8800,6 +9257,7 @@
     </w:tblStylePr>
     <w:tblStylePr w:type="lastRow">
       <w:rPr>
+        <w:rFonts w:eastAsia="黑体"/>
         <w:b/>
         <w:bCs/>
         <w:color w:themeColor="text2" w:val="1F497D"/>
@@ -8814,12 +9272,14 @@
     </w:tblStylePr>
     <w:tblStylePr w:type="firstCol">
       <w:rPr>
+        <w:rFonts w:eastAsia="黑体"/>
         <w:b/>
         <w:bCs/>
       </w:rPr>
     </w:tblStylePr>
     <w:tblStylePr w:type="lastCol">
       <w:rPr>
+        <w:rFonts w:eastAsia="黑体"/>
         <w:b/>
         <w:bCs/>
       </w:rPr>
@@ -8853,7 +9313,7 @@
       <w:spacing w:after="0" w:line="240" w:lineRule="auto"/>
     </w:pPr>
     <w:rPr>
-      <w:rFonts w:asciiTheme="majorHAnsi" w:cstheme="majorBidi" w:eastAsiaTheme="majorEastAsia" w:hAnsiTheme="majorHAnsi"/>
+      <w:rFonts w:asciiTheme="majorHAnsi" w:cstheme="majorBidi" w:hAnsiTheme="majorHAnsi" w:eastAsia="黑体"/>
       <w:color w:themeColor="text1" w:val="000000"/>
     </w:rPr>
     <w:tblPr>
@@ -8875,6 +9335,7 @@
     </w:tblPr>
     <w:tblStylePr w:type="firstRow">
       <w:rPr>
+        <w:rFonts w:eastAsia="黑体"/>
         <w:sz w:val="24"/>
         <w:szCs w:val="24"/>
       </w:rPr>
@@ -8981,7 +9442,7 @@
       <w:spacing w:after="0" w:line="240" w:lineRule="auto"/>
     </w:pPr>
     <w:rPr>
-      <w:rFonts w:asciiTheme="majorHAnsi" w:cstheme="majorBidi" w:eastAsiaTheme="majorEastAsia" w:hAnsiTheme="majorHAnsi"/>
+      <w:rFonts w:asciiTheme="majorHAnsi" w:cstheme="majorBidi" w:hAnsiTheme="majorHAnsi" w:eastAsia="黑体"/>
       <w:color w:themeColor="text1" w:val="000000"/>
     </w:rPr>
     <w:tblPr>
@@ -9003,6 +9464,7 @@
     </w:tblPr>
     <w:tblStylePr w:type="firstRow">
       <w:rPr>
+        <w:rFonts w:eastAsia="黑体"/>
         <w:sz w:val="24"/>
         <w:szCs w:val="24"/>
       </w:rPr>
@@ -9109,7 +9571,7 @@
       <w:spacing w:after="0" w:line="240" w:lineRule="auto"/>
     </w:pPr>
     <w:rPr>
-      <w:rFonts w:asciiTheme="majorHAnsi" w:cstheme="majorBidi" w:eastAsiaTheme="majorEastAsia" w:hAnsiTheme="majorHAnsi"/>
+      <w:rFonts w:asciiTheme="majorHAnsi" w:cstheme="majorBidi" w:hAnsiTheme="majorHAnsi" w:eastAsia="黑体"/>
       <w:color w:themeColor="text1" w:val="000000"/>
     </w:rPr>
     <w:tblPr>
@@ -9131,6 +9593,7 @@
     </w:tblPr>
     <w:tblStylePr w:type="firstRow">
       <w:rPr>
+        <w:rFonts w:eastAsia="黑体"/>
         <w:sz w:val="24"/>
         <w:szCs w:val="24"/>
       </w:rPr>
@@ -9237,7 +9700,7 @@
       <w:spacing w:after="0" w:line="240" w:lineRule="auto"/>
     </w:pPr>
     <w:rPr>
-      <w:rFonts w:asciiTheme="majorHAnsi" w:cstheme="majorBidi" w:eastAsiaTheme="majorEastAsia" w:hAnsiTheme="majorHAnsi"/>
+      <w:rFonts w:asciiTheme="majorHAnsi" w:cstheme="majorBidi" w:hAnsiTheme="majorHAnsi" w:eastAsia="黑体"/>
       <w:color w:themeColor="text1" w:val="000000"/>
     </w:rPr>
     <w:tblPr>
@@ -9259,6 +9722,7 @@
     </w:tblPr>
     <w:tblStylePr w:type="firstRow">
       <w:rPr>
+        <w:rFonts w:eastAsia="黑体"/>
         <w:sz w:val="24"/>
         <w:szCs w:val="24"/>
       </w:rPr>
@@ -9365,7 +9829,7 @@
       <w:spacing w:after="0" w:line="240" w:lineRule="auto"/>
     </w:pPr>
     <w:rPr>
-      <w:rFonts w:asciiTheme="majorHAnsi" w:cstheme="majorBidi" w:eastAsiaTheme="majorEastAsia" w:hAnsiTheme="majorHAnsi"/>
+      <w:rFonts w:asciiTheme="majorHAnsi" w:cstheme="majorBidi" w:hAnsiTheme="majorHAnsi" w:eastAsia="黑体"/>
       <w:color w:themeColor="text1" w:val="000000"/>
     </w:rPr>
     <w:tblPr>
@@ -9387,6 +9851,7 @@
     </w:tblPr>
     <w:tblStylePr w:type="firstRow">
       <w:rPr>
+        <w:rFonts w:eastAsia="黑体"/>
         <w:sz w:val="24"/>
         <w:szCs w:val="24"/>
       </w:rPr>
@@ -9493,7 +9958,7 @@
       <w:spacing w:after="0" w:line="240" w:lineRule="auto"/>
     </w:pPr>
     <w:rPr>
-      <w:rFonts w:asciiTheme="majorHAnsi" w:cstheme="majorBidi" w:eastAsiaTheme="majorEastAsia" w:hAnsiTheme="majorHAnsi"/>
+      <w:rFonts w:asciiTheme="majorHAnsi" w:cstheme="majorBidi" w:hAnsiTheme="majorHAnsi" w:eastAsia="黑体"/>
       <w:color w:themeColor="text1" w:val="000000"/>
     </w:rPr>
     <w:tblPr>
@@ -9515,6 +9980,7 @@
     </w:tblPr>
     <w:tblStylePr w:type="firstRow">
       <w:rPr>
+        <w:rFonts w:eastAsia="黑体"/>
         <w:sz w:val="24"/>
         <w:szCs w:val="24"/>
       </w:rPr>
@@ -9621,7 +10087,7 @@
       <w:spacing w:after="0" w:line="240" w:lineRule="auto"/>
     </w:pPr>
     <w:rPr>
-      <w:rFonts w:asciiTheme="majorHAnsi" w:cstheme="majorBidi" w:eastAsiaTheme="majorEastAsia" w:hAnsiTheme="majorHAnsi"/>
+      <w:rFonts w:asciiTheme="majorHAnsi" w:cstheme="majorBidi" w:hAnsiTheme="majorHAnsi" w:eastAsia="黑体"/>
       <w:color w:themeColor="text1" w:val="000000"/>
     </w:rPr>
     <w:tblPr>
@@ -9643,6 +10109,7 @@
     </w:tblPr>
     <w:tblStylePr w:type="firstRow">
       <w:rPr>
+        <w:rFonts w:eastAsia="黑体"/>
         <w:sz w:val="24"/>
         <w:szCs w:val="24"/>
       </w:rPr>
@@ -9772,12 +10239,14 @@
     </w:tcPr>
     <w:tblStylePr w:type="firstRow">
       <w:rPr>
+        <w:rFonts w:eastAsia="黑体"/>
         <w:b/>
         <w:bCs/>
       </w:rPr>
     </w:tblStylePr>
     <w:tblStylePr w:type="lastRow">
       <w:rPr>
+        <w:rFonts w:eastAsia="黑体"/>
         <w:b/>
         <w:bCs/>
       </w:rPr>
@@ -9790,12 +10259,14 @@
     </w:tblStylePr>
     <w:tblStylePr w:type="firstCol">
       <w:rPr>
+        <w:rFonts w:eastAsia="黑体"/>
         <w:b/>
         <w:bCs/>
       </w:rPr>
     </w:tblStylePr>
     <w:tblStylePr w:type="lastCol">
       <w:rPr>
+        <w:rFonts w:eastAsia="黑体"/>
         <w:b/>
         <w:bCs/>
       </w:rPr>
@@ -9845,12 +10316,14 @@
     </w:tcPr>
     <w:tblStylePr w:type="firstRow">
       <w:rPr>
+        <w:rFonts w:eastAsia="黑体"/>
         <w:b/>
         <w:bCs/>
       </w:rPr>
     </w:tblStylePr>
     <w:tblStylePr w:type="lastRow">
       <w:rPr>
+        <w:rFonts w:eastAsia="黑体"/>
         <w:b/>
         <w:bCs/>
       </w:rPr>
@@ -9863,12 +10336,14 @@
     </w:tblStylePr>
     <w:tblStylePr w:type="firstCol">
       <w:rPr>
+        <w:rFonts w:eastAsia="黑体"/>
         <w:b/>
         <w:bCs/>
       </w:rPr>
     </w:tblStylePr>
     <w:tblStylePr w:type="lastCol">
       <w:rPr>
+        <w:rFonts w:eastAsia="黑体"/>
         <w:b/>
         <w:bCs/>
       </w:rPr>
@@ -9918,12 +10393,14 @@
     </w:tcPr>
     <w:tblStylePr w:type="firstRow">
       <w:rPr>
+        <w:rFonts w:eastAsia="黑体"/>
         <w:b/>
         <w:bCs/>
       </w:rPr>
     </w:tblStylePr>
     <w:tblStylePr w:type="lastRow">
       <w:rPr>
+        <w:rFonts w:eastAsia="黑体"/>
         <w:b/>
         <w:bCs/>
       </w:rPr>
@@ -9936,12 +10413,14 @@
     </w:tblStylePr>
     <w:tblStylePr w:type="firstCol">
       <w:rPr>
+        <w:rFonts w:eastAsia="黑体"/>
         <w:b/>
         <w:bCs/>
       </w:rPr>
     </w:tblStylePr>
     <w:tblStylePr w:type="lastCol">
       <w:rPr>
+        <w:rFonts w:eastAsia="黑体"/>
         <w:b/>
         <w:bCs/>
       </w:rPr>
@@ -9991,12 +10470,14 @@
     </w:tcPr>
     <w:tblStylePr w:type="firstRow">
       <w:rPr>
+        <w:rFonts w:eastAsia="黑体"/>
         <w:b/>
         <w:bCs/>
       </w:rPr>
     </w:tblStylePr>
     <w:tblStylePr w:type="lastRow">
       <w:rPr>
+        <w:rFonts w:eastAsia="黑体"/>
         <w:b/>
         <w:bCs/>
       </w:rPr>
@@ -10009,12 +10490,14 @@
     </w:tblStylePr>
     <w:tblStylePr w:type="firstCol">
       <w:rPr>
+        <w:rFonts w:eastAsia="黑体"/>
         <w:b/>
         <w:bCs/>
       </w:rPr>
     </w:tblStylePr>
     <w:tblStylePr w:type="lastCol">
       <w:rPr>
+        <w:rFonts w:eastAsia="黑体"/>
         <w:b/>
         <w:bCs/>
       </w:rPr>
@@ -10064,12 +10547,14 @@
     </w:tcPr>
     <w:tblStylePr w:type="firstRow">
       <w:rPr>
+        <w:rFonts w:eastAsia="黑体"/>
         <w:b/>
         <w:bCs/>
       </w:rPr>
     </w:tblStylePr>
     <w:tblStylePr w:type="lastRow">
       <w:rPr>
+        <w:rFonts w:eastAsia="黑体"/>
         <w:b/>
         <w:bCs/>
       </w:rPr>
@@ -10082,12 +10567,14 @@
     </w:tblStylePr>
     <w:tblStylePr w:type="firstCol">
       <w:rPr>
+        <w:rFonts w:eastAsia="黑体"/>
         <w:b/>
         <w:bCs/>
       </w:rPr>
     </w:tblStylePr>
     <w:tblStylePr w:type="lastCol">
       <w:rPr>
+        <w:rFonts w:eastAsia="黑体"/>
         <w:b/>
         <w:bCs/>
       </w:rPr>
@@ -10137,12 +10624,14 @@
     </w:tcPr>
     <w:tblStylePr w:type="firstRow">
       <w:rPr>
+        <w:rFonts w:eastAsia="黑体"/>
         <w:b/>
         <w:bCs/>
       </w:rPr>
     </w:tblStylePr>
     <w:tblStylePr w:type="lastRow">
       <w:rPr>
+        <w:rFonts w:eastAsia="黑体"/>
         <w:b/>
         <w:bCs/>
       </w:rPr>
@@ -10155,12 +10644,14 @@
     </w:tblStylePr>
     <w:tblStylePr w:type="firstCol">
       <w:rPr>
+        <w:rFonts w:eastAsia="黑体"/>
         <w:b/>
         <w:bCs/>
       </w:rPr>
     </w:tblStylePr>
     <w:tblStylePr w:type="lastCol">
       <w:rPr>
+        <w:rFonts w:eastAsia="黑体"/>
         <w:b/>
         <w:bCs/>
       </w:rPr>
@@ -10210,12 +10701,14 @@
     </w:tcPr>
     <w:tblStylePr w:type="firstRow">
       <w:rPr>
+        <w:rFonts w:eastAsia="黑体"/>
         <w:b/>
         <w:bCs/>
       </w:rPr>
     </w:tblStylePr>
     <w:tblStylePr w:type="lastRow">
       <w:rPr>
+        <w:rFonts w:eastAsia="黑体"/>
         <w:b/>
         <w:bCs/>
       </w:rPr>
@@ -10228,12 +10721,14 @@
     </w:tblStylePr>
     <w:tblStylePr w:type="firstCol">
       <w:rPr>
+        <w:rFonts w:eastAsia="黑体"/>
         <w:b/>
         <w:bCs/>
       </w:rPr>
     </w:tblStylePr>
     <w:tblStylePr w:type="lastCol">
       <w:rPr>
+        <w:rFonts w:eastAsia="黑体"/>
         <w:b/>
         <w:bCs/>
       </w:rPr>
@@ -10260,7 +10755,7 @@
       <w:spacing w:after="0" w:line="240" w:lineRule="auto"/>
     </w:pPr>
     <w:rPr>
-      <w:rFonts w:asciiTheme="majorHAnsi" w:cstheme="majorBidi" w:eastAsiaTheme="majorEastAsia" w:hAnsiTheme="majorHAnsi"/>
+      <w:rFonts w:asciiTheme="majorHAnsi" w:cstheme="majorBidi" w:hAnsiTheme="majorHAnsi" w:eastAsia="黑体"/>
       <w:color w:themeColor="text1" w:val="000000"/>
     </w:rPr>
     <w:tblPr>
@@ -10287,6 +10782,7 @@
     </w:tcPr>
     <w:tblStylePr w:type="firstRow">
       <w:rPr>
+        <w:rFonts w:eastAsia="黑体"/>
         <w:b/>
         <w:bCs/>
         <w:color w:themeColor="text1" w:val="000000"/>
@@ -10298,6 +10794,7 @@
     </w:tblStylePr>
     <w:tblStylePr w:type="lastRow">
       <w:rPr>
+        <w:rFonts w:eastAsia="黑体"/>
         <w:b/>
         <w:bCs/>
         <w:color w:themeColor="text1" w:val="000000"/>
@@ -10317,6 +10814,7 @@
     </w:tblStylePr>
     <w:tblStylePr w:type="firstCol">
       <w:rPr>
+        <w:rFonts w:eastAsia="黑体"/>
         <w:b/>
         <w:bCs/>
         <w:color w:themeColor="text1" w:val="000000"/>
@@ -10336,6 +10834,7 @@
     </w:tblStylePr>
     <w:tblStylePr w:type="lastCol">
       <w:rPr>
+        <w:rFonts w:eastAsia="黑体"/>
         <w:b w:val="0"/>
         <w:bCs w:val="0"/>
         <w:color w:themeColor="text1" w:val="000000"/>
@@ -10385,7 +10884,7 @@
       <w:spacing w:after="0" w:line="240" w:lineRule="auto"/>
     </w:pPr>
     <w:rPr>
-      <w:rFonts w:asciiTheme="majorHAnsi" w:cstheme="majorBidi" w:eastAsiaTheme="majorEastAsia" w:hAnsiTheme="majorHAnsi"/>
+      <w:rFonts w:asciiTheme="majorHAnsi" w:cstheme="majorBidi" w:hAnsiTheme="majorHAnsi" w:eastAsia="黑体"/>
       <w:color w:themeColor="text1" w:val="000000"/>
     </w:rPr>
     <w:tblPr>
@@ -10412,6 +10911,7 @@
     </w:tcPr>
     <w:tblStylePr w:type="firstRow">
       <w:rPr>
+        <w:rFonts w:eastAsia="黑体"/>
         <w:b/>
         <w:bCs/>
         <w:color w:themeColor="text1" w:val="000000"/>
@@ -10423,6 +10923,7 @@
     </w:tblStylePr>
     <w:tblStylePr w:type="lastRow">
       <w:rPr>
+        <w:rFonts w:eastAsia="黑体"/>
         <w:b/>
         <w:bCs/>
         <w:color w:themeColor="text1" w:val="000000"/>
@@ -10442,6 +10943,7 @@
     </w:tblStylePr>
     <w:tblStylePr w:type="firstCol">
       <w:rPr>
+        <w:rFonts w:eastAsia="黑体"/>
         <w:b/>
         <w:bCs/>
         <w:color w:themeColor="text1" w:val="000000"/>
@@ -10461,6 +10963,7 @@
     </w:tblStylePr>
     <w:tblStylePr w:type="lastCol">
       <w:rPr>
+        <w:rFonts w:eastAsia="黑体"/>
         <w:b w:val="0"/>
         <w:bCs w:val="0"/>
         <w:color w:themeColor="text1" w:val="000000"/>
@@ -10510,7 +11013,7 @@
       <w:spacing w:after="0" w:line="240" w:lineRule="auto"/>
     </w:pPr>
     <w:rPr>
-      <w:rFonts w:asciiTheme="majorHAnsi" w:cstheme="majorBidi" w:eastAsiaTheme="majorEastAsia" w:hAnsiTheme="majorHAnsi"/>
+      <w:rFonts w:asciiTheme="majorHAnsi" w:cstheme="majorBidi" w:hAnsiTheme="majorHAnsi" w:eastAsia="黑体"/>
       <w:color w:themeColor="text1" w:val="000000"/>
     </w:rPr>
     <w:tblPr>
@@ -10537,6 +11040,7 @@
     </w:tcPr>
     <w:tblStylePr w:type="firstRow">
       <w:rPr>
+        <w:rFonts w:eastAsia="黑体"/>
         <w:b/>
         <w:bCs/>
         <w:color w:themeColor="text1" w:val="000000"/>
@@ -10548,6 +11052,7 @@
     </w:tblStylePr>
     <w:tblStylePr w:type="lastRow">
       <w:rPr>
+        <w:rFonts w:eastAsia="黑体"/>
         <w:b/>
         <w:bCs/>
         <w:color w:themeColor="text1" w:val="000000"/>
@@ -10567,6 +11072,7 @@
     </w:tblStylePr>
     <w:tblStylePr w:type="firstCol">
       <w:rPr>
+        <w:rFonts w:eastAsia="黑体"/>
         <w:b/>
         <w:bCs/>
         <w:color w:themeColor="text1" w:val="000000"/>
@@ -10586,6 +11092,7 @@
     </w:tblStylePr>
     <w:tblStylePr w:type="lastCol">
       <w:rPr>
+        <w:rFonts w:eastAsia="黑体"/>
         <w:b w:val="0"/>
         <w:bCs w:val="0"/>
         <w:color w:themeColor="text1" w:val="000000"/>
@@ -10635,7 +11142,7 @@
       <w:spacing w:after="0" w:line="240" w:lineRule="auto"/>
     </w:pPr>
     <w:rPr>
-      <w:rFonts w:asciiTheme="majorHAnsi" w:cstheme="majorBidi" w:eastAsiaTheme="majorEastAsia" w:hAnsiTheme="majorHAnsi"/>
+      <w:rFonts w:asciiTheme="majorHAnsi" w:cstheme="majorBidi" w:hAnsiTheme="majorHAnsi" w:eastAsia="黑体"/>
       <w:color w:themeColor="text1" w:val="000000"/>
     </w:rPr>
     <w:tblPr>
@@ -10662,6 +11169,7 @@
     </w:tcPr>
     <w:tblStylePr w:type="firstRow">
       <w:rPr>
+        <w:rFonts w:eastAsia="黑体"/>
         <w:b/>
         <w:bCs/>
         <w:color w:themeColor="text1" w:val="000000"/>
@@ -10673,6 +11181,7 @@
     </w:tblStylePr>
     <w:tblStylePr w:type="lastRow">
       <w:rPr>
+        <w:rFonts w:eastAsia="黑体"/>
         <w:b/>
         <w:bCs/>
         <w:color w:themeColor="text1" w:val="000000"/>
@@ -10692,6 +11201,7 @@
     </w:tblStylePr>
     <w:tblStylePr w:type="firstCol">
       <w:rPr>
+        <w:rFonts w:eastAsia="黑体"/>
         <w:b/>
         <w:bCs/>
         <w:color w:themeColor="text1" w:val="000000"/>
@@ -10711,6 +11221,7 @@
     </w:tblStylePr>
     <w:tblStylePr w:type="lastCol">
       <w:rPr>
+        <w:rFonts w:eastAsia="黑体"/>
         <w:b w:val="0"/>
         <w:bCs w:val="0"/>
         <w:color w:themeColor="text1" w:val="000000"/>
@@ -10760,7 +11271,7 @@
       <w:spacing w:after="0" w:line="240" w:lineRule="auto"/>
     </w:pPr>
     <w:rPr>
-      <w:rFonts w:asciiTheme="majorHAnsi" w:cstheme="majorBidi" w:eastAsiaTheme="majorEastAsia" w:hAnsiTheme="majorHAnsi"/>
+      <w:rFonts w:asciiTheme="majorHAnsi" w:cstheme="majorBidi" w:hAnsiTheme="majorHAnsi" w:eastAsia="黑体"/>
       <w:color w:themeColor="text1" w:val="000000"/>
     </w:rPr>
     <w:tblPr>
@@ -10787,6 +11298,7 @@
     </w:tcPr>
     <w:tblStylePr w:type="firstRow">
       <w:rPr>
+        <w:rFonts w:eastAsia="黑体"/>
         <w:b/>
         <w:bCs/>
         <w:color w:themeColor="text1" w:val="000000"/>
@@ -10798,6 +11310,7 @@
     </w:tblStylePr>
     <w:tblStylePr w:type="lastRow">
       <w:rPr>
+        <w:rFonts w:eastAsia="黑体"/>
         <w:b/>
         <w:bCs/>
         <w:color w:themeColor="text1" w:val="000000"/>
@@ -10817,6 +11330,7 @@
     </w:tblStylePr>
     <w:tblStylePr w:type="firstCol">
       <w:rPr>
+        <w:rFonts w:eastAsia="黑体"/>
         <w:b/>
         <w:bCs/>
         <w:color w:themeColor="text1" w:val="000000"/>
@@ -10836,6 +11350,7 @@
     </w:tblStylePr>
     <w:tblStylePr w:type="lastCol">
       <w:rPr>
+        <w:rFonts w:eastAsia="黑体"/>
         <w:b w:val="0"/>
         <w:bCs w:val="0"/>
         <w:color w:themeColor="text1" w:val="000000"/>
@@ -10885,7 +11400,7 @@
       <w:spacing w:after="0" w:line="240" w:lineRule="auto"/>
     </w:pPr>
     <w:rPr>
-      <w:rFonts w:asciiTheme="majorHAnsi" w:cstheme="majorBidi" w:eastAsiaTheme="majorEastAsia" w:hAnsiTheme="majorHAnsi"/>
+      <w:rFonts w:asciiTheme="majorHAnsi" w:cstheme="majorBidi" w:hAnsiTheme="majorHAnsi" w:eastAsia="黑体"/>
       <w:color w:themeColor="text1" w:val="000000"/>
     </w:rPr>
     <w:tblPr>
@@ -10912,6 +11427,7 @@
     </w:tcPr>
     <w:tblStylePr w:type="firstRow">
       <w:rPr>
+        <w:rFonts w:eastAsia="黑体"/>
         <w:b/>
         <w:bCs/>
         <w:color w:themeColor="text1" w:val="000000"/>
@@ -10923,6 +11439,7 @@
     </w:tblStylePr>
     <w:tblStylePr w:type="lastRow">
       <w:rPr>
+        <w:rFonts w:eastAsia="黑体"/>
         <w:b/>
         <w:bCs/>
         <w:color w:themeColor="text1" w:val="000000"/>
@@ -10942,6 +11459,7 @@
     </w:tblStylePr>
     <w:tblStylePr w:type="firstCol">
       <w:rPr>
+        <w:rFonts w:eastAsia="黑体"/>
         <w:b/>
         <w:bCs/>
         <w:color w:themeColor="text1" w:val="000000"/>
@@ -10961,6 +11479,7 @@
     </w:tblStylePr>
     <w:tblStylePr w:type="lastCol">
       <w:rPr>
+        <w:rFonts w:eastAsia="黑体"/>
         <w:b w:val="0"/>
         <w:bCs w:val="0"/>
         <w:color w:themeColor="text1" w:val="000000"/>
@@ -11010,7 +11529,7 @@
       <w:spacing w:after="0" w:line="240" w:lineRule="auto"/>
     </w:pPr>
     <w:rPr>
-      <w:rFonts w:asciiTheme="majorHAnsi" w:cstheme="majorBidi" w:eastAsiaTheme="majorEastAsia" w:hAnsiTheme="majorHAnsi"/>
+      <w:rFonts w:asciiTheme="majorHAnsi" w:cstheme="majorBidi" w:hAnsiTheme="majorHAnsi" w:eastAsia="黑体"/>
       <w:color w:themeColor="text1" w:val="000000"/>
     </w:rPr>
     <w:tblPr>
@@ -11037,6 +11556,7 @@
     </w:tcPr>
     <w:tblStylePr w:type="firstRow">
       <w:rPr>
+        <w:rFonts w:eastAsia="黑体"/>
         <w:b/>
         <w:bCs/>
         <w:color w:themeColor="text1" w:val="000000"/>
@@ -11048,6 +11568,7 @@
     </w:tblStylePr>
     <w:tblStylePr w:type="lastRow">
       <w:rPr>
+        <w:rFonts w:eastAsia="黑体"/>
         <w:b/>
         <w:bCs/>
         <w:color w:themeColor="text1" w:val="000000"/>
@@ -11067,6 +11588,7 @@
     </w:tblStylePr>
     <w:tblStylePr w:type="firstCol">
       <w:rPr>
+        <w:rFonts w:eastAsia="黑体"/>
         <w:b/>
         <w:bCs/>
         <w:color w:themeColor="text1" w:val="000000"/>
@@ -11086,6 +11608,7 @@
     </w:tblStylePr>
     <w:tblStylePr w:type="lastCol">
       <w:rPr>
+        <w:rFonts w:eastAsia="黑体"/>
         <w:b w:val="0"/>
         <w:bCs w:val="0"/>
         <w:color w:themeColor="text1" w:val="000000"/>
@@ -11158,6 +11681,7 @@
     </w:tcPr>
     <w:tblStylePr w:type="firstRow">
       <w:rPr>
+        <w:rFonts w:eastAsia="黑体"/>
         <w:b/>
         <w:bCs/>
         <w:i w:val="0"/>
@@ -11179,6 +11703,7 @@
     </w:tblStylePr>
     <w:tblStylePr w:type="lastRow">
       <w:rPr>
+        <w:rFonts w:eastAsia="黑体"/>
         <w:b/>
         <w:bCs/>
         <w:i w:val="0"/>
@@ -11200,6 +11725,7 @@
     </w:tblStylePr>
     <w:tblStylePr w:type="firstCol">
       <w:rPr>
+        <w:rFonts w:eastAsia="黑体"/>
         <w:b/>
         <w:bCs/>
         <w:i w:val="0"/>
@@ -11219,6 +11745,7 @@
     </w:tblStylePr>
     <w:tblStylePr w:type="lastCol">
       <w:rPr>
+        <w:rFonts w:eastAsia="黑体"/>
         <w:b/>
         <w:bCs/>
         <w:i w:val="0"/>
@@ -11299,6 +11826,7 @@
     </w:tcPr>
     <w:tblStylePr w:type="firstRow">
       <w:rPr>
+        <w:rFonts w:eastAsia="黑体"/>
         <w:b/>
         <w:bCs/>
         <w:i w:val="0"/>
@@ -11320,6 +11848,7 @@
     </w:tblStylePr>
     <w:tblStylePr w:type="lastRow">
       <w:rPr>
+        <w:rFonts w:eastAsia="黑体"/>
         <w:b/>
         <w:bCs/>
         <w:i w:val="0"/>
@@ -11341,6 +11870,7 @@
     </w:tblStylePr>
     <w:tblStylePr w:type="firstCol">
       <w:rPr>
+        <w:rFonts w:eastAsia="黑体"/>
         <w:b/>
         <w:bCs/>
         <w:i w:val="0"/>
@@ -11360,6 +11890,7 @@
     </w:tblStylePr>
     <w:tblStylePr w:type="lastCol">
       <w:rPr>
+        <w:rFonts w:eastAsia="黑体"/>
         <w:b/>
         <w:bCs/>
         <w:i w:val="0"/>
@@ -11440,6 +11971,7 @@
     </w:tcPr>
     <w:tblStylePr w:type="firstRow">
       <w:rPr>
+        <w:rFonts w:eastAsia="黑体"/>
         <w:b/>
         <w:bCs/>
         <w:i w:val="0"/>
@@ -11461,6 +11993,7 @@
     </w:tblStylePr>
     <w:tblStylePr w:type="lastRow">
       <w:rPr>
+        <w:rFonts w:eastAsia="黑体"/>
         <w:b/>
         <w:bCs/>
         <w:i w:val="0"/>
@@ -11482,6 +12015,7 @@
     </w:tblStylePr>
     <w:tblStylePr w:type="firstCol">
       <w:rPr>
+        <w:rFonts w:eastAsia="黑体"/>
         <w:b/>
         <w:bCs/>
         <w:i w:val="0"/>
@@ -11501,6 +12035,7 @@
     </w:tblStylePr>
     <w:tblStylePr w:type="lastCol">
       <w:rPr>
+        <w:rFonts w:eastAsia="黑体"/>
         <w:b/>
         <w:bCs/>
         <w:i w:val="0"/>
@@ -11581,6 +12116,7 @@
     </w:tcPr>
     <w:tblStylePr w:type="firstRow">
       <w:rPr>
+        <w:rFonts w:eastAsia="黑体"/>
         <w:b/>
         <w:bCs/>
         <w:i w:val="0"/>
@@ -11602,6 +12138,7 @@
     </w:tblStylePr>
     <w:tblStylePr w:type="lastRow">
       <w:rPr>
+        <w:rFonts w:eastAsia="黑体"/>
         <w:b/>
         <w:bCs/>
         <w:i w:val="0"/>
@@ -11623,6 +12160,7 @@
     </w:tblStylePr>
     <w:tblStylePr w:type="firstCol">
       <w:rPr>
+        <w:rFonts w:eastAsia="黑体"/>
         <w:b/>
         <w:bCs/>
         <w:i w:val="0"/>
@@ -11642,6 +12180,7 @@
     </w:tblStylePr>
     <w:tblStylePr w:type="lastCol">
       <w:rPr>
+        <w:rFonts w:eastAsia="黑体"/>
         <w:b/>
         <w:bCs/>
         <w:i w:val="0"/>
@@ -11722,6 +12261,7 @@
     </w:tcPr>
     <w:tblStylePr w:type="firstRow">
       <w:rPr>
+        <w:rFonts w:eastAsia="黑体"/>
         <w:b/>
         <w:bCs/>
         <w:i w:val="0"/>
@@ -11743,6 +12283,7 @@
     </w:tblStylePr>
     <w:tblStylePr w:type="lastRow">
       <w:rPr>
+        <w:rFonts w:eastAsia="黑体"/>
         <w:b/>
         <w:bCs/>
         <w:i w:val="0"/>
@@ -11764,6 +12305,7 @@
     </w:tblStylePr>
     <w:tblStylePr w:type="firstCol">
       <w:rPr>
+        <w:rFonts w:eastAsia="黑体"/>
         <w:b/>
         <w:bCs/>
         <w:i w:val="0"/>
@@ -11783,6 +12325,7 @@
     </w:tblStylePr>
     <w:tblStylePr w:type="lastCol">
       <w:rPr>
+        <w:rFonts w:eastAsia="黑体"/>
         <w:b/>
         <w:bCs/>
         <w:i w:val="0"/>
@@ -11863,6 +12406,7 @@
     </w:tcPr>
     <w:tblStylePr w:type="firstRow">
       <w:rPr>
+        <w:rFonts w:eastAsia="黑体"/>
         <w:b/>
         <w:bCs/>
         <w:i w:val="0"/>
@@ -11884,6 +12428,7 @@
     </w:tblStylePr>
     <w:tblStylePr w:type="lastRow">
       <w:rPr>
+        <w:rFonts w:eastAsia="黑体"/>
         <w:b/>
         <w:bCs/>
         <w:i w:val="0"/>
@@ -11905,6 +12450,7 @@
     </w:tblStylePr>
     <w:tblStylePr w:type="firstCol">
       <w:rPr>
+        <w:rFonts w:eastAsia="黑体"/>
         <w:b/>
         <w:bCs/>
         <w:i w:val="0"/>
@@ -11924,6 +12470,7 @@
     </w:tblStylePr>
     <w:tblStylePr w:type="lastCol">
       <w:rPr>
+        <w:rFonts w:eastAsia="黑体"/>
         <w:b/>
         <w:bCs/>
         <w:i w:val="0"/>
@@ -12004,6 +12551,7 @@
     </w:tcPr>
     <w:tblStylePr w:type="firstRow">
       <w:rPr>
+        <w:rFonts w:eastAsia="黑体"/>
         <w:b/>
         <w:bCs/>
         <w:i w:val="0"/>
@@ -12025,6 +12573,7 @@
     </w:tblStylePr>
     <w:tblStylePr w:type="lastRow">
       <w:rPr>
+        <w:rFonts w:eastAsia="黑体"/>
         <w:b/>
         <w:bCs/>
         <w:i w:val="0"/>
@@ -12046,6 +12595,7 @@
     </w:tblStylePr>
     <w:tblStylePr w:type="firstCol">
       <w:rPr>
+        <w:rFonts w:eastAsia="黑体"/>
         <w:b/>
         <w:bCs/>
         <w:i w:val="0"/>
@@ -12065,6 +12615,7 @@
     </w:tblStylePr>
     <w:tblStylePr w:type="lastCol">
       <w:rPr>
+        <w:rFonts w:eastAsia="黑体"/>
         <w:b/>
         <w:bCs/>
         <w:i w:val="0"/>
@@ -12122,6 +12673,7 @@
       <w:spacing w:after="0" w:line="240" w:lineRule="auto"/>
     </w:pPr>
     <w:rPr>
+      <w:rFonts w:eastAsia="黑体"/>
       <w:color w:themeColor="background1" w:val="FFFFFF"/>
     </w:rPr>
     <w:tblPr>
@@ -12140,6 +12692,7 @@
     </w:tcPr>
     <w:tblStylePr w:type="firstRow">
       <w:rPr>
+        <w:rFonts w:eastAsia="黑体"/>
         <w:b/>
         <w:bCs/>
       </w:rPr>
@@ -12236,6 +12789,7 @@
       <w:spacing w:after="0" w:line="240" w:lineRule="auto"/>
     </w:pPr>
     <w:rPr>
+      <w:rFonts w:eastAsia="黑体"/>
       <w:color w:themeColor="background1" w:val="FFFFFF"/>
     </w:rPr>
     <w:tblPr>
@@ -12254,6 +12808,7 @@
     </w:tcPr>
     <w:tblStylePr w:type="firstRow">
       <w:rPr>
+        <w:rFonts w:eastAsia="黑体"/>
         <w:b/>
         <w:bCs/>
       </w:rPr>
@@ -12350,6 +12905,7 @@
       <w:spacing w:after="0" w:line="240" w:lineRule="auto"/>
     </w:pPr>
     <w:rPr>
+      <w:rFonts w:eastAsia="黑体"/>
       <w:color w:themeColor="background1" w:val="FFFFFF"/>
     </w:rPr>
     <w:tblPr>
@@ -12368,6 +12924,7 @@
     </w:tcPr>
     <w:tblStylePr w:type="firstRow">
       <w:rPr>
+        <w:rFonts w:eastAsia="黑体"/>
         <w:b/>
         <w:bCs/>
       </w:rPr>
@@ -12464,6 +13021,7 @@
       <w:spacing w:after="0" w:line="240" w:lineRule="auto"/>
     </w:pPr>
     <w:rPr>
+      <w:rFonts w:eastAsia="黑体"/>
       <w:color w:themeColor="background1" w:val="FFFFFF"/>
     </w:rPr>
     <w:tblPr>
@@ -12482,6 +13040,7 @@
     </w:tcPr>
     <w:tblStylePr w:type="firstRow">
       <w:rPr>
+        <w:rFonts w:eastAsia="黑体"/>
         <w:b/>
         <w:bCs/>
       </w:rPr>
@@ -12578,6 +13137,7 @@
       <w:spacing w:after="0" w:line="240" w:lineRule="auto"/>
     </w:pPr>
     <w:rPr>
+      <w:rFonts w:eastAsia="黑体"/>
       <w:color w:themeColor="background1" w:val="FFFFFF"/>
     </w:rPr>
     <w:tblPr>
@@ -12596,6 +13156,7 @@
     </w:tcPr>
     <w:tblStylePr w:type="firstRow">
       <w:rPr>
+        <w:rFonts w:eastAsia="黑体"/>
         <w:b/>
         <w:bCs/>
       </w:rPr>
@@ -12692,6 +13253,7 @@
       <w:spacing w:after="0" w:line="240" w:lineRule="auto"/>
     </w:pPr>
     <w:rPr>
+      <w:rFonts w:eastAsia="黑体"/>
       <w:color w:themeColor="background1" w:val="FFFFFF"/>
     </w:rPr>
     <w:tblPr>
@@ -12710,6 +13272,7 @@
     </w:tcPr>
     <w:tblStylePr w:type="firstRow">
       <w:rPr>
+        <w:rFonts w:eastAsia="黑体"/>
         <w:b/>
         <w:bCs/>
       </w:rPr>
@@ -12806,6 +13369,7 @@
       <w:spacing w:after="0" w:line="240" w:lineRule="auto"/>
     </w:pPr>
     <w:rPr>
+      <w:rFonts w:eastAsia="黑体"/>
       <w:color w:themeColor="background1" w:val="FFFFFF"/>
     </w:rPr>
     <w:tblPr>
@@ -12824,6 +13388,7 @@
     </w:tcPr>
     <w:tblStylePr w:type="firstRow">
       <w:rPr>
+        <w:rFonts w:eastAsia="黑体"/>
         <w:b/>
         <w:bCs/>
       </w:rPr>
@@ -12920,6 +13485,7 @@
       <w:spacing w:after="0" w:line="240" w:lineRule="auto"/>
     </w:pPr>
     <w:rPr>
+      <w:rFonts w:eastAsia="黑体"/>
       <w:color w:themeColor="text1" w:val="000000"/>
     </w:rPr>
     <w:tblPr>
@@ -12946,6 +13512,7 @@
     </w:tcPr>
     <w:tblStylePr w:type="firstRow">
       <w:rPr>
+        <w:rFonts w:eastAsia="黑体"/>
         <w:b/>
         <w:bCs/>
       </w:rPr>
@@ -12964,6 +13531,7 @@
     </w:tblStylePr>
     <w:tblStylePr w:type="lastRow">
       <w:rPr>
+        <w:rFonts w:eastAsia="黑体"/>
         <w:b/>
         <w:bCs/>
         <w:color w:themeColor="background1" w:val="FFFFFF"/>
@@ -12978,6 +13546,7 @@
     </w:tblStylePr>
     <w:tblStylePr w:type="firstCol">
       <w:rPr>
+        <w:rFonts w:eastAsia="黑体"/>
         <w:color w:themeColor="background1" w:val="FFFFFF"/>
       </w:rPr>
       <w:tblPr/>
@@ -12995,6 +13564,7 @@
     </w:tblStylePr>
     <w:tblStylePr w:type="lastCol">
       <w:rPr>
+        <w:rFonts w:eastAsia="黑体"/>
         <w:color w:themeColor="background1" w:val="FFFFFF"/>
       </w:rPr>
       <w:tblPr/>
@@ -13024,11 +13594,13 @@
     </w:tblStylePr>
     <w:tblStylePr w:type="neCell">
       <w:rPr>
+        <w:rFonts w:eastAsia="黑体"/>
         <w:color w:themeColor="text1" w:val="000000"/>
       </w:rPr>
     </w:tblStylePr>
     <w:tblStylePr w:type="nwCell">
       <w:rPr>
+        <w:rFonts w:eastAsia="黑体"/>
         <w:color w:themeColor="text1" w:val="000000"/>
       </w:rPr>
     </w:tblStylePr>
@@ -13042,6 +13614,7 @@
       <w:spacing w:after="0" w:line="240" w:lineRule="auto"/>
     </w:pPr>
     <w:rPr>
+      <w:rFonts w:eastAsia="黑体"/>
       <w:color w:themeColor="text1" w:val="000000"/>
     </w:rPr>
     <w:tblPr>
@@ -13068,6 +13641,7 @@
     </w:tcPr>
     <w:tblStylePr w:type="firstRow">
       <w:rPr>
+        <w:rFonts w:eastAsia="黑体"/>
         <w:b/>
         <w:bCs/>
       </w:rPr>
@@ -13086,6 +13660,7 @@
     </w:tblStylePr>
     <w:tblStylePr w:type="lastRow">
       <w:rPr>
+        <w:rFonts w:eastAsia="黑体"/>
         <w:b/>
         <w:bCs/>
         <w:color w:themeColor="background1" w:val="FFFFFF"/>
@@ -13100,6 +13675,7 @@
     </w:tblStylePr>
     <w:tblStylePr w:type="firstCol">
       <w:rPr>
+        <w:rFonts w:eastAsia="黑体"/>
         <w:color w:themeColor="background1" w:val="FFFFFF"/>
       </w:rPr>
       <w:tblPr/>
@@ -13117,6 +13693,7 @@
     </w:tblStylePr>
     <w:tblStylePr w:type="lastCol">
       <w:rPr>
+        <w:rFonts w:eastAsia="黑体"/>
         <w:color w:themeColor="background1" w:val="FFFFFF"/>
       </w:rPr>
       <w:tblPr/>
@@ -13146,11 +13723,13 @@
     </w:tblStylePr>
     <w:tblStylePr w:type="neCell">
       <w:rPr>
+        <w:rFonts w:eastAsia="黑体"/>
         <w:color w:themeColor="text1" w:val="000000"/>
       </w:rPr>
     </w:tblStylePr>
     <w:tblStylePr w:type="nwCell">
       <w:rPr>
+        <w:rFonts w:eastAsia="黑体"/>
         <w:color w:themeColor="text1" w:val="000000"/>
       </w:rPr>
     </w:tblStylePr>
@@ -13164,6 +13743,7 @@
       <w:spacing w:after="0" w:line="240" w:lineRule="auto"/>
     </w:pPr>
     <w:rPr>
+      <w:rFonts w:eastAsia="黑体"/>
       <w:color w:themeColor="text1" w:val="000000"/>
     </w:rPr>
     <w:tblPr>
@@ -13190,6 +13770,7 @@
     </w:tcPr>
     <w:tblStylePr w:type="firstRow">
       <w:rPr>
+        <w:rFonts w:eastAsia="黑体"/>
         <w:b/>
         <w:bCs/>
       </w:rPr>
@@ -13208,6 +13789,7 @@
     </w:tblStylePr>
     <w:tblStylePr w:type="lastRow">
       <w:rPr>
+        <w:rFonts w:eastAsia="黑体"/>
         <w:b/>
         <w:bCs/>
         <w:color w:themeColor="background1" w:val="FFFFFF"/>
@@ -13222,6 +13804,7 @@
     </w:tblStylePr>
     <w:tblStylePr w:type="firstCol">
       <w:rPr>
+        <w:rFonts w:eastAsia="黑体"/>
         <w:color w:themeColor="background1" w:val="FFFFFF"/>
       </w:rPr>
       <w:tblPr/>
@@ -13239,6 +13822,7 @@
     </w:tblStylePr>
     <w:tblStylePr w:type="lastCol">
       <w:rPr>
+        <w:rFonts w:eastAsia="黑体"/>
         <w:color w:themeColor="background1" w:val="FFFFFF"/>
       </w:rPr>
       <w:tblPr/>
@@ -13268,11 +13852,13 @@
     </w:tblStylePr>
     <w:tblStylePr w:type="neCell">
       <w:rPr>
+        <w:rFonts w:eastAsia="黑体"/>
         <w:color w:themeColor="text1" w:val="000000"/>
       </w:rPr>
     </w:tblStylePr>
     <w:tblStylePr w:type="nwCell">
       <w:rPr>
+        <w:rFonts w:eastAsia="黑体"/>
         <w:color w:themeColor="text1" w:val="000000"/>
       </w:rPr>
     </w:tblStylePr>
@@ -13286,6 +13872,7 @@
       <w:spacing w:after="0" w:line="240" w:lineRule="auto"/>
     </w:pPr>
     <w:rPr>
+      <w:rFonts w:eastAsia="黑体"/>
       <w:color w:themeColor="text1" w:val="000000"/>
     </w:rPr>
     <w:tblPr>
@@ -13312,6 +13899,7 @@
     </w:tcPr>
     <w:tblStylePr w:type="firstRow">
       <w:rPr>
+        <w:rFonts w:eastAsia="黑体"/>
         <w:b/>
         <w:bCs/>
       </w:rPr>
@@ -13330,6 +13918,7 @@
     </w:tblStylePr>
     <w:tblStylePr w:type="lastRow">
       <w:rPr>
+        <w:rFonts w:eastAsia="黑体"/>
         <w:b/>
         <w:bCs/>
         <w:color w:themeColor="background1" w:val="FFFFFF"/>
@@ -13344,6 +13933,7 @@
     </w:tblStylePr>
     <w:tblStylePr w:type="firstCol">
       <w:rPr>
+        <w:rFonts w:eastAsia="黑体"/>
         <w:color w:themeColor="background1" w:val="FFFFFF"/>
       </w:rPr>
       <w:tblPr/>
@@ -13361,6 +13951,7 @@
     </w:tblStylePr>
     <w:tblStylePr w:type="lastCol">
       <w:rPr>
+        <w:rFonts w:eastAsia="黑体"/>
         <w:color w:themeColor="background1" w:val="FFFFFF"/>
       </w:rPr>
       <w:tblPr/>
@@ -13398,6 +13989,7 @@
       <w:spacing w:after="0" w:line="240" w:lineRule="auto"/>
     </w:pPr>
     <w:rPr>
+      <w:rFonts w:eastAsia="黑体"/>
       <w:color w:themeColor="text1" w:val="000000"/>
     </w:rPr>
     <w:tblPr>
@@ -13424,6 +14016,7 @@
     </w:tcPr>
     <w:tblStylePr w:type="firstRow">
       <w:rPr>
+        <w:rFonts w:eastAsia="黑体"/>
         <w:b/>
         <w:bCs/>
       </w:rPr>
@@ -13442,6 +14035,7 @@
     </w:tblStylePr>
     <w:tblStylePr w:type="lastRow">
       <w:rPr>
+        <w:rFonts w:eastAsia="黑体"/>
         <w:b/>
         <w:bCs/>
         <w:color w:themeColor="background1" w:val="FFFFFF"/>
@@ -13456,6 +14050,7 @@
     </w:tblStylePr>
     <w:tblStylePr w:type="firstCol">
       <w:rPr>
+        <w:rFonts w:eastAsia="黑体"/>
         <w:color w:themeColor="background1" w:val="FFFFFF"/>
       </w:rPr>
       <w:tblPr/>
@@ -13473,6 +14068,7 @@
     </w:tblStylePr>
     <w:tblStylePr w:type="lastCol">
       <w:rPr>
+        <w:rFonts w:eastAsia="黑体"/>
         <w:color w:themeColor="background1" w:val="FFFFFF"/>
       </w:rPr>
       <w:tblPr/>
@@ -13502,11 +14098,13 @@
     </w:tblStylePr>
     <w:tblStylePr w:type="neCell">
       <w:rPr>
+        <w:rFonts w:eastAsia="黑体"/>
         <w:color w:themeColor="text1" w:val="000000"/>
       </w:rPr>
     </w:tblStylePr>
     <w:tblStylePr w:type="nwCell">
       <w:rPr>
+        <w:rFonts w:eastAsia="黑体"/>
         <w:color w:themeColor="text1" w:val="000000"/>
       </w:rPr>
     </w:tblStylePr>
@@ -13520,6 +14118,7 @@
       <w:spacing w:after="0" w:line="240" w:lineRule="auto"/>
     </w:pPr>
     <w:rPr>
+      <w:rFonts w:eastAsia="黑体"/>
       <w:color w:themeColor="text1" w:val="000000"/>
     </w:rPr>
     <w:tblPr>
@@ -13546,6 +14145,7 @@
     </w:tcPr>
     <w:tblStylePr w:type="firstRow">
       <w:rPr>
+        <w:rFonts w:eastAsia="黑体"/>
         <w:b/>
         <w:bCs/>
       </w:rPr>
@@ -13564,6 +14164,7 @@
     </w:tblStylePr>
     <w:tblStylePr w:type="lastRow">
       <w:rPr>
+        <w:rFonts w:eastAsia="黑体"/>
         <w:b/>
         <w:bCs/>
         <w:color w:themeColor="background1" w:val="FFFFFF"/>
@@ -13578,6 +14179,7 @@
     </w:tblStylePr>
     <w:tblStylePr w:type="firstCol">
       <w:rPr>
+        <w:rFonts w:eastAsia="黑体"/>
         <w:color w:themeColor="background1" w:val="FFFFFF"/>
       </w:rPr>
       <w:tblPr/>
@@ -13595,6 +14197,7 @@
     </w:tblStylePr>
     <w:tblStylePr w:type="lastCol">
       <w:rPr>
+        <w:rFonts w:eastAsia="黑体"/>
         <w:color w:themeColor="background1" w:val="FFFFFF"/>
       </w:rPr>
       <w:tblPr/>
@@ -13624,11 +14227,13 @@
     </w:tblStylePr>
     <w:tblStylePr w:type="neCell">
       <w:rPr>
+        <w:rFonts w:eastAsia="黑体"/>
         <w:color w:themeColor="text1" w:val="000000"/>
       </w:rPr>
     </w:tblStylePr>
     <w:tblStylePr w:type="nwCell">
       <w:rPr>
+        <w:rFonts w:eastAsia="黑体"/>
         <w:color w:themeColor="text1" w:val="000000"/>
       </w:rPr>
     </w:tblStylePr>
@@ -13642,6 +14247,7 @@
       <w:spacing w:after="0" w:line="240" w:lineRule="auto"/>
     </w:pPr>
     <w:rPr>
+      <w:rFonts w:eastAsia="黑体"/>
       <w:color w:themeColor="text1" w:val="000000"/>
     </w:rPr>
     <w:tblPr>
@@ -13668,6 +14274,7 @@
     </w:tcPr>
     <w:tblStylePr w:type="firstRow">
       <w:rPr>
+        <w:rFonts w:eastAsia="黑体"/>
         <w:b/>
         <w:bCs/>
       </w:rPr>
@@ -13686,6 +14293,7 @@
     </w:tblStylePr>
     <w:tblStylePr w:type="lastRow">
       <w:rPr>
+        <w:rFonts w:eastAsia="黑体"/>
         <w:b/>
         <w:bCs/>
         <w:color w:themeColor="background1" w:val="FFFFFF"/>
@@ -13700,6 +14308,7 @@
     </w:tblStylePr>
     <w:tblStylePr w:type="firstCol">
       <w:rPr>
+        <w:rFonts w:eastAsia="黑体"/>
         <w:color w:themeColor="background1" w:val="FFFFFF"/>
       </w:rPr>
       <w:tblPr/>
@@ -13717,6 +14326,7 @@
     </w:tblStylePr>
     <w:tblStylePr w:type="lastCol">
       <w:rPr>
+        <w:rFonts w:eastAsia="黑体"/>
         <w:color w:themeColor="background1" w:val="FFFFFF"/>
       </w:rPr>
       <w:tblPr/>
@@ -13746,11 +14356,13 @@
     </w:tblStylePr>
     <w:tblStylePr w:type="neCell">
       <w:rPr>
+        <w:rFonts w:eastAsia="黑体"/>
         <w:color w:themeColor="text1" w:val="000000"/>
       </w:rPr>
     </w:tblStylePr>
     <w:tblStylePr w:type="nwCell">
       <w:rPr>
+        <w:rFonts w:eastAsia="黑体"/>
         <w:color w:themeColor="text1" w:val="000000"/>
       </w:rPr>
     </w:tblStylePr>
@@ -13764,6 +14376,7 @@
       <w:spacing w:after="0" w:line="240" w:lineRule="auto"/>
     </w:pPr>
     <w:rPr>
+      <w:rFonts w:eastAsia="黑体"/>
       <w:color w:themeColor="text1" w:val="000000"/>
     </w:rPr>
     <w:tblPr>
@@ -13782,6 +14395,7 @@
     </w:tcPr>
     <w:tblStylePr w:type="firstRow">
       <w:rPr>
+        <w:rFonts w:eastAsia="黑体"/>
         <w:b/>
         <w:bCs/>
         <w:color w:themeColor="background1" w:val="FFFFFF"/>
@@ -13796,6 +14410,7 @@
     </w:tblStylePr>
     <w:tblStylePr w:type="lastRow">
       <w:rPr>
+        <w:rFonts w:eastAsia="黑体"/>
         <w:b/>
         <w:bCs/>
         <w:color w:themeColor="accent2" w:themeShade="CC" w:val="9E3A38"/>
@@ -13810,12 +14425,14 @@
     </w:tblStylePr>
     <w:tblStylePr w:type="firstCol">
       <w:rPr>
+        <w:rFonts w:eastAsia="黑体"/>
         <w:b/>
         <w:bCs/>
       </w:rPr>
     </w:tblStylePr>
     <w:tblStylePr w:type="lastCol">
       <w:rPr>
+        <w:rFonts w:eastAsia="黑体"/>
         <w:b/>
         <w:bCs/>
       </w:rPr>
@@ -13850,6 +14467,7 @@
       <w:spacing w:after="0" w:line="240" w:lineRule="auto"/>
     </w:pPr>
     <w:rPr>
+      <w:rFonts w:eastAsia="黑体"/>
       <w:color w:themeColor="text1" w:val="000000"/>
     </w:rPr>
     <w:tblPr>
@@ -13868,6 +14486,7 @@
     </w:tcPr>
     <w:tblStylePr w:type="firstRow">
       <w:rPr>
+        <w:rFonts w:eastAsia="黑体"/>
         <w:b/>
         <w:bCs/>
         <w:color w:themeColor="background1" w:val="FFFFFF"/>
@@ -13882,6 +14501,7 @@
     </w:tblStylePr>
     <w:tblStylePr w:type="lastRow">
       <w:rPr>
+        <w:rFonts w:eastAsia="黑体"/>
         <w:b/>
         <w:bCs/>
         <w:color w:themeColor="accent2" w:themeShade="CC" w:val="9E3A38"/>
@@ -13896,12 +14516,14 @@
     </w:tblStylePr>
     <w:tblStylePr w:type="firstCol">
       <w:rPr>
+        <w:rFonts w:eastAsia="黑体"/>
         <w:b/>
         <w:bCs/>
       </w:rPr>
     </w:tblStylePr>
     <w:tblStylePr w:type="lastCol">
       <w:rPr>
+        <w:rFonts w:eastAsia="黑体"/>
         <w:b/>
         <w:bCs/>
       </w:rPr>
@@ -13936,6 +14558,7 @@
       <w:spacing w:after="0" w:line="240" w:lineRule="auto"/>
     </w:pPr>
     <w:rPr>
+      <w:rFonts w:eastAsia="黑体"/>
       <w:color w:themeColor="text1" w:val="000000"/>
     </w:rPr>
     <w:tblPr>
@@ -13954,6 +14577,7 @@
     </w:tcPr>
     <w:tblStylePr w:type="firstRow">
       <w:rPr>
+        <w:rFonts w:eastAsia="黑体"/>
         <w:b/>
         <w:bCs/>
         <w:color w:themeColor="background1" w:val="FFFFFF"/>
@@ -13968,6 +14592,7 @@
     </w:tblStylePr>
     <w:tblStylePr w:type="lastRow">
       <w:rPr>
+        <w:rFonts w:eastAsia="黑体"/>
         <w:b/>
         <w:bCs/>
         <w:color w:themeColor="accent2" w:themeShade="CC" w:val="9E3A38"/>
@@ -13982,12 +14607,14 @@
     </w:tblStylePr>
     <w:tblStylePr w:type="firstCol">
       <w:rPr>
+        <w:rFonts w:eastAsia="黑体"/>
         <w:b/>
         <w:bCs/>
       </w:rPr>
     </w:tblStylePr>
     <w:tblStylePr w:type="lastCol">
       <w:rPr>
+        <w:rFonts w:eastAsia="黑体"/>
         <w:b/>
         <w:bCs/>
       </w:rPr>
@@ -14022,6 +14649,7 @@
       <w:spacing w:after="0" w:line="240" w:lineRule="auto"/>
     </w:pPr>
     <w:rPr>
+      <w:rFonts w:eastAsia="黑体"/>
       <w:color w:themeColor="text1" w:val="000000"/>
     </w:rPr>
     <w:tblPr>
@@ -14040,6 +14668,7 @@
     </w:tcPr>
     <w:tblStylePr w:type="firstRow">
       <w:rPr>
+        <w:rFonts w:eastAsia="黑体"/>
         <w:b/>
         <w:bCs/>
         <w:color w:themeColor="background1" w:val="FFFFFF"/>
@@ -14054,6 +14683,7 @@
     </w:tblStylePr>
     <w:tblStylePr w:type="lastRow">
       <w:rPr>
+        <w:rFonts w:eastAsia="黑体"/>
         <w:b/>
         <w:bCs/>
         <w:color w:themeColor="accent4" w:themeShade="CC" w:val="664E82"/>
@@ -14068,12 +14698,14 @@
     </w:tblStylePr>
     <w:tblStylePr w:type="firstCol">
       <w:rPr>
+        <w:rFonts w:eastAsia="黑体"/>
         <w:b/>
         <w:bCs/>
       </w:rPr>
     </w:tblStylePr>
     <w:tblStylePr w:type="lastCol">
       <w:rPr>
+        <w:rFonts w:eastAsia="黑体"/>
         <w:b/>
         <w:bCs/>
       </w:rPr>
@@ -14108,6 +14740,7 @@
       <w:spacing w:after="0" w:line="240" w:lineRule="auto"/>
     </w:pPr>
     <w:rPr>
+      <w:rFonts w:eastAsia="黑体"/>
       <w:color w:themeColor="text1" w:val="000000"/>
     </w:rPr>
     <w:tblPr>
@@ -14126,6 +14759,7 @@
     </w:tcPr>
     <w:tblStylePr w:type="firstRow">
       <w:rPr>
+        <w:rFonts w:eastAsia="黑体"/>
         <w:b/>
         <w:bCs/>
         <w:color w:themeColor="background1" w:val="FFFFFF"/>
@@ -14140,6 +14774,7 @@
     </w:tblStylePr>
     <w:tblStylePr w:type="lastRow">
       <w:rPr>
+        <w:rFonts w:eastAsia="黑体"/>
         <w:b/>
         <w:bCs/>
         <w:color w:themeColor="accent3" w:themeShade="CC" w:val="7E9C40"/>
@@ -14154,12 +14789,14 @@
     </w:tblStylePr>
     <w:tblStylePr w:type="firstCol">
       <w:rPr>
+        <w:rFonts w:eastAsia="黑体"/>
         <w:b/>
         <w:bCs/>
       </w:rPr>
     </w:tblStylePr>
     <w:tblStylePr w:type="lastCol">
       <w:rPr>
+        <w:rFonts w:eastAsia="黑体"/>
         <w:b/>
         <w:bCs/>
       </w:rPr>
@@ -14194,6 +14831,7 @@
       <w:spacing w:after="0" w:line="240" w:lineRule="auto"/>
     </w:pPr>
     <w:rPr>
+      <w:rFonts w:eastAsia="黑体"/>
       <w:color w:themeColor="text1" w:val="000000"/>
     </w:rPr>
     <w:tblPr>
@@ -14212,6 +14850,7 @@
     </w:tcPr>
     <w:tblStylePr w:type="firstRow">
       <w:rPr>
+        <w:rFonts w:eastAsia="黑体"/>
         <w:b/>
         <w:bCs/>
         <w:color w:themeColor="background1" w:val="FFFFFF"/>
@@ -14226,6 +14865,7 @@
     </w:tblStylePr>
     <w:tblStylePr w:type="lastRow">
       <w:rPr>
+        <w:rFonts w:eastAsia="黑体"/>
         <w:b/>
         <w:bCs/>
         <w:color w:themeColor="accent6" w:themeShade="CC" w:val="F2730A"/>
@@ -14240,12 +14880,14 @@
     </w:tblStylePr>
     <w:tblStylePr w:type="firstCol">
       <w:rPr>
+        <w:rFonts w:eastAsia="黑体"/>
         <w:b/>
         <w:bCs/>
       </w:rPr>
     </w:tblStylePr>
     <w:tblStylePr w:type="lastCol">
       <w:rPr>
+        <w:rFonts w:eastAsia="黑体"/>
         <w:b/>
         <w:bCs/>
       </w:rPr>
@@ -14280,6 +14922,7 @@
       <w:spacing w:after="0" w:line="240" w:lineRule="auto"/>
     </w:pPr>
     <w:rPr>
+      <w:rFonts w:eastAsia="黑体"/>
       <w:color w:themeColor="text1" w:val="000000"/>
     </w:rPr>
     <w:tblPr>
@@ -14298,6 +14941,7 @@
     </w:tcPr>
     <w:tblStylePr w:type="firstRow">
       <w:rPr>
+        <w:rFonts w:eastAsia="黑体"/>
         <w:b/>
         <w:bCs/>
         <w:color w:themeColor="background1" w:val="FFFFFF"/>
@@ -14312,6 +14956,7 @@
     </w:tblStylePr>
     <w:tblStylePr w:type="lastRow">
       <w:rPr>
+        <w:rFonts w:eastAsia="黑体"/>
         <w:b/>
         <w:bCs/>
         <w:color w:themeColor="accent5" w:themeShade="CC" w:val="348DA5"/>
@@ -14326,12 +14971,14 @@
     </w:tblStylePr>
     <w:tblStylePr w:type="firstCol">
       <w:rPr>
+        <w:rFonts w:eastAsia="黑体"/>
         <w:b/>
         <w:bCs/>
       </w:rPr>
     </w:tblStylePr>
     <w:tblStylePr w:type="lastCol">
       <w:rPr>
+        <w:rFonts w:eastAsia="黑体"/>
         <w:b/>
         <w:bCs/>
       </w:rPr>
@@ -14366,6 +15013,7 @@
       <w:spacing w:after="0" w:line="240" w:lineRule="auto"/>
     </w:pPr>
     <w:rPr>
+      <w:rFonts w:eastAsia="黑体"/>
       <w:color w:themeColor="text1" w:val="000000"/>
     </w:rPr>
     <w:tblPr>
@@ -14387,6 +15035,7 @@
     </w:tcPr>
     <w:tblStylePr w:type="firstRow">
       <w:rPr>
+        <w:rFonts w:eastAsia="黑体"/>
         <w:b/>
         <w:bCs/>
       </w:rPr>
@@ -14397,6 +15046,7 @@
     </w:tblStylePr>
     <w:tblStylePr w:type="lastRow">
       <w:rPr>
+        <w:rFonts w:eastAsia="黑体"/>
         <w:b/>
         <w:bCs/>
         <w:color w:themeColor="text1" w:val="000000"/>
@@ -14408,6 +15058,7 @@
     </w:tblStylePr>
     <w:tblStylePr w:type="firstCol">
       <w:rPr>
+        <w:rFonts w:eastAsia="黑体"/>
         <w:color w:themeColor="background1" w:val="FFFFFF"/>
       </w:rPr>
       <w:tblPr/>
@@ -14417,6 +15068,7 @@
     </w:tblStylePr>
     <w:tblStylePr w:type="lastCol">
       <w:rPr>
+        <w:rFonts w:eastAsia="黑体"/>
         <w:color w:themeColor="background1" w:val="FFFFFF"/>
       </w:rPr>
       <w:tblPr/>
@@ -14446,6 +15098,7 @@
       <w:spacing w:after="0" w:line="240" w:lineRule="auto"/>
     </w:pPr>
     <w:rPr>
+      <w:rFonts w:eastAsia="黑体"/>
       <w:color w:themeColor="text1" w:val="000000"/>
     </w:rPr>
     <w:tblPr>
@@ -14467,6 +15120,7 @@
     </w:tcPr>
     <w:tblStylePr w:type="firstRow">
       <w:rPr>
+        <w:rFonts w:eastAsia="黑体"/>
         <w:b/>
         <w:bCs/>
       </w:rPr>
@@ -14477,6 +15131,7 @@
     </w:tblStylePr>
     <w:tblStylePr w:type="lastRow">
       <w:rPr>
+        <w:rFonts w:eastAsia="黑体"/>
         <w:b/>
         <w:bCs/>
         <w:color w:themeColor="text1" w:val="000000"/>
@@ -14488,6 +15143,7 @@
     </w:tblStylePr>
     <w:tblStylePr w:type="firstCol">
       <w:rPr>
+        <w:rFonts w:eastAsia="黑体"/>
         <w:color w:themeColor="background1" w:val="FFFFFF"/>
       </w:rPr>
       <w:tblPr/>
@@ -14497,6 +15153,7 @@
     </w:tblStylePr>
     <w:tblStylePr w:type="lastCol">
       <w:rPr>
+        <w:rFonts w:eastAsia="黑体"/>
         <w:color w:themeColor="background1" w:val="FFFFFF"/>
       </w:rPr>
       <w:tblPr/>
@@ -14526,6 +15183,7 @@
       <w:spacing w:after="0" w:line="240" w:lineRule="auto"/>
     </w:pPr>
     <w:rPr>
+      <w:rFonts w:eastAsia="黑体"/>
       <w:color w:themeColor="text1" w:val="000000"/>
     </w:rPr>
     <w:tblPr>
@@ -14547,6 +15205,7 @@
     </w:tcPr>
     <w:tblStylePr w:type="firstRow">
       <w:rPr>
+        <w:rFonts w:eastAsia="黑体"/>
         <w:b/>
         <w:bCs/>
       </w:rPr>
@@ -14557,6 +15216,7 @@
     </w:tblStylePr>
     <w:tblStylePr w:type="lastRow">
       <w:rPr>
+        <w:rFonts w:eastAsia="黑体"/>
         <w:b/>
         <w:bCs/>
         <w:color w:themeColor="text1" w:val="000000"/>
@@ -14568,6 +15228,7 @@
     </w:tblStylePr>
     <w:tblStylePr w:type="firstCol">
       <w:rPr>
+        <w:rFonts w:eastAsia="黑体"/>
         <w:color w:themeColor="background1" w:val="FFFFFF"/>
       </w:rPr>
       <w:tblPr/>
@@ -14577,6 +15238,7 @@
     </w:tblStylePr>
     <w:tblStylePr w:type="lastCol">
       <w:rPr>
+        <w:rFonts w:eastAsia="黑体"/>
         <w:color w:themeColor="background1" w:val="FFFFFF"/>
       </w:rPr>
       <w:tblPr/>
@@ -14606,6 +15268,7 @@
       <w:spacing w:after="0" w:line="240" w:lineRule="auto"/>
     </w:pPr>
     <w:rPr>
+      <w:rFonts w:eastAsia="黑体"/>
       <w:color w:themeColor="text1" w:val="000000"/>
     </w:rPr>
     <w:tblPr>
@@ -14627,6 +15290,7 @@
     </w:tcPr>
     <w:tblStylePr w:type="firstRow">
       <w:rPr>
+        <w:rFonts w:eastAsia="黑体"/>
         <w:b/>
         <w:bCs/>
       </w:rPr>
@@ -14637,6 +15301,7 @@
     </w:tblStylePr>
     <w:tblStylePr w:type="lastRow">
       <w:rPr>
+        <w:rFonts w:eastAsia="黑体"/>
         <w:b/>
         <w:bCs/>
         <w:color w:themeColor="text1" w:val="000000"/>
@@ -14648,6 +15313,7 @@
     </w:tblStylePr>
     <w:tblStylePr w:type="firstCol">
       <w:rPr>
+        <w:rFonts w:eastAsia="黑体"/>
         <w:color w:themeColor="background1" w:val="FFFFFF"/>
       </w:rPr>
       <w:tblPr/>
@@ -14657,6 +15323,7 @@
     </w:tblStylePr>
     <w:tblStylePr w:type="lastCol">
       <w:rPr>
+        <w:rFonts w:eastAsia="黑体"/>
         <w:color w:themeColor="background1" w:val="FFFFFF"/>
       </w:rPr>
       <w:tblPr/>
@@ -14686,6 +15353,7 @@
       <w:spacing w:after="0" w:line="240" w:lineRule="auto"/>
     </w:pPr>
     <w:rPr>
+      <w:rFonts w:eastAsia="黑体"/>
       <w:color w:themeColor="text1" w:val="000000"/>
     </w:rPr>
     <w:tblPr>
@@ -14707,6 +15375,7 @@
     </w:tcPr>
     <w:tblStylePr w:type="firstRow">
       <w:rPr>
+        <w:rFonts w:eastAsia="黑体"/>
         <w:b/>
         <w:bCs/>
       </w:rPr>
@@ -14717,6 +15386,7 @@
     </w:tblStylePr>
     <w:tblStylePr w:type="lastRow">
       <w:rPr>
+        <w:rFonts w:eastAsia="黑体"/>
         <w:b/>
         <w:bCs/>
         <w:color w:themeColor="text1" w:val="000000"/>
@@ -14728,6 +15398,7 @@
     </w:tblStylePr>
     <w:tblStylePr w:type="firstCol">
       <w:rPr>
+        <w:rFonts w:eastAsia="黑体"/>
         <w:color w:themeColor="background1" w:val="FFFFFF"/>
       </w:rPr>
       <w:tblPr/>
@@ -14737,6 +15408,7 @@
     </w:tblStylePr>
     <w:tblStylePr w:type="lastCol">
       <w:rPr>
+        <w:rFonts w:eastAsia="黑体"/>
         <w:color w:themeColor="background1" w:val="FFFFFF"/>
       </w:rPr>
       <w:tblPr/>
@@ -14766,6 +15438,7 @@
       <w:spacing w:after="0" w:line="240" w:lineRule="auto"/>
     </w:pPr>
     <w:rPr>
+      <w:rFonts w:eastAsia="黑体"/>
       <w:color w:themeColor="text1" w:val="000000"/>
     </w:rPr>
     <w:tblPr>
@@ -14787,6 +15460,7 @@
     </w:tcPr>
     <w:tblStylePr w:type="firstRow">
       <w:rPr>
+        <w:rFonts w:eastAsia="黑体"/>
         <w:b/>
         <w:bCs/>
       </w:rPr>
@@ -14797,6 +15471,7 @@
     </w:tblStylePr>
     <w:tblStylePr w:type="lastRow">
       <w:rPr>
+        <w:rFonts w:eastAsia="黑体"/>
         <w:b/>
         <w:bCs/>
         <w:color w:themeColor="text1" w:val="000000"/>
@@ -14808,6 +15483,7 @@
     </w:tblStylePr>
     <w:tblStylePr w:type="firstCol">
       <w:rPr>
+        <w:rFonts w:eastAsia="黑体"/>
         <w:color w:themeColor="background1" w:val="FFFFFF"/>
       </w:rPr>
       <w:tblPr/>
@@ -14817,6 +15493,7 @@
     </w:tblStylePr>
     <w:tblStylePr w:type="lastCol">
       <w:rPr>
+        <w:rFonts w:eastAsia="黑体"/>
         <w:color w:themeColor="background1" w:val="FFFFFF"/>
       </w:rPr>
       <w:tblPr/>
@@ -14846,6 +15523,7 @@
       <w:spacing w:after="0" w:line="240" w:lineRule="auto"/>
     </w:pPr>
     <w:rPr>
+      <w:rFonts w:eastAsia="黑体"/>
       <w:color w:themeColor="text1" w:val="000000"/>
     </w:rPr>
     <w:tblPr>
@@ -14867,6 +15545,7 @@
     </w:tcPr>
     <w:tblStylePr w:type="firstRow">
       <w:rPr>
+        <w:rFonts w:eastAsia="黑体"/>
         <w:b/>
         <w:bCs/>
       </w:rPr>
@@ -14877,6 +15556,7 @@
     </w:tblStylePr>
     <w:tblStylePr w:type="lastRow">
       <w:rPr>
+        <w:rFonts w:eastAsia="黑体"/>
         <w:b/>
         <w:bCs/>
         <w:color w:themeColor="text1" w:val="000000"/>
@@ -14888,6 +15568,7 @@
     </w:tblStylePr>
     <w:tblStylePr w:type="firstCol">
       <w:rPr>
+        <w:rFonts w:eastAsia="黑体"/>
         <w:color w:themeColor="background1" w:val="FFFFFF"/>
       </w:rPr>
       <w:tblPr/>
@@ -14897,6 +15578,7 @@
     </w:tblStylePr>
     <w:tblStylePr w:type="lastCol">
       <w:rPr>
+        <w:rFonts w:eastAsia="黑体"/>
         <w:color w:themeColor="background1" w:val="FFFFFF"/>
       </w:rPr>
       <w:tblPr/>
@@ -14929,6 +15611,7 @@
     <w:name w:val="KeywordTok"/>
     <w:basedOn w:val="VerbatimChar"/>
     <w:rPr>
+      <w:rFonts w:eastAsia="黑体"/>
       <w:b/>
       <w:color w:val="007020"/>
     </w:rPr>
@@ -14937,6 +15620,7 @@
     <w:name w:val="DataTypeTok"/>
     <w:basedOn w:val="VerbatimChar"/>
     <w:rPr>
+      <w:rFonts w:eastAsia="黑体"/>
       <w:color w:val="902000"/>
     </w:rPr>
   </w:style>
@@ -14944,6 +15628,7 @@
     <w:name w:val="DecValTok"/>
     <w:basedOn w:val="VerbatimChar"/>
     <w:rPr>
+      <w:rFonts w:eastAsia="黑体"/>
       <w:color w:val="40a070"/>
     </w:rPr>
   </w:style>
@@ -14951,6 +15636,7 @@
     <w:name w:val="BaseNTok"/>
     <w:basedOn w:val="VerbatimChar"/>
     <w:rPr>
+      <w:rFonts w:eastAsia="黑体"/>
       <w:color w:val="40a070"/>
     </w:rPr>
   </w:style>
@@ -14958,6 +15644,7 @@
     <w:name w:val="FloatTok"/>
     <w:basedOn w:val="VerbatimChar"/>
     <w:rPr>
+      <w:rFonts w:eastAsia="黑体"/>
       <w:color w:val="40a070"/>
     </w:rPr>
   </w:style>
@@ -14965,6 +15652,7 @@
     <w:name w:val="ConstantTok"/>
     <w:basedOn w:val="VerbatimChar"/>
     <w:rPr>
+      <w:rFonts w:eastAsia="黑体"/>
       <w:color w:val="880000"/>
     </w:rPr>
   </w:style>
@@ -14972,6 +15660,7 @@
     <w:name w:val="CharTok"/>
     <w:basedOn w:val="VerbatimChar"/>
     <w:rPr>
+      <w:rFonts w:eastAsia="黑体"/>
       <w:color w:val="4070a0"/>
     </w:rPr>
   </w:style>
@@ -14979,6 +15668,7 @@
     <w:name w:val="SpecialCharTok"/>
     <w:basedOn w:val="VerbatimChar"/>
     <w:rPr>
+      <w:rFonts w:eastAsia="黑体"/>
       <w:color w:val="4070a0"/>
     </w:rPr>
   </w:style>
@@ -14986,6 +15676,7 @@
     <w:name w:val="StringTok"/>
     <w:basedOn w:val="VerbatimChar"/>
     <w:rPr>
+      <w:rFonts w:eastAsia="黑体"/>
       <w:color w:val="4070a0"/>
     </w:rPr>
   </w:style>
@@ -14993,6 +15684,7 @@
     <w:name w:val="VerbatimStringTok"/>
     <w:basedOn w:val="VerbatimChar"/>
     <w:rPr>
+      <w:rFonts w:eastAsia="黑体"/>
       <w:color w:val="4070a0"/>
     </w:rPr>
   </w:style>
@@ -15000,6 +15692,7 @@
     <w:name w:val="SpecialStringTok"/>
     <w:basedOn w:val="VerbatimChar"/>
     <w:rPr>
+      <w:rFonts w:eastAsia="黑体"/>
       <w:color w:val="bb6688"/>
     </w:rPr>
   </w:style>
@@ -15007,6 +15700,7 @@
     <w:name w:val="ImportTok"/>
     <w:basedOn w:val="VerbatimChar"/>
     <w:rPr>
+      <w:rFonts w:eastAsia="黑体"/>
       <w:b/>
       <w:color w:val="008000"/>
     </w:rPr>
@@ -15015,6 +15709,7 @@
     <w:name w:val="CommentTok"/>
     <w:basedOn w:val="VerbatimChar"/>
     <w:rPr>
+      <w:rFonts w:eastAsia="黑体"/>
       <w:i/>
       <w:color w:val="60a0b0"/>
     </w:rPr>
@@ -15023,6 +15718,7 @@
     <w:name w:val="DocumentationTok"/>
     <w:basedOn w:val="VerbatimChar"/>
     <w:rPr>
+      <w:rFonts w:eastAsia="黑体"/>
       <w:i/>
       <w:color w:val="ba2121"/>
     </w:rPr>
@@ -15031,6 +15727,7 @@
     <w:name w:val="AnnotationTok"/>
     <w:basedOn w:val="VerbatimChar"/>
     <w:rPr>
+      <w:rFonts w:eastAsia="黑体"/>
       <w:b/>
       <w:i/>
       <w:color w:val="60a0b0"/>
@@ -15040,6 +15737,7 @@
     <w:name w:val="CommentVarTok"/>
     <w:basedOn w:val="VerbatimChar"/>
     <w:rPr>
+      <w:rFonts w:eastAsia="黑体"/>
       <w:b/>
       <w:i/>
       <w:color w:val="60a0b0"/>
@@ -15049,6 +15747,7 @@
     <w:name w:val="OtherTok"/>
     <w:basedOn w:val="VerbatimChar"/>
     <w:rPr>
+      <w:rFonts w:eastAsia="黑体"/>
       <w:color w:val="007020"/>
     </w:rPr>
   </w:style>
@@ -15056,6 +15755,7 @@
     <w:name w:val="FunctionTok"/>
     <w:basedOn w:val="VerbatimChar"/>
     <w:rPr>
+      <w:rFonts w:eastAsia="黑体"/>
       <w:color w:val="06287e"/>
     </w:rPr>
   </w:style>
@@ -15063,6 +15763,7 @@
     <w:name w:val="VariableTok"/>
     <w:basedOn w:val="VerbatimChar"/>
     <w:rPr>
+      <w:rFonts w:eastAsia="黑体"/>
       <w:color w:val="19177c"/>
     </w:rPr>
   </w:style>
@@ -15070,6 +15771,7 @@
     <w:name w:val="ControlFlowTok"/>
     <w:basedOn w:val="VerbatimChar"/>
     <w:rPr>
+      <w:rFonts w:eastAsia="黑体"/>
       <w:b/>
       <w:color w:val="007020"/>
     </w:rPr>
@@ -15078,6 +15780,7 @@
     <w:name w:val="OperatorTok"/>
     <w:basedOn w:val="VerbatimChar"/>
     <w:rPr>
+      <w:rFonts w:eastAsia="黑体"/>
       <w:color w:val="666666"/>
     </w:rPr>
   </w:style>
@@ -15085,18 +15788,22 @@
     <w:name w:val="BuiltInTok"/>
     <w:basedOn w:val="VerbatimChar"/>
     <w:rPr>
+      <w:rFonts w:eastAsia="黑体"/>
       <w:color w:val="008000"/>
     </w:rPr>
   </w:style>
   <w:style w:type="character" w:customStyle="1" w:styleId="ExtensionTok">
     <w:name w:val="ExtensionTok"/>
     <w:basedOn w:val="VerbatimChar"/>
-    <w:rPr/>
+    <w:rPr>
+      <w:rFonts w:eastAsia="黑体"/>
+    </w:rPr>
   </w:style>
   <w:style w:type="character" w:customStyle="1" w:styleId="PreprocessorTok">
     <w:name w:val="PreprocessorTok"/>
     <w:basedOn w:val="VerbatimChar"/>
     <w:rPr>
+      <w:rFonts w:eastAsia="黑体"/>
       <w:color w:val="bc7a00"/>
     </w:rPr>
   </w:style>
@@ -15104,18 +15811,22 @@
     <w:name w:val="AttributeTok"/>
     <w:basedOn w:val="VerbatimChar"/>
     <w:rPr>
+      <w:rFonts w:eastAsia="黑体"/>
       <w:color w:val="7d9029"/>
     </w:rPr>
   </w:style>
   <w:style w:type="character" w:customStyle="1" w:styleId="RegionMarkerTok">
     <w:name w:val="RegionMarkerTok"/>
     <w:basedOn w:val="VerbatimChar"/>
-    <w:rPr/>
+    <w:rPr>
+      <w:rFonts w:eastAsia="黑体"/>
+    </w:rPr>
   </w:style>
   <w:style w:type="character" w:customStyle="1" w:styleId="InformationTok">
     <w:name w:val="InformationTok"/>
     <w:basedOn w:val="VerbatimChar"/>
     <w:rPr>
+      <w:rFonts w:eastAsia="黑体"/>
       <w:b/>
       <w:i/>
       <w:color w:val="60a0b0"/>
@@ -15125,6 +15836,7 @@
     <w:name w:val="WarningTok"/>
     <w:basedOn w:val="VerbatimChar"/>
     <w:rPr>
+      <w:rFonts w:eastAsia="黑体"/>
       <w:b/>
       <w:i/>
       <w:color w:val="60a0b0"/>
@@ -15134,6 +15846,7 @@
     <w:name w:val="AlertTok"/>
     <w:basedOn w:val="VerbatimChar"/>
     <w:rPr>
+      <w:rFonts w:eastAsia="黑体"/>
       <w:b/>
       <w:color w:val="ff0000"/>
     </w:rPr>
@@ -15142,6 +15855,7 @@
     <w:name w:val="ErrorTok"/>
     <w:basedOn w:val="VerbatimChar"/>
     <w:rPr>
+      <w:rFonts w:eastAsia="黑体"/>
       <w:b/>
       <w:color w:val="ff0000"/>
     </w:rPr>
@@ -15149,7 +15863,9 @@
   <w:style w:type="character" w:customStyle="1" w:styleId="NormalTok">
     <w:name w:val="NormalTok"/>
     <w:basedOn w:val="VerbatimChar"/>
-    <w:rPr/>
+    <w:rPr>
+      <w:rFonts w:eastAsia="黑体"/>
+    </w:rPr>
   </w:style>
 </w:styles>
 </file>
@@ -15198,12 +15914,12 @@
     <a:fontScheme name="Office">
       <a:majorFont>
         <a:latin typeface="Calibri"/>
-        <a:ea typeface=""/>
+        <a:ea typeface="黑体"/>
         <a:cs typeface=""/>
         <a:font script="Jpan" typeface="ＭＳ ゴシック"/>
         <a:font script="Hang" typeface="맑은 고딕"/>
-        <a:font script="Hans" typeface="宋体"/>
-        <a:font script="Hant" typeface="新細明體"/>
+        <a:font script="Hans" typeface="黑体"/>
+        <a:font script="Hant" typeface="黑体"/>
         <a:font script="Arab" typeface="Times New Roman"/>
         <a:font script="Hebr" typeface="Times New Roman"/>
         <a:font script="Thai" typeface="Angsana New"/>
@@ -15233,12 +15949,12 @@
       </a:majorFont>
       <a:minorFont>
         <a:latin typeface="Cambria"/>
-        <a:ea typeface=""/>
+        <a:ea typeface="黑体"/>
         <a:cs typeface=""/>
         <a:font script="Jpan" typeface="ＭＳ 明朝"/>
         <a:font script="Hang" typeface="맑은 고딕"/>
-        <a:font script="Hans" typeface="宋体"/>
-        <a:font script="Hant" typeface="新細明體"/>
+        <a:font script="Hans" typeface="黑体"/>
+        <a:font script="Hant" typeface="黑体"/>
         <a:font script="Arab" typeface="Arial"/>
         <a:font script="Hebr" typeface="Arial"/>
         <a:font script="Thai" typeface="Cordia New"/>

--- a/02-放大电路/02-功率放大电路/OTL功率放大电路/OTL功率放大电路.docx
+++ b/02-放大电路/02-功率放大电路/OTL功率放大电路/OTL功率放大电路.docx
@@ -2843,7 +2843,7 @@
           <w:color w:val="555555"/>
           <w:sz w:val="21"/>
         </w:rPr>
-        <w:t>材料收集者：杜文杰，WX手机：19519196569，QQ:3478827729</w:t>
+        <w:t>材料收集者：杜文杰，微信/手机：19519196569，QQ:3478827729</w:t>
       </w:r>
     </w:p>
     <w:sectPr>
